--- a/docs/Informe_ES2_PowerFit.docx
+++ b/docs/Informe_ES2_PowerFit.docx
@@ -4,255 +4,15 @@
   <w:body>
     <w:p>
       <w:pPr>
-        <w:spacing w:before="1400"/>
-        <w:jc w:val="center"/>
-      </w:pPr>
-      <w:r>
-        <w:rPr>
-          <w:b/>
-          <w:bCs/>
-          <w:color w:val="C2410C"/>
-          <w:sz w:val="64"/>
-          <w:szCs w:val="64"/>
-        </w:rPr>
-        <w:t xml:space="preserve">POWERFIT</w:t>
-      </w:r>
-    </w:p>
-    <w:p>
-      <w:pPr>
-        <w:spacing w:after="100"/>
-        <w:jc w:val="center"/>
-      </w:pPr>
-      <w:r>
-        <w:rPr>
-          <w:b/>
-          <w:bCs/>
-          <w:sz w:val="36"/>
-          <w:szCs w:val="36"/>
-        </w:rPr>
-        <w:t xml:space="preserve">Evaluación Sumativa N°2</w:t>
-      </w:r>
-    </w:p>
-    <w:p>
-      <w:pPr>
-        <w:pBdr>
-          <w:bottom w:val="single" w:color="C2410C" w:sz="10" w:space="8"/>
-        </w:pBdr>
-        <w:spacing w:after="700"/>
-        <w:jc w:val="center"/>
-      </w:pPr>
-      <w:r>
-        <w:rPr>
-          <w:color w:val="5F6368"/>
-          <w:sz w:val="28"/>
-          <w:szCs w:val="28"/>
-        </w:rPr>
-        <w:t xml:space="preserve">Implementación del modelo de clases en Python</w:t>
-      </w:r>
-    </w:p>
-    <w:p>
-      <w:pPr>
-        <w:spacing w:after="70"/>
-        <w:jc w:val="center"/>
-      </w:pPr>
-      <w:r>
-        <w:rPr>
-          <w:b/>
-          <w:bCs/>
-          <w:sz w:val="23"/>
-          <w:szCs w:val="23"/>
-        </w:rPr>
-        <w:t xml:space="preserve">Equipo: </w:t>
-      </w:r>
-      <w:r>
-        <w:rPr>
-          <w:sz w:val="23"/>
-          <w:szCs w:val="23"/>
-        </w:rPr>
-        <w:t xml:space="preserve">PowerFit Devs</w:t>
-      </w:r>
-    </w:p>
-    <w:p>
-      <w:pPr>
-        <w:spacing w:after="70"/>
-        <w:jc w:val="center"/>
-      </w:pPr>
-      <w:r>
-        <w:rPr>
-          <w:b/>
-          <w:bCs/>
-          <w:sz w:val="23"/>
-          <w:szCs w:val="23"/>
-        </w:rPr>
-        <w:t xml:space="preserve">Negocio asignado: </w:t>
-      </w:r>
-      <w:r>
-        <w:rPr>
-          <w:sz w:val="23"/>
-          <w:szCs w:val="23"/>
-        </w:rPr>
-        <w:t xml:space="preserve">PowerFit (gimnasio)</w:t>
-      </w:r>
-    </w:p>
-    <w:p>
-      <w:pPr>
-        <w:spacing w:after="70"/>
-        <w:jc w:val="center"/>
-      </w:pPr>
-      <w:r>
-        <w:rPr>
-          <w:b/>
-          <w:bCs/>
-          <w:sz w:val="23"/>
-          <w:szCs w:val="23"/>
-        </w:rPr>
-        <w:t xml:space="preserve">Integrantes: </w:t>
-      </w:r>
-      <w:r>
-        <w:rPr>
-          <w:sz w:val="23"/>
-          <w:szCs w:val="23"/>
-        </w:rPr>
-        <w:t xml:space="preserve">Javier Ojeda · Javier Concha</w:t>
-      </w:r>
-    </w:p>
-    <w:p>
-      <w:pPr>
-        <w:spacing w:after="70"/>
-        <w:jc w:val="center"/>
-      </w:pPr>
-      <w:r>
-        <w:rPr>
-          <w:b/>
-          <w:bCs/>
-          <w:sz w:val="23"/>
-          <w:szCs w:val="23"/>
-        </w:rPr>
-        <w:t xml:space="preserve">Repositorio: </w:t>
-      </w:r>
-      <w:hyperlink w:history="1" r:id="rIdrao7uuqlzhdsda7phko7g">
-        <w:r>
-          <w:rPr>
-            <w:rStyle w:val="Hyperlink"/>
-            <w:sz w:val="23"/>
-            <w:szCs w:val="23"/>
-          </w:rPr>
-          <w:t xml:space="preserve">https://github.com/javijavierojeda-hash/gym-powerfit</w:t>
-        </w:r>
-      </w:hyperlink>
-    </w:p>
-    <w:p>
-      <w:pPr>
-        <w:spacing w:before="900"/>
-        <w:jc w:val="center"/>
-      </w:pPr>
-      <w:r>
-        <w:rPr>
-          <w:sz w:val="21"/>
-          <w:szCs w:val="21"/>
-        </w:rPr>
-        <w:t xml:space="preserve">Programación Orientada a Objeto Seguro · TI3V21 · Sección 114-2B-F1</w:t>
-      </w:r>
-    </w:p>
-    <w:p>
-      <w:pPr>
-        <w:jc w:val="center"/>
-      </w:pPr>
-      <w:r>
-        <w:rPr>
-          <w:sz w:val="21"/>
-          <w:szCs w:val="21"/>
-        </w:rPr>
-        <w:t xml:space="preserve">Docente: Michael Arjel · INACAP Puente Alto</w:t>
-      </w:r>
-    </w:p>
-    <w:p>
-      <w:pPr>
-        <w:jc w:val="center"/>
-      </w:pPr>
-      <w:r>
-        <w:rPr>
-          <w:color w:val="5F6368"/>
-          <w:sz w:val="21"/>
-          <w:szCs w:val="21"/>
-        </w:rPr>
-        <w:t xml:space="preserve">6 de octubre de 2026</w:t>
-      </w:r>
-    </w:p>
-    <w:p>
-      <w:pPr>
-        <w:sectPr>
-          <w:pgSz w:w="11906" w:h="16838" w:orient="portrait"/>
-          <w:pgMar w:top="1000" w:right="1134" w:bottom="1000" w:left="1134" w:header="708" w:footer="708" w:gutter="0"/>
-          <w:pgNumType/>
-          <w:docGrid w:linePitch="360"/>
-        </w:sectPr>
-      </w:pPr>
-    </w:p>
-    <w:p>
-      <w:pPr>
-        <w:pStyle w:val="Heading1"/>
-        <w:pageBreakBefore/>
-      </w:pPr>
-      <w:r>
-        <w:t xml:space="preserve">1. Diagrama de clases y código</w:t>
-      </w:r>
-    </w:p>
-    <w:p>
-      <w:pPr>
-        <w:spacing w:after="90"/>
-      </w:pPr>
-      <w:r>
-        <w:t xml:space="preserve">El diagrama de la Evaluación Sumativa N°1 se tradujo a Python con una clase por archivo en </w:t>
-      </w:r>
-      <w:r>
-        <w:rPr>
-          <w:rFonts w:ascii="Consolas" w:cs="Consolas" w:eastAsia="Consolas" w:hAnsi="Consolas"/>
-          <w:color w:val="C2410C"/>
-          <w:sz w:val="18"/>
-          <w:szCs w:val="18"/>
-        </w:rPr>
-        <w:t xml:space="preserve">model/</w:t>
-      </w:r>
-      <w:r>
-        <w:t xml:space="preserve">. Al programarlo encontramos detalles que había que corregir; la versión nueva está en el repositorio en </w:t>
-      </w:r>
-      <w:r>
-        <w:rPr>
-          <w:rFonts w:ascii="Consolas" w:cs="Consolas" w:eastAsia="Consolas" w:hAnsi="Consolas"/>
-          <w:color w:val="C2410C"/>
-          <w:sz w:val="18"/>
-          <w:szCs w:val="18"/>
-        </w:rPr>
-        <w:t xml:space="preserve">docs/diagrama/diagrama_clases.png</w:t>
-      </w:r>
-      <w:r>
-        <w:t xml:space="preserve"> (editable en </w:t>
-      </w:r>
-      <w:r>
-        <w:rPr>
-          <w:rFonts w:ascii="Consolas" w:cs="Consolas" w:eastAsia="Consolas" w:hAnsi="Consolas"/>
-          <w:color w:val="C2410C"/>
-          <w:sz w:val="18"/>
-          <w:szCs w:val="18"/>
-        </w:rPr>
-        <w:t xml:space="preserve">DIAGRAMA_UML_POWERFIT_v2.drawio</w:t>
-      </w:r>
-      <w:r>
-        <w:t xml:space="preserve">).</w:t>
-      </w:r>
-    </w:p>
-    <w:p>
-      <w:pPr>
-        <w:spacing w:after="40" w:before="60"/>
+        <w:spacing w:after="0" w:before="200"/>
         <w:jc w:val="center"/>
       </w:pPr>
       <w:r>
         <w:drawing>
           <wp:inline distT="0" distB="0" distL="0" distR="0">
-            <wp:extent cx="6286500" cy="7239000"/>
+            <wp:extent cx="2286000" cy="619125"/>
             <wp:effectExtent t="0" r="0" b="0" l="0"/>
-            <wp:docPr id="1" name="/home/user/gym-powerfit/docs/diagrama/diagrama_clases.png" descr="/home/user/gym-powerfit/docs/diagrama/diagrama_clases.png" title="/home/user/gym-powerfit/docs/diagrama/diagrama_clases.png"/>
+            <wp:docPr id="1" name="logo_inacap" descr="Logo INACAP" title="Logo INACAP"/>
             <wp:cNvGraphicFramePr>
               <a:graphicFrameLocks xmlns:a="http://schemas.openxmlformats.org/drawingml/2006/main" noChangeAspect="1"/>
             </wp:cNvGraphicFramePr>
@@ -275,7 +35,7 @@
                   <pic:spPr bwMode="auto">
                     <a:xfrm>
                       <a:off x="0" y="0"/>
-                      <a:ext cx="6286500" cy="7239000"/>
+                      <a:ext cx="2286000" cy="619125"/>
                     </a:xfrm>
                     <a:prstGeom prst="rect">
                       <a:avLst/>
@@ -290,581 +50,198 @@
     </w:p>
     <w:p>
       <w:pPr>
-        <w:spacing w:after="140"/>
+        <w:spacing w:before="1000"/>
         <w:jc w:val="center"/>
       </w:pPr>
       <w:r>
         <w:rPr>
-          <w:i/>
-          <w:iCs/>
+          <w:b/>
+          <w:bCs/>
+          <w:color w:val="C2410C"/>
+          <w:sz w:val="64"/>
+          <w:szCs w:val="64"/>
+        </w:rPr>
+        <w:t xml:space="preserve">POWERFIT</w:t>
+      </w:r>
+    </w:p>
+    <w:p>
+      <w:pPr>
+        <w:spacing w:after="100"/>
+        <w:jc w:val="center"/>
+      </w:pPr>
+      <w:r>
+        <w:rPr>
+          <w:b/>
+          <w:bCs/>
+          <w:sz w:val="36"/>
+          <w:szCs w:val="36"/>
+        </w:rPr>
+        <w:t xml:space="preserve">Evaluación Sumativa N°2</w:t>
+      </w:r>
+    </w:p>
+    <w:p>
+      <w:pPr>
+        <w:pBdr>
+          <w:bottom w:val="single" w:color="C2410C" w:sz="10" w:space="8"/>
+        </w:pBdr>
+        <w:spacing w:after="700"/>
+        <w:jc w:val="center"/>
+      </w:pPr>
+      <w:r>
+        <w:rPr>
           <w:color w:val="5F6368"/>
-          <w:sz w:val="17"/>
-          <w:szCs w:val="17"/>
-        </w:rPr>
-        <w:t xml:space="preserve">Figura 1. Diagrama de clases UML v2 de PowerFit (docs/diagrama/diagrama_clases.png).</w:t>
-      </w:r>
-    </w:p>
-    <w:p>
-      <w:r>
-        <w:br w:type="page"/>
-      </w:r>
-    </w:p>
-    <w:p>
-      <w:pPr>
-        <w:pStyle w:val="Heading2"/>
-      </w:pPr>
-      <w:r>
-        <w:t xml:space="preserve">1.1 Cambios respecto del diagrama de la Evaluación Sumativa N°1</w:t>
-      </w:r>
-    </w:p>
-    <w:tbl>
-      <w:tblPr>
-        <w:tblW w:type="dxa" w:w="9638"/>
-        <w:tblBorders>
-          <w:top w:val="single" w:color="auto" w:sz="4"/>
-          <w:left w:val="single" w:color="auto" w:sz="4"/>
-          <w:bottom w:val="single" w:color="auto" w:sz="4"/>
-          <w:right w:val="single" w:color="auto" w:sz="4"/>
-          <w:insideH w:val="single" w:color="auto" w:sz="4"/>
-          <w:insideV w:val="single" w:color="auto" w:sz="4"/>
-        </w:tblBorders>
-      </w:tblPr>
-      <w:tblGrid>
-        <w:gridCol w:w="3700"/>
-        <w:gridCol w:w="5938"/>
-      </w:tblGrid>
-      <w:tr>
-        <w:trPr>
-          <w:tblHeader/>
-        </w:trPr>
-        <w:tc>
-          <w:tcPr>
-            <w:tcW w:type="dxa" w:w="3700"/>
-            <w:tcBorders>
-              <w:top w:val="single" w:color="D0D7DE" w:sz="4"/>
-              <w:left w:val="single" w:color="D0D7DE" w:sz="4"/>
-              <w:bottom w:val="single" w:color="D0D7DE" w:sz="4"/>
-              <w:right w:val="single" w:color="D0D7DE" w:sz="4"/>
-            </w:tcBorders>
-            <w:shd w:fill="1F2328" w:color="auto" w:val="clear"/>
-            <w:tcMar>
-              <w:top w:type="dxa" w:w="40"/>
-              <w:left w:type="dxa" w:w="90"/>
-              <w:bottom w:type="dxa" w:w="40"/>
-              <w:right w:type="dxa" w:w="90"/>
-            </w:tcMar>
-          </w:tcPr>
-          <w:p>
-            <w:r>
-              <w:rPr>
-                <w:b/>
-                <w:bCs/>
-                <w:color w:val="FFFFFF"/>
-                <w:sz w:val="18"/>
-                <w:szCs w:val="18"/>
-              </w:rPr>
-              <w:t xml:space="preserve">Cambio</w:t>
-            </w:r>
-          </w:p>
-        </w:tc>
-        <w:tc>
-          <w:tcPr>
-            <w:tcW w:type="dxa" w:w="5938"/>
-            <w:tcBorders>
-              <w:top w:val="single" w:color="D0D7DE" w:sz="4"/>
-              <w:left w:val="single" w:color="D0D7DE" w:sz="4"/>
-              <w:bottom w:val="single" w:color="D0D7DE" w:sz="4"/>
-              <w:right w:val="single" w:color="D0D7DE" w:sz="4"/>
-            </w:tcBorders>
-            <w:shd w:fill="1F2328" w:color="auto" w:val="clear"/>
-            <w:tcMar>
-              <w:top w:type="dxa" w:w="40"/>
-              <w:left w:type="dxa" w:w="90"/>
-              <w:bottom w:type="dxa" w:w="40"/>
-              <w:right w:type="dxa" w:w="90"/>
-            </w:tcMar>
-          </w:tcPr>
-          <w:p>
-            <w:r>
-              <w:rPr>
-                <w:b/>
-                <w:bCs/>
-                <w:color w:val="FFFFFF"/>
-                <w:sz w:val="18"/>
-                <w:szCs w:val="18"/>
-              </w:rPr>
-              <w:t xml:space="preserve">Por qué</w:t>
-            </w:r>
-          </w:p>
-        </w:tc>
-      </w:tr>
-      <w:tr>
-        <w:trPr>
-          <w:cantSplit/>
-        </w:trPr>
-        <w:tc>
-          <w:tcPr>
-            <w:tcW w:type="dxa" w:w="3700"/>
-            <w:tcBorders>
-              <w:top w:val="single" w:color="D0D7DE" w:sz="4"/>
-              <w:left w:val="single" w:color="D0D7DE" w:sz="4"/>
-              <w:bottom w:val="single" w:color="D0D7DE" w:sz="4"/>
-              <w:right w:val="single" w:color="D0D7DE" w:sz="4"/>
-            </w:tcBorders>
-            <w:tcMar>
-              <w:top w:type="dxa" w:w="40"/>
-              <w:left w:type="dxa" w:w="90"/>
-              <w:bottom w:type="dxa" w:w="40"/>
-              <w:right w:type="dxa" w:w="90"/>
-            </w:tcMar>
-          </w:tcPr>
-          <w:p>
-            <w:r>
-              <w:rPr>
-                <w:b/>
-                <w:bCs/>
-              </w:rPr>
-              <w:t xml:space="preserve">Agregación</w:t>
-            </w:r>
-            <w:r>
-              <w:rPr>
-                <w:sz w:val="18"/>
-                <w:szCs w:val="18"/>
-              </w:rPr>
-              <w:t xml:space="preserve">: InscripcionMensual ◇ Socio y DetalleClaseReservada ◇ Clase (antes asociaciones simples)</w:t>
-            </w:r>
-          </w:p>
-        </w:tc>
-        <w:tc>
-          <w:tcPr>
-            <w:tcW w:type="dxa" w:w="5938"/>
-            <w:tcBorders>
-              <w:top w:val="single" w:color="D0D7DE" w:sz="4"/>
-              <w:left w:val="single" w:color="D0D7DE" w:sz="4"/>
-              <w:bottom w:val="single" w:color="D0D7DE" w:sz="4"/>
-              <w:right w:val="single" w:color="D0D7DE" w:sz="4"/>
-            </w:tcBorders>
-            <w:tcMar>
-              <w:top w:type="dxa" w:w="40"/>
-              <w:left w:type="dxa" w:w="90"/>
-              <w:bottom w:type="dxa" w:w="40"/>
-              <w:right w:type="dxa" w:w="90"/>
-            </w:tcMar>
-          </w:tcPr>
-          <w:p>
-            <w:r>
-              <w:rPr>
-                <w:b w:val="false"/>
-                <w:bCs w:val="false"/>
-                <w:sz w:val="18"/>
-                <w:szCs w:val="18"/>
-              </w:rPr>
-              <w:t xml:space="preserve">La inscripción y el detalle reciben un objeto que ya existe y que sigue existiendo sin ellos. Es una relación todo-parte débil, no una simple asociación.</w:t>
-            </w:r>
-          </w:p>
-        </w:tc>
-      </w:tr>
-      <w:tr>
-        <w:trPr>
-          <w:cantSplit/>
-        </w:trPr>
-        <w:tc>
-          <w:tcPr>
-            <w:tcW w:type="dxa" w:w="3700"/>
-            <w:tcBorders>
-              <w:top w:val="single" w:color="D0D7DE" w:sz="4"/>
-              <w:left w:val="single" w:color="D0D7DE" w:sz="4"/>
-              <w:bottom w:val="single" w:color="D0D7DE" w:sz="4"/>
-              <w:right w:val="single" w:color="D0D7DE" w:sz="4"/>
-            </w:tcBorders>
-            <w:tcMar>
-              <w:top w:type="dxa" w:w="40"/>
-              <w:left w:type="dxa" w:w="90"/>
-              <w:bottom w:type="dxa" w:w="40"/>
-              <w:right w:type="dxa" w:w="90"/>
-            </w:tcMar>
-          </w:tcPr>
-          <w:p>
-            <w:r>
-              <w:rPr>
-                <w:rFonts w:ascii="Consolas" w:cs="Consolas" w:eastAsia="Consolas" w:hAnsi="Consolas"/>
-                <w:color w:val="C2410C"/>
-                <w:sz w:val="16"/>
-                <w:szCs w:val="16"/>
-              </w:rPr>
-              <w:t xml:space="preserve">agregar_clase(c: Clase)</w:t>
-            </w:r>
-            <w:r>
-              <w:rPr>
-                <w:sz w:val="18"/>
-                <w:szCs w:val="18"/>
-              </w:rPr>
-              <w:t xml:space="preserve"> en vez de </w:t>
-            </w:r>
-            <w:r>
-              <w:rPr>
-                <w:rFonts w:ascii="Consolas" w:cs="Consolas" w:eastAsia="Consolas" w:hAnsi="Consolas"/>
-                <w:color w:val="C2410C"/>
-                <w:sz w:val="16"/>
-                <w:szCs w:val="16"/>
-              </w:rPr>
-              <w:t xml:space="preserve">agregar_clase(d: Detalle...)</w:t>
-            </w:r>
-          </w:p>
-        </w:tc>
-        <w:tc>
-          <w:tcPr>
-            <w:tcW w:type="dxa" w:w="5938"/>
-            <w:tcBorders>
-              <w:top w:val="single" w:color="D0D7DE" w:sz="4"/>
-              <w:left w:val="single" w:color="D0D7DE" w:sz="4"/>
-              <w:bottom w:val="single" w:color="D0D7DE" w:sz="4"/>
-              <w:right w:val="single" w:color="D0D7DE" w:sz="4"/>
-            </w:tcBorders>
-            <w:tcMar>
-              <w:top w:type="dxa" w:w="40"/>
-              <w:left w:type="dxa" w:w="90"/>
-              <w:bottom w:type="dxa" w:w="40"/>
-              <w:right w:type="dxa" w:w="90"/>
-            </w:tcMar>
-          </w:tcPr>
-          <w:p>
-            <w:r>
-              <w:rPr>
-                <w:b w:val="false"/>
-                <w:bCs w:val="false"/>
-                <w:sz w:val="18"/>
-                <w:szCs w:val="18"/>
-              </w:rPr>
-              <w:t xml:space="preserve">Para que la composición sea real, la inscripción (el todo) debe crear el detalle (la parte). Si el detalle se crea afuera, podría existir sin su inscripción.</w:t>
-            </w:r>
-          </w:p>
-        </w:tc>
-      </w:tr>
-      <w:tr>
-        <w:trPr>
-          <w:cantSplit/>
-        </w:trPr>
-        <w:tc>
-          <w:tcPr>
-            <w:tcW w:type="dxa" w:w="3700"/>
-            <w:tcBorders>
-              <w:top w:val="single" w:color="D0D7DE" w:sz="4"/>
-              <w:left w:val="single" w:color="D0D7DE" w:sz="4"/>
-              <w:bottom w:val="single" w:color="D0D7DE" w:sz="4"/>
-              <w:right w:val="single" w:color="D0D7DE" w:sz="4"/>
-            </w:tcBorders>
-            <w:tcMar>
-              <w:top w:type="dxa" w:w="40"/>
-              <w:left w:type="dxa" w:w="90"/>
-              <w:bottom w:type="dxa" w:w="40"/>
-              <w:right w:type="dxa" w:w="90"/>
-            </w:tcMar>
-          </w:tcPr>
-          <w:p>
-            <w:r>
-              <w:rPr>
-                <w:rFonts w:ascii="Consolas" w:cs="Consolas" w:eastAsia="Consolas" w:hAnsi="Consolas"/>
-                <w:color w:val="C2410C"/>
-                <w:sz w:val="16"/>
-                <w:szCs w:val="16"/>
-              </w:rPr>
-              <w:t xml:space="preserve">rut</w:t>
-            </w:r>
-            <w:r>
-              <w:rPr>
-                <w:sz w:val="18"/>
-                <w:szCs w:val="18"/>
-              </w:rPr>
-              <w:t xml:space="preserve"> como property con setter que valida (Socio y Trabajador)</w:t>
-            </w:r>
-          </w:p>
-        </w:tc>
-        <w:tc>
-          <w:tcPr>
-            <w:tcW w:type="dxa" w:w="5938"/>
-            <w:tcBorders>
-              <w:top w:val="single" w:color="D0D7DE" w:sz="4"/>
-              <w:left w:val="single" w:color="D0D7DE" w:sz="4"/>
-              <w:bottom w:val="single" w:color="D0D7DE" w:sz="4"/>
-              <w:right w:val="single" w:color="D0D7DE" w:sz="4"/>
-            </w:tcBorders>
-            <w:tcMar>
-              <w:top w:type="dxa" w:w="40"/>
-              <w:left w:type="dxa" w:w="90"/>
-              <w:bottom w:type="dxa" w:w="40"/>
-              <w:right w:type="dxa" w:w="90"/>
-            </w:tcMar>
-          </w:tcPr>
-          <w:p>
-            <w:r>
-              <w:rPr>
-                <w:b w:val="false"/>
-                <w:bCs w:val="false"/>
-                <w:sz w:val="18"/>
-                <w:szCs w:val="18"/>
-              </w:rPr>
-              <w:t xml:space="preserve">La validación debe vivir en el setter: así se valida al crear la ficha y también si el RUT cambia después.</w:t>
-            </w:r>
-          </w:p>
-        </w:tc>
-      </w:tr>
-      <w:tr>
-        <w:trPr>
-          <w:cantSplit/>
-        </w:trPr>
-        <w:tc>
-          <w:tcPr>
-            <w:tcW w:type="dxa" w:w="3700"/>
-            <w:tcBorders>
-              <w:top w:val="single" w:color="D0D7DE" w:sz="4"/>
-              <w:left w:val="single" w:color="D0D7DE" w:sz="4"/>
-              <w:bottom w:val="single" w:color="D0D7DE" w:sz="4"/>
-              <w:right w:val="single" w:color="D0D7DE" w:sz="4"/>
-            </w:tcBorders>
-            <w:tcMar>
-              <w:top w:type="dxa" w:w="40"/>
-              <w:left w:type="dxa" w:w="90"/>
-              <w:bottom w:type="dxa" w:w="40"/>
-              <w:right w:type="dxa" w:w="90"/>
-            </w:tcMar>
-          </w:tcPr>
-          <w:p>
-            <w:r>
-              <w:rPr>
-                <w:b w:val="false"/>
-                <w:bCs w:val="false"/>
-                <w:sz w:val="18"/>
-                <w:szCs w:val="18"/>
-              </w:rPr>
-              <w:t xml:space="preserve">Clase agrega precio_mensual e instructor_rut; horario pasa a día + hora</w:t>
-            </w:r>
-          </w:p>
-        </w:tc>
-        <w:tc>
-          <w:tcPr>
-            <w:tcW w:type="dxa" w:w="5938"/>
-            <w:tcBorders>
-              <w:top w:val="single" w:color="D0D7DE" w:sz="4"/>
-              <w:left w:val="single" w:color="D0D7DE" w:sz="4"/>
-              <w:bottom w:val="single" w:color="D0D7DE" w:sz="4"/>
-              <w:right w:val="single" w:color="D0D7DE" w:sz="4"/>
-            </w:tcBorders>
-            <w:tcMar>
-              <w:top w:type="dxa" w:w="40"/>
-              <w:left w:type="dxa" w:w="90"/>
-              <w:bottom w:type="dxa" w:w="40"/>
-              <w:right w:type="dxa" w:w="90"/>
-            </w:tcMar>
-          </w:tcPr>
-          <w:p>
-            <w:r>
-              <w:rPr>
-                <w:b w:val="false"/>
-                <w:bCs w:val="false"/>
-                <w:sz w:val="18"/>
-                <w:szCs w:val="18"/>
-              </w:rPr>
-              <w:t xml:space="preserve">calcular_total() necesitaba un precio, y la relación "Instructor dicta Clase" necesitaba saber quién dicta. Las clases se repiten cada semana ("Yoga los lunes").</w:t>
-            </w:r>
-          </w:p>
-        </w:tc>
-      </w:tr>
-      <w:tr>
-        <w:trPr>
-          <w:cantSplit/>
-        </w:trPr>
-        <w:tc>
-          <w:tcPr>
-            <w:tcW w:type="dxa" w:w="3700"/>
-            <w:tcBorders>
-              <w:top w:val="single" w:color="D0D7DE" w:sz="4"/>
-              <w:left w:val="single" w:color="D0D7DE" w:sz="4"/>
-              <w:bottom w:val="single" w:color="D0D7DE" w:sz="4"/>
-              <w:right w:val="single" w:color="D0D7DE" w:sz="4"/>
-            </w:tcBorders>
-            <w:tcMar>
-              <w:top w:type="dxa" w:w="40"/>
-              <w:left w:type="dxa" w:w="90"/>
-              <w:bottom w:type="dxa" w:w="40"/>
-              <w:right w:type="dxa" w:w="90"/>
-            </w:tcMar>
-          </w:tcPr>
-          <w:p>
-            <w:r>
-              <w:rPr>
-                <w:b w:val="false"/>
-                <w:bCs w:val="false"/>
-                <w:sz w:val="18"/>
-                <w:szCs w:val="18"/>
-              </w:rPr>
-              <w:t xml:space="preserve">Spinning agrega bicicletas_operativas; Crossfit, CUPOS_RESERVADOS</w:t>
-            </w:r>
-          </w:p>
-        </w:tc>
-        <w:tc>
-          <w:tcPr>
-            <w:tcW w:type="dxa" w:w="5938"/>
-            <w:tcBorders>
-              <w:top w:val="single" w:color="D0D7DE" w:sz="4"/>
-              <w:left w:val="single" w:color="D0D7DE" w:sz="4"/>
-              <w:bottom w:val="single" w:color="D0D7DE" w:sz="4"/>
-              <w:right w:val="single" w:color="D0D7DE" w:sz="4"/>
-            </w:tcBorders>
-            <w:tcMar>
-              <w:top w:type="dxa" w:w="40"/>
-              <w:left w:type="dxa" w:w="90"/>
-              <w:bottom w:type="dxa" w:w="40"/>
-              <w:right w:type="dxa" w:w="90"/>
-            </w:tcMar>
-          </w:tcPr>
-          <w:p>
-            <w:r>
-              <w:rPr>
-                <w:b w:val="false"/>
-                <w:bCs w:val="false"/>
-                <w:sz w:val="18"/>
-                <w:szCs w:val="18"/>
-              </w:rPr>
-              <w:t xml:space="preserve">Son los datos propios que usa cada subtipo para su regla de cupos_disponibles().</w:t>
-            </w:r>
-          </w:p>
-        </w:tc>
-      </w:tr>
-      <w:tr>
-        <w:trPr>
-          <w:cantSplit/>
-        </w:trPr>
-        <w:tc>
-          <w:tcPr>
-            <w:tcW w:type="dxa" w:w="3700"/>
-            <w:tcBorders>
-              <w:top w:val="single" w:color="D0D7DE" w:sz="4"/>
-              <w:left w:val="single" w:color="D0D7DE" w:sz="4"/>
-              <w:bottom w:val="single" w:color="D0D7DE" w:sz="4"/>
-              <w:right w:val="single" w:color="D0D7DE" w:sz="4"/>
-            </w:tcBorders>
-            <w:tcMar>
-              <w:top w:type="dxa" w:w="40"/>
-              <w:left w:type="dxa" w:w="90"/>
-              <w:bottom w:type="dxa" w:w="40"/>
-              <w:right w:type="dxa" w:w="90"/>
-            </w:tcMar>
-          </w:tcPr>
-          <w:p>
-            <w:r>
-              <w:rPr>
-                <w:b w:val="false"/>
-                <w:bCs w:val="false"/>
-                <w:sz w:val="18"/>
-                <w:szCs w:val="18"/>
-              </w:rPr>
-              <w:t xml:space="preserve">Instructor agrega crear_clase(); InscripcionMensual agrega pagada y marcar_pagada()</w:t>
-            </w:r>
-          </w:p>
-        </w:tc>
-        <w:tc>
-          <w:tcPr>
-            <w:tcW w:type="dxa" w:w="5938"/>
-            <w:tcBorders>
-              <w:top w:val="single" w:color="D0D7DE" w:sz="4"/>
-              <w:left w:val="single" w:color="D0D7DE" w:sz="4"/>
-              <w:bottom w:val="single" w:color="D0D7DE" w:sz="4"/>
-              <w:right w:val="single" w:color="D0D7DE" w:sz="4"/>
-            </w:tcBorders>
-            <w:tcMar>
-              <w:top w:type="dxa" w:w="40"/>
-              <w:left w:type="dxa" w:w="90"/>
-              <w:bottom w:type="dxa" w:w="40"/>
-              <w:right w:type="dxa" w:w="90"/>
-            </w:tcMar>
-          </w:tcPr>
-          <w:p>
-            <w:r>
-              <w:rPr>
-                <w:b w:val="false"/>
-                <w:bCs w:val="false"/>
-                <w:sz w:val="18"/>
-                <w:szCs w:val="18"/>
-              </w:rPr>
-              <w:t xml:space="preserve">Solo el instructor crea clases (la recepcionista no puede) y la inscripción no debe cobrarse dos veces.</w:t>
-            </w:r>
-          </w:p>
-        </w:tc>
-      </w:tr>
-      <w:tr>
-        <w:trPr>
-          <w:cantSplit/>
-        </w:trPr>
-        <w:tc>
-          <w:tcPr>
-            <w:tcW w:type="dxa" w:w="3700"/>
-            <w:tcBorders>
-              <w:top w:val="single" w:color="D0D7DE" w:sz="4"/>
-              <w:left w:val="single" w:color="D0D7DE" w:sz="4"/>
-              <w:bottom w:val="single" w:color="D0D7DE" w:sz="4"/>
-              <w:right w:val="single" w:color="D0D7DE" w:sz="4"/>
-            </w:tcBorders>
-            <w:tcMar>
-              <w:top w:type="dxa" w:w="40"/>
-              <w:left w:type="dxa" w:w="90"/>
-              <w:bottom w:type="dxa" w:w="40"/>
-              <w:right w:type="dxa" w:w="90"/>
-            </w:tcMar>
-          </w:tcPr>
-          <w:p>
-            <w:r>
-              <w:rPr>
-                <w:b w:val="false"/>
-                <w:bCs w:val="false"/>
-                <w:sz w:val="18"/>
-                <w:szCs w:val="18"/>
-              </w:rPr>
-              <w:t xml:space="preserve">Montos en pesos como int (antes float)</w:t>
-            </w:r>
-          </w:p>
-        </w:tc>
-        <w:tc>
-          <w:tcPr>
-            <w:tcW w:type="dxa" w:w="5938"/>
-            <w:tcBorders>
-              <w:top w:val="single" w:color="D0D7DE" w:sz="4"/>
-              <w:left w:val="single" w:color="D0D7DE" w:sz="4"/>
-              <w:bottom w:val="single" w:color="D0D7DE" w:sz="4"/>
-              <w:right w:val="single" w:color="D0D7DE" w:sz="4"/>
-            </w:tcBorders>
-            <w:tcMar>
-              <w:top w:type="dxa" w:w="40"/>
-              <w:left w:type="dxa" w:w="90"/>
-              <w:bottom w:type="dxa" w:w="40"/>
-              <w:right w:type="dxa" w:w="90"/>
-            </w:tcMar>
-          </w:tcPr>
-          <w:p>
-            <w:r>
-              <w:rPr>
-                <w:b w:val="false"/>
-                <w:bCs w:val="false"/>
-                <w:sz w:val="18"/>
-                <w:szCs w:val="18"/>
-              </w:rPr>
-              <w:t xml:space="preserve">El peso chileno no tiene decimales; float puede producir errores de redondeo.</w:t>
-            </w:r>
-          </w:p>
-        </w:tc>
-      </w:tr>
-    </w:tbl>
-    <w:p>
-      <w:pPr>
-        <w:spacing w:after="100"/>
-      </w:pPr>
-    </w:p>
-    <w:p>
-      <w:pPr>
-        <w:pStyle w:val="Heading2"/>
-      </w:pPr>
-      <w:r>
-        <w:t xml:space="preserve">1.2 Herencia: Clase → Yoga, Spinning y Crossfit (también Trabajador → Instructor, Recepcionista)</w:t>
+          <w:sz w:val="28"/>
+          <w:szCs w:val="28"/>
+        </w:rPr>
+        <w:t xml:space="preserve">Implementación del modelo de clases en Python</w:t>
+      </w:r>
+    </w:p>
+    <w:p>
+      <w:pPr>
+        <w:spacing w:after="70"/>
+        <w:jc w:val="center"/>
+      </w:pPr>
+      <w:r>
+        <w:rPr>
+          <w:b/>
+          <w:bCs/>
+          <w:sz w:val="23"/>
+          <w:szCs w:val="23"/>
+        </w:rPr>
+        <w:t xml:space="preserve">Equipo: </w:t>
+      </w:r>
+      <w:r>
+        <w:rPr>
+          <w:sz w:val="23"/>
+          <w:szCs w:val="23"/>
+        </w:rPr>
+        <w:t xml:space="preserve">PowerFit Devs</w:t>
+      </w:r>
+    </w:p>
+    <w:p>
+      <w:pPr>
+        <w:spacing w:after="70"/>
+        <w:jc w:val="center"/>
+      </w:pPr>
+      <w:r>
+        <w:rPr>
+          <w:b/>
+          <w:bCs/>
+          <w:sz w:val="23"/>
+          <w:szCs w:val="23"/>
+        </w:rPr>
+        <w:t xml:space="preserve">Negocio asignado: </w:t>
+      </w:r>
+      <w:r>
+        <w:rPr>
+          <w:sz w:val="23"/>
+          <w:szCs w:val="23"/>
+        </w:rPr>
+        <w:t xml:space="preserve">PowerFit (gimnasio)</w:t>
+      </w:r>
+    </w:p>
+    <w:p>
+      <w:pPr>
+        <w:spacing w:after="70"/>
+        <w:jc w:val="center"/>
+      </w:pPr>
+      <w:r>
+        <w:rPr>
+          <w:b/>
+          <w:bCs/>
+          <w:sz w:val="23"/>
+          <w:szCs w:val="23"/>
+        </w:rPr>
+        <w:t xml:space="preserve">Integrantes: </w:t>
+      </w:r>
+      <w:r>
+        <w:rPr>
+          <w:sz w:val="23"/>
+          <w:szCs w:val="23"/>
+        </w:rPr>
+        <w:t xml:space="preserve">Javier Ojeda · Javier Concha</w:t>
+      </w:r>
+    </w:p>
+    <w:p>
+      <w:pPr>
+        <w:spacing w:after="70"/>
+        <w:jc w:val="center"/>
+      </w:pPr>
+      <w:r>
+        <w:rPr>
+          <w:b/>
+          <w:bCs/>
+          <w:sz w:val="23"/>
+          <w:szCs w:val="23"/>
+        </w:rPr>
+        <w:t xml:space="preserve">Repositorio: </w:t>
+      </w:r>
+      <w:hyperlink w:history="1" r:id="rIdnx8m9nhv4tfjlpzzvkdow">
+        <w:r>
+          <w:rPr>
+            <w:rStyle w:val="Hyperlink"/>
+            <w:sz w:val="23"/>
+            <w:szCs w:val="23"/>
+          </w:rPr>
+          <w:t xml:space="preserve">https://github.com/javijavierojeda-hash/gym-powerfit</w:t>
+        </w:r>
+      </w:hyperlink>
+    </w:p>
+    <w:p>
+      <w:pPr>
+        <w:spacing w:before="900"/>
+        <w:jc w:val="center"/>
+      </w:pPr>
+      <w:r>
+        <w:rPr>
+          <w:sz w:val="21"/>
+          <w:szCs w:val="21"/>
+        </w:rPr>
+        <w:t xml:space="preserve">Programación Orientada a Objeto Seguro · TI3V21 · Sección 114-2B-F1</w:t>
+      </w:r>
+    </w:p>
+    <w:p>
+      <w:pPr>
+        <w:jc w:val="center"/>
+      </w:pPr>
+      <w:r>
+        <w:rPr>
+          <w:sz w:val="21"/>
+          <w:szCs w:val="21"/>
+        </w:rPr>
+        <w:t xml:space="preserve">Docente: Michael Arjel · INACAP Puente Alto</w:t>
+      </w:r>
+    </w:p>
+    <w:p>
+      <w:pPr>
+        <w:jc w:val="center"/>
+      </w:pPr>
+      <w:r>
+        <w:rPr>
+          <w:color w:val="5F6368"/>
+          <w:sz w:val="21"/>
+          <w:szCs w:val="21"/>
+        </w:rPr>
+        <w:t xml:space="preserve">6 de octubre de 2026</w:t>
+      </w:r>
+    </w:p>
+    <w:p>
+      <w:pPr>
+        <w:sectPr>
+          <w:pgSz w:w="11906" w:h="16838" w:orient="portrait"/>
+          <w:pgMar w:top="1000" w:right="1134" w:bottom="1000" w:left="1134" w:header="708" w:footer="708" w:gutter="0"/>
+          <w:pgNumType/>
+          <w:docGrid w:linePitch="360"/>
+        </w:sectPr>
+      </w:pPr>
+    </w:p>
+    <w:p>
+      <w:pPr>
+        <w:pStyle w:val="Heading1"/>
+        <w:pageBreakBefore/>
+      </w:pPr>
+      <w:r>
+        <w:t xml:space="preserve">1. Diagrama de clases y código</w:t>
       </w:r>
     </w:p>
     <w:p>
@@ -872,7 +249,7 @@
         <w:spacing w:after="90"/>
       </w:pPr>
       <w:r>
-        <w:t xml:space="preserve">La clase base es abstracta (</w:t>
+        <w:t xml:space="preserve">El diagrama de la Evaluación Sumativa N°1 se tradujo a Python con una clase por archivo en </w:t>
       </w:r>
       <w:r>
         <w:rPr>
@@ -881,10 +258,10 @@
           <w:sz w:val="18"/>
           <w:szCs w:val="18"/>
         </w:rPr>
-        <w:t xml:space="preserve">ABC</w:t>
-      </w:r>
-      <w:r>
-        <w:t xml:space="preserve">) y declara </w:t>
+        <w:t xml:space="preserve">model/</w:t>
+      </w:r>
+      <w:r>
+        <w:t xml:space="preserve">. Al programarlo encontramos detalles que había que corregir; la versión nueva está en el repositorio en </w:t>
       </w:r>
       <w:r>
         <w:rPr>
@@ -893,10 +270,10 @@
           <w:sz w:val="18"/>
           <w:szCs w:val="18"/>
         </w:rPr>
-        <w:t xml:space="preserve">cupos_disponibles()</w:t>
-      </w:r>
-      <w:r>
-        <w:t xml:space="preserve"> como método abstracto. Cada subtipo hereda, llama a </w:t>
+        <w:t xml:space="preserve">docs/diagrama/diagrama_clases.png</w:t>
+      </w:r>
+      <w:r>
+        <w:t xml:space="preserve"> (editable en </w:t>
       </w:r>
       <w:r>
         <w:rPr>
@@ -905,860 +282,10 @@
           <w:sz w:val="18"/>
           <w:szCs w:val="18"/>
         </w:rPr>
-        <w:t xml:space="preserve">super().__init__()</w:t>
-      </w:r>
-      <w:r>
-        <w:t xml:space="preserve"> y sobrescribe el método con su propia regla. Se programó así porque los tres tipos comparten horario, duración y cupo, y solo cambia el cálculo de cupos (requerimiento 1).</w:t>
-      </w:r>
-    </w:p>
-    <w:tbl>
-      <w:tblPr>
-        <w:tblW w:type="dxa" w:w="9638"/>
-        <w:tblBorders>
-          <w:top w:val="single" w:color="auto" w:sz="4"/>
-          <w:left w:val="single" w:color="auto" w:sz="4"/>
-          <w:bottom w:val="single" w:color="auto" w:sz="4"/>
-          <w:right w:val="single" w:color="auto" w:sz="4"/>
-          <w:insideH w:val="single" w:color="auto" w:sz="4"/>
-          <w:insideV w:val="single" w:color="auto" w:sz="4"/>
-        </w:tblBorders>
-      </w:tblPr>
-      <w:tblGrid>
-        <w:gridCol w:w="9638"/>
-      </w:tblGrid>
-      <w:tr>
-        <w:trPr>
-          <w:cantSplit/>
-        </w:trPr>
-        <w:tc>
-          <w:tcPr>
-            <w:tcW w:type="dxa" w:w="9638"/>
-            <w:tcBorders>
-              <w:top w:val="single" w:color="D0D7DE" w:sz="4"/>
-              <w:left w:val="single" w:color="C2410C" w:sz="18"/>
-              <w:bottom w:val="single" w:color="D0D7DE" w:sz="4"/>
-              <w:right w:val="single" w:color="D0D7DE" w:sz="4"/>
-            </w:tcBorders>
-            <w:shd w:fill="F6F8FA" w:color="auto" w:val="clear"/>
-            <w:tcMar>
-              <w:top w:type="dxa" w:w="60"/>
-              <w:left w:type="dxa" w:w="140"/>
-              <w:bottom w:type="dxa" w:w="60"/>
-              <w:right w:type="dxa" w:w="100"/>
-            </w:tcMar>
-          </w:tcPr>
-          <w:p>
-            <w:pPr>
-              <w:spacing w:after="30"/>
-            </w:pPr>
-            <w:r>
-              <w:rPr>
-                <w:b/>
-                <w:bCs/>
-                <w:color w:val="5F6368"/>
-                <w:sz w:val="16"/>
-                <w:szCs w:val="16"/>
-              </w:rPr>
-              <w:t xml:space="preserve">model/clase.py (líneas 18 y 109-114)  ·  model/yoga.py (líneas 12-33)</w:t>
-            </w:r>
-          </w:p>
-          <w:p>
-            <w:pPr>
-              <w:spacing w:after="0" w:line="228"/>
-            </w:pPr>
-            <w:r>
-              <w:rPr>
-                <w:rFonts w:ascii="Consolas" w:cs="Consolas" w:eastAsia="Consolas" w:hAnsi="Consolas"/>
-                <w:sz w:val="16"/>
-                <w:szCs w:val="16"/>
-              </w:rPr>
-              <w:t xml:space="preserve">class Clase(ABC):</w:t>
-            </w:r>
-          </w:p>
-          <w:p>
-            <w:pPr>
-              <w:spacing w:after="0" w:line="228"/>
-            </w:pPr>
-            <w:r>
-              <w:rPr>
-                <w:rFonts w:ascii="Consolas" w:cs="Consolas" w:eastAsia="Consolas" w:hAnsi="Consolas"/>
-                <w:sz w:val="16"/>
-                <w:szCs w:val="16"/>
-              </w:rPr>
-              <w:t xml:space="preserve">    @abstractmethod</w:t>
-            </w:r>
-          </w:p>
-          <w:p>
-            <w:pPr>
-              <w:spacing w:after="0" w:line="228"/>
-            </w:pPr>
-            <w:r>
-              <w:rPr>
-                <w:rFonts w:ascii="Consolas" w:cs="Consolas" w:eastAsia="Consolas" w:hAnsi="Consolas"/>
-                <w:sz w:val="16"/>
-                <w:szCs w:val="16"/>
-              </w:rPr>
-              <w:t xml:space="preserve">    def cupos_disponibles(self) -&gt; int:   # cada subtipo DEBE implementarlo</w:t>
-            </w:r>
-          </w:p>
-          <w:p>
-            <w:pPr>
-              <w:spacing w:after="0" w:line="228"/>
-            </w:pPr>
-            <w:r>
-              <w:rPr>
-                <w:rFonts w:ascii="Consolas" w:cs="Consolas" w:eastAsia="Consolas" w:hAnsi="Consolas"/>
-                <w:sz w:val="16"/>
-                <w:szCs w:val="16"/>
-              </w:rPr>
-              <w:t xml:space="preserve"> </w:t>
-            </w:r>
-          </w:p>
-          <w:p>
-            <w:pPr>
-              <w:spacing w:after="0" w:line="228"/>
-            </w:pPr>
-            <w:r>
-              <w:rPr>
-                <w:rFonts w:ascii="Consolas" w:cs="Consolas" w:eastAsia="Consolas" w:hAnsi="Consolas"/>
-                <w:sz w:val="16"/>
-                <w:szCs w:val="16"/>
-              </w:rPr>
-              <w:t xml:space="preserve">class Yoga(Clase):</w:t>
-            </w:r>
-          </w:p>
-          <w:p>
-            <w:pPr>
-              <w:spacing w:after="0" w:line="228"/>
-            </w:pPr>
-            <w:r>
-              <w:rPr>
-                <w:rFonts w:ascii="Consolas" w:cs="Consolas" w:eastAsia="Consolas" w:hAnsi="Consolas"/>
-                <w:sz w:val="16"/>
-                <w:szCs w:val="16"/>
-              </w:rPr>
-              <w:t xml:space="preserve">    CUPO_MAXIMO = 20</w:t>
-            </w:r>
-          </w:p>
-          <w:p>
-            <w:pPr>
-              <w:spacing w:after="0" w:line="228"/>
-            </w:pPr>
-            <w:r>
-              <w:rPr>
-                <w:rFonts w:ascii="Consolas" w:cs="Consolas" w:eastAsia="Consolas" w:hAnsi="Consolas"/>
-                <w:sz w:val="16"/>
-                <w:szCs w:val="16"/>
-              </w:rPr>
-              <w:t xml:space="preserve">    def __init__(self, dia, hora, instructor_rut=None, id=None, inscritos=0):</w:t>
-            </w:r>
-          </w:p>
-          <w:p>
-            <w:pPr>
-              <w:spacing w:after="0" w:line="228"/>
-            </w:pPr>
-            <w:r>
-              <w:rPr>
-                <w:rFonts w:ascii="Consolas" w:cs="Consolas" w:eastAsia="Consolas" w:hAnsi="Consolas"/>
-                <w:sz w:val="16"/>
-                <w:szCs w:val="16"/>
-              </w:rPr>
-              <w:t xml:space="preserve">        super().__init__(dia, hora, instructor_rut, id, inscritos)  # constructor de Clase</w:t>
-            </w:r>
-          </w:p>
-          <w:p>
-            <w:pPr>
-              <w:spacing w:after="0" w:line="228"/>
-            </w:pPr>
-            <w:r>
-              <w:rPr>
-                <w:rFonts w:ascii="Consolas" w:cs="Consolas" w:eastAsia="Consolas" w:hAnsi="Consolas"/>
-                <w:sz w:val="16"/>
-                <w:szCs w:val="16"/>
-              </w:rPr>
-              <w:t xml:space="preserve">    def cupos_disponibles(self) -&gt; int:              # sobrescribe el método abstracto</w:t>
-            </w:r>
-          </w:p>
-          <w:p>
-            <w:pPr>
-              <w:spacing w:after="0" w:line="228"/>
-            </w:pPr>
-            <w:r>
-              <w:rPr>
-                <w:rFonts w:ascii="Consolas" w:cs="Consolas" w:eastAsia="Consolas" w:hAnsi="Consolas"/>
-                <w:sz w:val="16"/>
-                <w:szCs w:val="16"/>
-              </w:rPr>
-              <w:t xml:space="preserve">        return max(self.CUPO_MAXIMO - self.inscritos, 0)</w:t>
-            </w:r>
-          </w:p>
-        </w:tc>
-      </w:tr>
-    </w:tbl>
-    <w:p>
-      <w:pPr>
-        <w:spacing w:after="80"/>
-      </w:pPr>
-    </w:p>
-    <w:tbl>
-      <w:tblPr>
-        <w:tblW w:type="dxa" w:w="9638"/>
-        <w:tblBorders>
-          <w:top w:val="single" w:color="auto" w:sz="4"/>
-          <w:left w:val="single" w:color="auto" w:sz="4"/>
-          <w:bottom w:val="single" w:color="auto" w:sz="4"/>
-          <w:right w:val="single" w:color="auto" w:sz="4"/>
-          <w:insideH w:val="single" w:color="auto" w:sz="4"/>
-          <w:insideV w:val="single" w:color="auto" w:sz="4"/>
-        </w:tblBorders>
-      </w:tblPr>
-      <w:tblGrid>
-        <w:gridCol w:w="9638"/>
-      </w:tblGrid>
-      <w:tr>
-        <w:trPr>
-          <w:cantSplit/>
-        </w:trPr>
-        <w:tc>
-          <w:tcPr>
-            <w:tcW w:type="dxa" w:w="9638"/>
-            <w:tcBorders>
-              <w:top w:val="single" w:color="D0D7DE" w:sz="4"/>
-              <w:left w:val="single" w:color="C2410C" w:sz="18"/>
-              <w:bottom w:val="single" w:color="D0D7DE" w:sz="4"/>
-              <w:right w:val="single" w:color="D0D7DE" w:sz="4"/>
-            </w:tcBorders>
-            <w:shd w:fill="F6F8FA" w:color="auto" w:val="clear"/>
-            <w:tcMar>
-              <w:top w:type="dxa" w:w="60"/>
-              <w:left w:type="dxa" w:w="140"/>
-              <w:bottom w:type="dxa" w:w="60"/>
-              <w:right w:type="dxa" w:w="100"/>
-            </w:tcMar>
-          </w:tcPr>
-          <w:p>
-            <w:pPr>
-              <w:spacing w:after="30"/>
-            </w:pPr>
-            <w:r>
-              <w:rPr>
-                <w:b/>
-                <w:bCs/>
-                <w:color w:val="5F6368"/>
-                <w:sz w:val="16"/>
-                <w:szCs w:val="16"/>
-              </w:rPr>
-              <w:t xml:space="preserve">model/spinning.py (línea 47)  ·  model/crossfit.py (línea 34)</w:t>
-            </w:r>
-          </w:p>
-          <w:p>
-            <w:pPr>
-              <w:spacing w:after="0" w:line="228"/>
-            </w:pPr>
-            <w:r>
-              <w:rPr>
-                <w:rFonts w:ascii="Consolas" w:cs="Consolas" w:eastAsia="Consolas" w:hAnsi="Consolas"/>
-                <w:sz w:val="16"/>
-                <w:szCs w:val="16"/>
-              </w:rPr>
-              <w:t xml:space="preserve">class Spinning(Clase):   # regla: solo cuentan las bicicletas que funcionan</w:t>
-            </w:r>
-          </w:p>
-          <w:p>
-            <w:pPr>
-              <w:spacing w:after="0" w:line="228"/>
-            </w:pPr>
-            <w:r>
-              <w:rPr>
-                <w:rFonts w:ascii="Consolas" w:cs="Consolas" w:eastAsia="Consolas" w:hAnsi="Consolas"/>
-                <w:sz w:val="16"/>
-                <w:szCs w:val="16"/>
-              </w:rPr>
-              <w:t xml:space="preserve">    def cupos_disponibles(self) -&gt; int:</w:t>
-            </w:r>
-          </w:p>
-          <w:p>
-            <w:pPr>
-              <w:spacing w:after="0" w:line="228"/>
-            </w:pPr>
-            <w:r>
-              <w:rPr>
-                <w:rFonts w:ascii="Consolas" w:cs="Consolas" w:eastAsia="Consolas" w:hAnsi="Consolas"/>
-                <w:sz w:val="16"/>
-                <w:szCs w:val="16"/>
-              </w:rPr>
-              <w:t xml:space="preserve">        return max(self.__bicicletas_operativas - self.inscritos, 0)</w:t>
-            </w:r>
-          </w:p>
-          <w:p>
-            <w:pPr>
-              <w:spacing w:after="0" w:line="228"/>
-            </w:pPr>
-            <w:r>
-              <w:rPr>
-                <w:rFonts w:ascii="Consolas" w:cs="Consolas" w:eastAsia="Consolas" w:hAnsi="Consolas"/>
-                <w:sz w:val="16"/>
-                <w:szCs w:val="16"/>
-              </w:rPr>
-              <w:t xml:space="preserve">class Crossfit(Clase):   # regla: 2 cupos reservados para clases de prueba</w:t>
-            </w:r>
-          </w:p>
-          <w:p>
-            <w:pPr>
-              <w:spacing w:after="0" w:line="228"/>
-            </w:pPr>
-            <w:r>
-              <w:rPr>
-                <w:rFonts w:ascii="Consolas" w:cs="Consolas" w:eastAsia="Consolas" w:hAnsi="Consolas"/>
-                <w:sz w:val="16"/>
-                <w:szCs w:val="16"/>
-              </w:rPr>
-              <w:t xml:space="preserve">    def cupos_disponibles(self) -&gt; int:</w:t>
-            </w:r>
-          </w:p>
-          <w:p>
-            <w:pPr>
-              <w:spacing w:after="0" w:line="228"/>
-            </w:pPr>
-            <w:r>
-              <w:rPr>
-                <w:rFonts w:ascii="Consolas" w:cs="Consolas" w:eastAsia="Consolas" w:hAnsi="Consolas"/>
-                <w:sz w:val="16"/>
-                <w:szCs w:val="16"/>
-              </w:rPr>
-              <w:t xml:space="preserve">        return max(self.CUPO_MAXIMO - self.CUPOS_RESERVADOS - self.inscritos, 0)</w:t>
-            </w:r>
-          </w:p>
-        </w:tc>
-      </w:tr>
-    </w:tbl>
-    <w:p>
-      <w:pPr>
-        <w:spacing w:after="80"/>
-      </w:pPr>
-    </w:p>
-    <w:p>
-      <w:pPr>
-        <w:pStyle w:val="Heading2"/>
-      </w:pPr>
-      <w:r>
-        <w:t xml:space="preserve">1.3 Agregación: InscripcionMensual ◇ Socio y DetalleClaseReservada ◇ Clase</w:t>
-      </w:r>
-    </w:p>
-    <w:p>
-      <w:pPr>
-        <w:spacing w:after="90"/>
-      </w:pPr>
-      <w:r>
-        <w:t xml:space="preserve">La agregación </w:t>
-      </w:r>
-      <w:r>
-        <w:rPr>
-          <w:b/>
-          <w:bCs/>
-        </w:rPr>
-        <w:t xml:space="preserve">recibe un objeto que ya existe</w:t>
-      </w:r>
-      <w:r>
-        <w:t xml:space="preserve">: la inscripción no crea al socio, lo recibe en su constructor; el detalle tampoco crea la clase. Se programó así porque el socio y la clase existen por sí solos: un socio puede tener varias inscripciones a lo largo de los meses y muchas reservas apuntan a la misma clase.</w:t>
-      </w:r>
-    </w:p>
-    <w:tbl>
-      <w:tblPr>
-        <w:tblW w:type="dxa" w:w="9638"/>
-        <w:tblBorders>
-          <w:top w:val="single" w:color="auto" w:sz="4"/>
-          <w:left w:val="single" w:color="auto" w:sz="4"/>
-          <w:bottom w:val="single" w:color="auto" w:sz="4"/>
-          <w:right w:val="single" w:color="auto" w:sz="4"/>
-          <w:insideH w:val="single" w:color="auto" w:sz="4"/>
-          <w:insideV w:val="single" w:color="auto" w:sz="4"/>
-        </w:tblBorders>
-      </w:tblPr>
-      <w:tblGrid>
-        <w:gridCol w:w="9638"/>
-      </w:tblGrid>
-      <w:tr>
-        <w:trPr>
-          <w:cantSplit/>
-        </w:trPr>
-        <w:tc>
-          <w:tcPr>
-            <w:tcW w:type="dxa" w:w="9638"/>
-            <w:tcBorders>
-              <w:top w:val="single" w:color="D0D7DE" w:sz="4"/>
-              <w:left w:val="single" w:color="C2410C" w:sz="18"/>
-              <w:bottom w:val="single" w:color="D0D7DE" w:sz="4"/>
-              <w:right w:val="single" w:color="D0D7DE" w:sz="4"/>
-            </w:tcBorders>
-            <w:shd w:fill="F6F8FA" w:color="auto" w:val="clear"/>
-            <w:tcMar>
-              <w:top w:type="dxa" w:w="60"/>
-              <w:left w:type="dxa" w:w="140"/>
-              <w:bottom w:type="dxa" w:w="60"/>
-              <w:right w:type="dxa" w:w="100"/>
-            </w:tcMar>
-          </w:tcPr>
-          <w:p>
-            <w:pPr>
-              <w:spacing w:after="30"/>
-            </w:pPr>
-            <w:r>
-              <w:rPr>
-                <w:b/>
-                <w:bCs/>
-                <w:color w:val="5F6368"/>
-                <w:sz w:val="16"/>
-                <w:szCs w:val="16"/>
-              </w:rPr>
-              <w:t xml:space="preserve">model/inscripcion_mensual.py (línea 38)  ·  model/detalle_clase_reservada.py (línea 23)</w:t>
-            </w:r>
-          </w:p>
-          <w:p>
-            <w:pPr>
-              <w:spacing w:after="0" w:line="228"/>
-            </w:pPr>
-            <w:r>
-              <w:rPr>
-                <w:rFonts w:ascii="Consolas" w:cs="Consolas" w:eastAsia="Consolas" w:hAnsi="Consolas"/>
-                <w:sz w:val="16"/>
-                <w:szCs w:val="16"/>
-              </w:rPr>
-              <w:t xml:space="preserve">class InscripcionMensual:</w:t>
-            </w:r>
-          </w:p>
-          <w:p>
-            <w:pPr>
-              <w:spacing w:after="0" w:line="228"/>
-            </w:pPr>
-            <w:r>
-              <w:rPr>
-                <w:rFonts w:ascii="Consolas" w:cs="Consolas" w:eastAsia="Consolas" w:hAnsi="Consolas"/>
-                <w:sz w:val="16"/>
-                <w:szCs w:val="16"/>
-              </w:rPr>
-              <w:t xml:space="preserve">    def __init__(self, socio: Socio, mes: str, ...):</w:t>
-            </w:r>
-          </w:p>
-          <w:p>
-            <w:pPr>
-              <w:spacing w:after="0" w:line="228"/>
-            </w:pPr>
-            <w:r>
-              <w:rPr>
-                <w:rFonts w:ascii="Consolas" w:cs="Consolas" w:eastAsia="Consolas" w:hAnsi="Consolas"/>
-                <w:sz w:val="16"/>
-                <w:szCs w:val="16"/>
-              </w:rPr>
-              <w:t xml:space="preserve">        self.__socio = socio        # AGREGACIÓN: recibe un socio que YA EXISTE</w:t>
-            </w:r>
-          </w:p>
-          <w:p>
-            <w:pPr>
-              <w:spacing w:after="0" w:line="228"/>
-            </w:pPr>
-            <w:r>
-              <w:rPr>
-                <w:rFonts w:ascii="Consolas" w:cs="Consolas" w:eastAsia="Consolas" w:hAnsi="Consolas"/>
-                <w:sz w:val="16"/>
-                <w:szCs w:val="16"/>
-              </w:rPr>
-              <w:t xml:space="preserve"> </w:t>
-            </w:r>
-          </w:p>
-          <w:p>
-            <w:pPr>
-              <w:spacing w:after="0" w:line="228"/>
-            </w:pPr>
-            <w:r>
-              <w:rPr>
-                <w:rFonts w:ascii="Consolas" w:cs="Consolas" w:eastAsia="Consolas" w:hAnsi="Consolas"/>
-                <w:sz w:val="16"/>
-                <w:szCs w:val="16"/>
-              </w:rPr>
-              <w:t xml:space="preserve">class DetalleClaseReservada:</w:t>
-            </w:r>
-          </w:p>
-          <w:p>
-            <w:pPr>
-              <w:spacing w:after="0" w:line="228"/>
-            </w:pPr>
-            <w:r>
-              <w:rPr>
-                <w:rFonts w:ascii="Consolas" w:cs="Consolas" w:eastAsia="Consolas" w:hAnsi="Consolas"/>
-                <w:sz w:val="16"/>
-                <w:szCs w:val="16"/>
-              </w:rPr>
-              <w:t xml:space="preserve">    def __init__(self, clase: Clase, dia=None, hora=None):</w:t>
-            </w:r>
-          </w:p>
-          <w:p>
-            <w:pPr>
-              <w:spacing w:after="0" w:line="228"/>
-            </w:pPr>
-            <w:r>
-              <w:rPr>
-                <w:rFonts w:ascii="Consolas" w:cs="Consolas" w:eastAsia="Consolas" w:hAnsi="Consolas"/>
-                <w:sz w:val="16"/>
-                <w:szCs w:val="16"/>
-              </w:rPr>
-              <w:t xml:space="preserve">        self.__clase = clase        # AGREGACIÓN: la clase sigue existiendo sin el detalle</w:t>
-            </w:r>
-          </w:p>
-        </w:tc>
-      </w:tr>
-    </w:tbl>
-    <w:p>
-      <w:pPr>
-        <w:spacing w:after="80"/>
-      </w:pPr>
-    </w:p>
-    <w:p>
-      <w:pPr>
-        <w:pStyle w:val="Heading2"/>
-      </w:pPr>
-      <w:r>
-        <w:t xml:space="preserve">1.4 Composición: Socio ◆ Membresia e InscripcionMensual ◆ DetalleClaseReservada</w:t>
-      </w:r>
-    </w:p>
-    <w:p>
-      <w:pPr>
-        <w:spacing w:after="90"/>
-      </w:pPr>
-      <w:r>
-        <w:t xml:space="preserve">La composición </w:t>
-      </w:r>
-      <w:r>
-        <w:rPr>
-          <w:b/>
-          <w:bCs/>
-        </w:rPr>
-        <w:t xml:space="preserve">crea la parte dentro del todo</w:t>
-      </w:r>
-      <w:r>
-        <w:t xml:space="preserve">: el socio crea su propia membresía en el constructor, y la inscripción crea cada línea de detalle dentro de </w:t>
-      </w:r>
-      <w:r>
-        <w:rPr>
-          <w:rFonts w:ascii="Consolas" w:cs="Consolas" w:eastAsia="Consolas" w:hAnsi="Consolas"/>
-          <w:color w:val="C2410C"/>
-          <w:sz w:val="18"/>
-          <w:szCs w:val="18"/>
-        </w:rPr>
-        <w:t xml:space="preserve">agregar_clase()</w:t>
-      </w:r>
-      <w:r>
-        <w:t xml:space="preserve">. Así la parte no puede existir sin su todo. La lista de detalles es privada y se expone como tupla, para que nadie la modifique desde afuera (la transacción contiene sus líneas de detalle).</w:t>
-      </w:r>
-    </w:p>
-    <w:tbl>
-      <w:tblPr>
-        <w:tblW w:type="dxa" w:w="9638"/>
-        <w:tblBorders>
-          <w:top w:val="single" w:color="auto" w:sz="4"/>
-          <w:left w:val="single" w:color="auto" w:sz="4"/>
-          <w:bottom w:val="single" w:color="auto" w:sz="4"/>
-          <w:right w:val="single" w:color="auto" w:sz="4"/>
-          <w:insideH w:val="single" w:color="auto" w:sz="4"/>
-          <w:insideV w:val="single" w:color="auto" w:sz="4"/>
-        </w:tblBorders>
-      </w:tblPr>
-      <w:tblGrid>
-        <w:gridCol w:w="9638"/>
-      </w:tblGrid>
-      <w:tr>
-        <w:trPr>
-          <w:cantSplit/>
-        </w:trPr>
-        <w:tc>
-          <w:tcPr>
-            <w:tcW w:type="dxa" w:w="9638"/>
-            <w:tcBorders>
-              <w:top w:val="single" w:color="D0D7DE" w:sz="4"/>
-              <w:left w:val="single" w:color="C2410C" w:sz="18"/>
-              <w:bottom w:val="single" w:color="D0D7DE" w:sz="4"/>
-              <w:right w:val="single" w:color="D0D7DE" w:sz="4"/>
-            </w:tcBorders>
-            <w:shd w:fill="F6F8FA" w:color="auto" w:val="clear"/>
-            <w:tcMar>
-              <w:top w:type="dxa" w:w="60"/>
-              <w:left w:type="dxa" w:w="140"/>
-              <w:bottom w:type="dxa" w:w="60"/>
-              <w:right w:type="dxa" w:w="100"/>
-            </w:tcMar>
-          </w:tcPr>
-          <w:p>
-            <w:pPr>
-              <w:spacing w:after="30"/>
-            </w:pPr>
-            <w:r>
-              <w:rPr>
-                <w:b/>
-                <w:bCs/>
-                <w:color w:val="5F6368"/>
-                <w:sz w:val="16"/>
-                <w:szCs w:val="16"/>
-              </w:rPr>
-              <w:t xml:space="preserve">model/socio.py (línea 34)  ·  model/inscripcion_mensual.py (líneas 42 y 78-98)</w:t>
-            </w:r>
-          </w:p>
-          <w:p>
-            <w:pPr>
-              <w:spacing w:after="0" w:line="228"/>
-            </w:pPr>
-            <w:r>
-              <w:rPr>
-                <w:rFonts w:ascii="Consolas" w:cs="Consolas" w:eastAsia="Consolas" w:hAnsi="Consolas"/>
-                <w:sz w:val="16"/>
-                <w:szCs w:val="16"/>
-              </w:rPr>
-              <w:t xml:space="preserve">self.__membresia = Membresia(inicio, vencimiento)   # el socio CREA su membresía</w:t>
-            </w:r>
-          </w:p>
-          <w:p>
-            <w:pPr>
-              <w:spacing w:after="0" w:line="228"/>
-            </w:pPr>
-            <w:r>
-              <w:rPr>
-                <w:rFonts w:ascii="Consolas" w:cs="Consolas" w:eastAsia="Consolas" w:hAnsi="Consolas"/>
-                <w:sz w:val="16"/>
-                <w:szCs w:val="16"/>
-              </w:rPr>
-              <w:t xml:space="preserve"> </w:t>
-            </w:r>
-          </w:p>
-          <w:p>
-            <w:pPr>
-              <w:spacing w:after="0" w:line="228"/>
-            </w:pPr>
-            <w:r>
-              <w:rPr>
-                <w:rFonts w:ascii="Consolas" w:cs="Consolas" w:eastAsia="Consolas" w:hAnsi="Consolas"/>
-                <w:sz w:val="16"/>
-                <w:szCs w:val="16"/>
-              </w:rPr>
-              <w:t xml:space="preserve">self.__detalles: list[DetalleClaseReservada] = []  # lista privada de líneas de detalle</w:t>
-            </w:r>
-          </w:p>
-          <w:p>
-            <w:pPr>
-              <w:spacing w:after="0" w:line="228"/>
-            </w:pPr>
-            <w:r>
-              <w:rPr>
-                <w:rFonts w:ascii="Consolas" w:cs="Consolas" w:eastAsia="Consolas" w:hAnsi="Consolas"/>
-                <w:sz w:val="16"/>
-                <w:szCs w:val="16"/>
-              </w:rPr>
-              <w:t xml:space="preserve">def agregar_clase(self, clase: Clase, dia=None, hora=None) -&gt; DetalleClaseReservada:</w:t>
-            </w:r>
-          </w:p>
-          <w:p>
-            <w:pPr>
-              <w:spacing w:after="0" w:line="228"/>
-            </w:pPr>
-            <w:r>
-              <w:rPr>
-                <w:rFonts w:ascii="Consolas" w:cs="Consolas" w:eastAsia="Consolas" w:hAnsi="Consolas"/>
-                <w:sz w:val="16"/>
-                <w:szCs w:val="16"/>
-              </w:rPr>
-              <w:t xml:space="preserve">    if clase.esta_llena():</w:t>
-            </w:r>
-          </w:p>
-          <w:p>
-            <w:pPr>
-              <w:spacing w:after="0" w:line="228"/>
-            </w:pPr>
-            <w:r>
-              <w:rPr>
-                <w:rFonts w:ascii="Consolas" w:cs="Consolas" w:eastAsia="Consolas" w:hAnsi="Consolas"/>
-                <w:sz w:val="16"/>
-                <w:szCs w:val="16"/>
-              </w:rPr>
-              <w:t xml:space="preserve">        raise CupoLlenoException(clase)                # regla 1 del negocio</w:t>
-            </w:r>
-          </w:p>
-          <w:p>
-            <w:pPr>
-              <w:spacing w:after="0" w:line="228"/>
-            </w:pPr>
-            <w:r>
-              <w:rPr>
-                <w:rFonts w:ascii="Consolas" w:cs="Consolas" w:eastAsia="Consolas" w:hAnsi="Consolas"/>
-                <w:sz w:val="16"/>
-                <w:szCs w:val="16"/>
-              </w:rPr>
-              <w:t xml:space="preserve">    detalle = DetalleClaseReservada(clase, dia, hora)  # la inscripción CREA el detalle</w:t>
-            </w:r>
-          </w:p>
-          <w:p>
-            <w:pPr>
-              <w:spacing w:after="0" w:line="228"/>
-            </w:pPr>
-            <w:r>
-              <w:rPr>
-                <w:rFonts w:ascii="Consolas" w:cs="Consolas" w:eastAsia="Consolas" w:hAnsi="Consolas"/>
-                <w:sz w:val="16"/>
-                <w:szCs w:val="16"/>
-              </w:rPr>
-              <w:t xml:space="preserve">    clase.registrar_inscrito()</w:t>
-            </w:r>
-          </w:p>
-          <w:p>
-            <w:pPr>
-              <w:spacing w:after="0" w:line="228"/>
-            </w:pPr>
-            <w:r>
-              <w:rPr>
-                <w:rFonts w:ascii="Consolas" w:cs="Consolas" w:eastAsia="Consolas" w:hAnsi="Consolas"/>
-                <w:sz w:val="16"/>
-                <w:szCs w:val="16"/>
-              </w:rPr>
-              <w:t xml:space="preserve">    self.__detalles.append(detalle)</w:t>
-            </w:r>
-          </w:p>
-          <w:p>
-            <w:pPr>
-              <w:spacing w:after="0" w:line="228"/>
-            </w:pPr>
-            <w:r>
-              <w:rPr>
-                <w:rFonts w:ascii="Consolas" w:cs="Consolas" w:eastAsia="Consolas" w:hAnsi="Consolas"/>
-                <w:sz w:val="16"/>
-                <w:szCs w:val="16"/>
-              </w:rPr>
-              <w:t xml:space="preserve">    return detalle</w:t>
-            </w:r>
-          </w:p>
-        </w:tc>
-      </w:tr>
-    </w:tbl>
-    <w:p>
-      <w:pPr>
-        <w:spacing w:after="80"/>
-      </w:pPr>
-    </w:p>
-    <w:p>
-      <w:pPr>
-        <w:pStyle w:val="Heading1"/>
-        <w:pageBreakBefore/>
-      </w:pPr>
-      <w:r>
-        <w:t xml:space="preserve">2. Evidencia de funcionamiento (main.py)</w:t>
-      </w:r>
-    </w:p>
-    <w:p>
-      <w:pPr>
-        <w:spacing w:after="90"/>
-      </w:pPr>
-      <w:r>
-        <w:t xml:space="preserve">Capturas de la ejecución de </w:t>
-      </w:r>
-      <w:r>
-        <w:rPr>
-          <w:rFonts w:ascii="Consolas" w:cs="Consolas" w:eastAsia="Consolas" w:hAnsi="Consolas"/>
-          <w:color w:val="C2410C"/>
-          <w:sz w:val="18"/>
-          <w:szCs w:val="18"/>
-        </w:rPr>
-        <w:t xml:space="preserve">python main.py</w:t>
-      </w:r>
-      <w:r>
-        <w:t xml:space="preserve"> en la raíz del repositorio. El script solo usa la librería estándar (Python 3.7 o superior) y corre de principio a fin sin errores no controlados.</w:t>
-      </w:r>
-    </w:p>
-    <w:p>
-      <w:pPr>
-        <w:pStyle w:val="Heading2"/>
-      </w:pPr>
-      <w:r>
-        <w:t xml:space="preserve">2.1 Los tres subtipos con su método distinto</w:t>
-      </w:r>
-    </w:p>
-    <w:p>
-      <w:pPr>
-        <w:spacing w:after="90"/>
-      </w:pPr>
-      <w:r>
-        <w:rPr>
-          <w:b/>
-          <w:bCs/>
-        </w:rPr>
-        <w:t xml:space="preserve">Clase y método: </w:t>
-      </w:r>
-      <w:r>
-        <w:rPr>
-          <w:rFonts w:ascii="Consolas" w:cs="Consolas" w:eastAsia="Consolas" w:hAnsi="Consolas"/>
-          <w:color w:val="C2410C"/>
-          <w:sz w:val="18"/>
-          <w:szCs w:val="18"/>
-        </w:rPr>
-        <w:t xml:space="preserve">Clase.cupos_disponibles()</w:t>
-      </w:r>
-      <w:r>
-        <w:t xml:space="preserve">, sobrescrito en </w:t>
-      </w:r>
-      <w:r>
-        <w:rPr>
-          <w:rFonts w:ascii="Consolas" w:cs="Consolas" w:eastAsia="Consolas" w:hAnsi="Consolas"/>
-          <w:color w:val="C2410C"/>
-          <w:sz w:val="18"/>
-          <w:szCs w:val="18"/>
-        </w:rPr>
-        <w:t xml:space="preserve">Yoga</w:t>
-      </w:r>
-      <w:r>
-        <w:t xml:space="preserve">, </w:t>
-      </w:r>
-      <w:r>
-        <w:rPr>
-          <w:rFonts w:ascii="Consolas" w:cs="Consolas" w:eastAsia="Consolas" w:hAnsi="Consolas"/>
-          <w:color w:val="C2410C"/>
-          <w:sz w:val="18"/>
-          <w:szCs w:val="18"/>
-        </w:rPr>
-        <w:t xml:space="preserve">Spinning</w:t>
-      </w:r>
-      <w:r>
-        <w:t xml:space="preserve"> y </w:t>
-      </w:r>
-      <w:r>
-        <w:rPr>
-          <w:rFonts w:ascii="Consolas" w:cs="Consolas" w:eastAsia="Consolas" w:hAnsi="Consolas"/>
-          <w:color w:val="C2410C"/>
-          <w:sz w:val="18"/>
-          <w:szCs w:val="18"/>
-        </w:rPr>
-        <w:t xml:space="preserve">Crossfit</w:t>
-      </w:r>
-      <w:r>
-        <w:t xml:space="preserve">. </w:t>
-      </w:r>
-      <w:r>
-        <w:rPr>
-          <w:rFonts w:ascii="Consolas" w:cs="Consolas" w:eastAsia="Consolas" w:hAnsi="Consolas"/>
-          <w:color w:val="C2410C"/>
-          <w:sz w:val="18"/>
-          <w:szCs w:val="18"/>
-        </w:rPr>
-        <w:t xml:space="preserve">main.py</w:t>
-      </w:r>
-      <w:r>
-        <w:t xml:space="preserve"> recorre la lista con un solo </w:t>
-      </w:r>
-      <w:r>
-        <w:rPr>
-          <w:rFonts w:ascii="Consolas" w:cs="Consolas" w:eastAsia="Consolas" w:hAnsi="Consolas"/>
-          <w:color w:val="C2410C"/>
-          <w:sz w:val="18"/>
-          <w:szCs w:val="18"/>
-        </w:rPr>
-        <w:t xml:space="preserve">for</w:t>
-      </w:r>
-      <w:r>
-        <w:t xml:space="preserve"> y llama al método sin preguntar el tipo de cada objeto; cada subtipo responde con su regla (polimorfismo).</w:t>
+        <w:t xml:space="preserve">DIAGRAMA_UML_POWERFIT_v2.drawio</w:t>
+      </w:r>
+      <w:r>
+        <w:t xml:space="preserve">).</w:t>
       </w:r>
     </w:p>
     <w:p>
@@ -1769,9 +296,9 @@
       <w:r>
         <w:drawing>
           <wp:inline distT="0" distB="0" distL="0" distR="0">
-            <wp:extent cx="5715000" cy="2657475"/>
+            <wp:extent cx="6286500" cy="7239000"/>
             <wp:effectExtent t="0" r="0" b="0" l="0"/>
-            <wp:docPr id="1" name="/tmp/claude-0/-home-user-gym-powerfit/9fdc54a9-7583-58d7-8ecd-2e0b9b0fae45/scratchpad/inf/req1.png" descr="/tmp/claude-0/-home-user-gym-powerfit/9fdc54a9-7583-58d7-8ecd-2e0b9b0fae45/scratchpad/inf/req1.png" title="/tmp/claude-0/-home-user-gym-powerfit/9fdc54a9-7583-58d7-8ecd-2e0b9b0fae45/scratchpad/inf/req1.png"/>
+            <wp:docPr id="1" name="/home/user/gym-powerfit/docs/diagrama/diagrama_clases.png" descr="/home/user/gym-powerfit/docs/diagrama/diagrama_clases.png" title="/home/user/gym-powerfit/docs/diagrama/diagrama_clases.png"/>
             <wp:cNvGraphicFramePr>
               <a:graphicFrameLocks xmlns:a="http://schemas.openxmlformats.org/drawingml/2006/main" noChangeAspect="1"/>
             </wp:cNvGraphicFramePr>
@@ -1794,7 +321,7 @@
                   <pic:spPr bwMode="auto">
                     <a:xfrm>
                       <a:off x="0" y="0"/>
-                      <a:ext cx="5715000" cy="2657475"/>
+                      <a:ext cx="6286500" cy="7239000"/>
                     </a:xfrm>
                     <a:prstGeom prst="rect">
                       <a:avLst/>
@@ -1820,7 +347,614 @@
           <w:sz w:val="17"/>
           <w:szCs w:val="17"/>
         </w:rPr>
-        <w:t xml:space="preserve">Figura 2. Requisito 1: polimorfismo de cupos_disponibles().</w:t>
+        <w:t xml:space="preserve">Figura 1. Diagrama de clases UML v2 de PowerFit (docs/diagrama/diagrama_clases.png).</w:t>
+      </w:r>
+    </w:p>
+    <w:p>
+      <w:r>
+        <w:br w:type="page"/>
+      </w:r>
+    </w:p>
+    <w:p>
+      <w:pPr>
+        <w:pStyle w:val="Heading2"/>
+      </w:pPr>
+      <w:r>
+        <w:t xml:space="preserve">1.1 Cambios respecto del diagrama de la Evaluación Sumativa N°1</w:t>
+      </w:r>
+    </w:p>
+    <w:tbl>
+      <w:tblPr>
+        <w:tblW w:type="dxa" w:w="9638"/>
+        <w:tblBorders>
+          <w:top w:val="single" w:color="auto" w:sz="4"/>
+          <w:left w:val="single" w:color="auto" w:sz="4"/>
+          <w:bottom w:val="single" w:color="auto" w:sz="4"/>
+          <w:right w:val="single" w:color="auto" w:sz="4"/>
+          <w:insideH w:val="single" w:color="auto" w:sz="4"/>
+          <w:insideV w:val="single" w:color="auto" w:sz="4"/>
+        </w:tblBorders>
+      </w:tblPr>
+      <w:tblGrid>
+        <w:gridCol w:w="3700"/>
+        <w:gridCol w:w="5938"/>
+      </w:tblGrid>
+      <w:tr>
+        <w:trPr>
+          <w:tblHeader/>
+        </w:trPr>
+        <w:tc>
+          <w:tcPr>
+            <w:tcW w:type="dxa" w:w="3700"/>
+            <w:tcBorders>
+              <w:top w:val="single" w:color="D0D7DE" w:sz="4"/>
+              <w:left w:val="single" w:color="D0D7DE" w:sz="4"/>
+              <w:bottom w:val="single" w:color="D0D7DE" w:sz="4"/>
+              <w:right w:val="single" w:color="D0D7DE" w:sz="4"/>
+            </w:tcBorders>
+            <w:shd w:fill="1F2328" w:color="auto" w:val="clear"/>
+            <w:tcMar>
+              <w:top w:type="dxa" w:w="40"/>
+              <w:left w:type="dxa" w:w="90"/>
+              <w:bottom w:type="dxa" w:w="40"/>
+              <w:right w:type="dxa" w:w="90"/>
+            </w:tcMar>
+          </w:tcPr>
+          <w:p>
+            <w:r>
+              <w:rPr>
+                <w:b/>
+                <w:bCs/>
+                <w:color w:val="FFFFFF"/>
+                <w:sz w:val="18"/>
+                <w:szCs w:val="18"/>
+              </w:rPr>
+              <w:t xml:space="preserve">Cambio</w:t>
+            </w:r>
+          </w:p>
+        </w:tc>
+        <w:tc>
+          <w:tcPr>
+            <w:tcW w:type="dxa" w:w="5938"/>
+            <w:tcBorders>
+              <w:top w:val="single" w:color="D0D7DE" w:sz="4"/>
+              <w:left w:val="single" w:color="D0D7DE" w:sz="4"/>
+              <w:bottom w:val="single" w:color="D0D7DE" w:sz="4"/>
+              <w:right w:val="single" w:color="D0D7DE" w:sz="4"/>
+            </w:tcBorders>
+            <w:shd w:fill="1F2328" w:color="auto" w:val="clear"/>
+            <w:tcMar>
+              <w:top w:type="dxa" w:w="40"/>
+              <w:left w:type="dxa" w:w="90"/>
+              <w:bottom w:type="dxa" w:w="40"/>
+              <w:right w:type="dxa" w:w="90"/>
+            </w:tcMar>
+          </w:tcPr>
+          <w:p>
+            <w:r>
+              <w:rPr>
+                <w:b/>
+                <w:bCs/>
+                <w:color w:val="FFFFFF"/>
+                <w:sz w:val="18"/>
+                <w:szCs w:val="18"/>
+              </w:rPr>
+              <w:t xml:space="preserve">Por qué</w:t>
+            </w:r>
+          </w:p>
+        </w:tc>
+      </w:tr>
+      <w:tr>
+        <w:trPr>
+          <w:cantSplit/>
+        </w:trPr>
+        <w:tc>
+          <w:tcPr>
+            <w:tcW w:type="dxa" w:w="3700"/>
+            <w:tcBorders>
+              <w:top w:val="single" w:color="D0D7DE" w:sz="4"/>
+              <w:left w:val="single" w:color="D0D7DE" w:sz="4"/>
+              <w:bottom w:val="single" w:color="D0D7DE" w:sz="4"/>
+              <w:right w:val="single" w:color="D0D7DE" w:sz="4"/>
+            </w:tcBorders>
+            <w:tcMar>
+              <w:top w:type="dxa" w:w="40"/>
+              <w:left w:type="dxa" w:w="90"/>
+              <w:bottom w:type="dxa" w:w="40"/>
+              <w:right w:type="dxa" w:w="90"/>
+            </w:tcMar>
+          </w:tcPr>
+          <w:p>
+            <w:r>
+              <w:rPr>
+                <w:b/>
+                <w:bCs/>
+              </w:rPr>
+              <w:t xml:space="preserve">Agregación</w:t>
+            </w:r>
+            <w:r>
+              <w:rPr>
+                <w:sz w:val="18"/>
+                <w:szCs w:val="18"/>
+              </w:rPr>
+              <w:t xml:space="preserve">: InscripcionMensual ◇ Socio y DetalleClaseReservada ◇ Clase (antes asociaciones simples)</w:t>
+            </w:r>
+          </w:p>
+        </w:tc>
+        <w:tc>
+          <w:tcPr>
+            <w:tcW w:type="dxa" w:w="5938"/>
+            <w:tcBorders>
+              <w:top w:val="single" w:color="D0D7DE" w:sz="4"/>
+              <w:left w:val="single" w:color="D0D7DE" w:sz="4"/>
+              <w:bottom w:val="single" w:color="D0D7DE" w:sz="4"/>
+              <w:right w:val="single" w:color="D0D7DE" w:sz="4"/>
+            </w:tcBorders>
+            <w:tcMar>
+              <w:top w:type="dxa" w:w="40"/>
+              <w:left w:type="dxa" w:w="90"/>
+              <w:bottom w:type="dxa" w:w="40"/>
+              <w:right w:type="dxa" w:w="90"/>
+            </w:tcMar>
+          </w:tcPr>
+          <w:p>
+            <w:r>
+              <w:rPr>
+                <w:b w:val="false"/>
+                <w:bCs w:val="false"/>
+                <w:sz w:val="18"/>
+                <w:szCs w:val="18"/>
+              </w:rPr>
+              <w:t xml:space="preserve">La inscripción y el detalle reciben un objeto que ya existe y que sigue existiendo sin ellos. Es una relación todo-parte débil, no una simple asociación.</w:t>
+            </w:r>
+          </w:p>
+        </w:tc>
+      </w:tr>
+      <w:tr>
+        <w:trPr>
+          <w:cantSplit/>
+        </w:trPr>
+        <w:tc>
+          <w:tcPr>
+            <w:tcW w:type="dxa" w:w="3700"/>
+            <w:tcBorders>
+              <w:top w:val="single" w:color="D0D7DE" w:sz="4"/>
+              <w:left w:val="single" w:color="D0D7DE" w:sz="4"/>
+              <w:bottom w:val="single" w:color="D0D7DE" w:sz="4"/>
+              <w:right w:val="single" w:color="D0D7DE" w:sz="4"/>
+            </w:tcBorders>
+            <w:tcMar>
+              <w:top w:type="dxa" w:w="40"/>
+              <w:left w:type="dxa" w:w="90"/>
+              <w:bottom w:type="dxa" w:w="40"/>
+              <w:right w:type="dxa" w:w="90"/>
+            </w:tcMar>
+          </w:tcPr>
+          <w:p>
+            <w:r>
+              <w:rPr>
+                <w:rFonts w:ascii="Consolas" w:cs="Consolas" w:eastAsia="Consolas" w:hAnsi="Consolas"/>
+                <w:color w:val="C2410C"/>
+                <w:sz w:val="16"/>
+                <w:szCs w:val="16"/>
+              </w:rPr>
+              <w:t xml:space="preserve">agregar_clase(c: Clase)</w:t>
+            </w:r>
+            <w:r>
+              <w:rPr>
+                <w:sz w:val="18"/>
+                <w:szCs w:val="18"/>
+              </w:rPr>
+              <w:t xml:space="preserve"> en vez de </w:t>
+            </w:r>
+            <w:r>
+              <w:rPr>
+                <w:rFonts w:ascii="Consolas" w:cs="Consolas" w:eastAsia="Consolas" w:hAnsi="Consolas"/>
+                <w:color w:val="C2410C"/>
+                <w:sz w:val="16"/>
+                <w:szCs w:val="16"/>
+              </w:rPr>
+              <w:t xml:space="preserve">agregar_clase(d: Detalle...)</w:t>
+            </w:r>
+          </w:p>
+        </w:tc>
+        <w:tc>
+          <w:tcPr>
+            <w:tcW w:type="dxa" w:w="5938"/>
+            <w:tcBorders>
+              <w:top w:val="single" w:color="D0D7DE" w:sz="4"/>
+              <w:left w:val="single" w:color="D0D7DE" w:sz="4"/>
+              <w:bottom w:val="single" w:color="D0D7DE" w:sz="4"/>
+              <w:right w:val="single" w:color="D0D7DE" w:sz="4"/>
+            </w:tcBorders>
+            <w:tcMar>
+              <w:top w:type="dxa" w:w="40"/>
+              <w:left w:type="dxa" w:w="90"/>
+              <w:bottom w:type="dxa" w:w="40"/>
+              <w:right w:type="dxa" w:w="90"/>
+            </w:tcMar>
+          </w:tcPr>
+          <w:p>
+            <w:r>
+              <w:rPr>
+                <w:b w:val="false"/>
+                <w:bCs w:val="false"/>
+                <w:sz w:val="18"/>
+                <w:szCs w:val="18"/>
+              </w:rPr>
+              <w:t xml:space="preserve">Para que la composición sea real, la inscripción (el todo) debe crear el detalle (la parte). Si el detalle se crea afuera, podría existir sin su inscripción.</w:t>
+            </w:r>
+          </w:p>
+        </w:tc>
+      </w:tr>
+      <w:tr>
+        <w:trPr>
+          <w:cantSplit/>
+        </w:trPr>
+        <w:tc>
+          <w:tcPr>
+            <w:tcW w:type="dxa" w:w="3700"/>
+            <w:tcBorders>
+              <w:top w:val="single" w:color="D0D7DE" w:sz="4"/>
+              <w:left w:val="single" w:color="D0D7DE" w:sz="4"/>
+              <w:bottom w:val="single" w:color="D0D7DE" w:sz="4"/>
+              <w:right w:val="single" w:color="D0D7DE" w:sz="4"/>
+            </w:tcBorders>
+            <w:tcMar>
+              <w:top w:type="dxa" w:w="40"/>
+              <w:left w:type="dxa" w:w="90"/>
+              <w:bottom w:type="dxa" w:w="40"/>
+              <w:right w:type="dxa" w:w="90"/>
+            </w:tcMar>
+          </w:tcPr>
+          <w:p>
+            <w:r>
+              <w:rPr>
+                <w:rFonts w:ascii="Consolas" w:cs="Consolas" w:eastAsia="Consolas" w:hAnsi="Consolas"/>
+                <w:color w:val="C2410C"/>
+                <w:sz w:val="16"/>
+                <w:szCs w:val="16"/>
+              </w:rPr>
+              <w:t xml:space="preserve">rut</w:t>
+            </w:r>
+            <w:r>
+              <w:rPr>
+                <w:sz w:val="18"/>
+                <w:szCs w:val="18"/>
+              </w:rPr>
+              <w:t xml:space="preserve"> como property con setter que valida (Socio y Trabajador)</w:t>
+            </w:r>
+          </w:p>
+        </w:tc>
+        <w:tc>
+          <w:tcPr>
+            <w:tcW w:type="dxa" w:w="5938"/>
+            <w:tcBorders>
+              <w:top w:val="single" w:color="D0D7DE" w:sz="4"/>
+              <w:left w:val="single" w:color="D0D7DE" w:sz="4"/>
+              <w:bottom w:val="single" w:color="D0D7DE" w:sz="4"/>
+              <w:right w:val="single" w:color="D0D7DE" w:sz="4"/>
+            </w:tcBorders>
+            <w:tcMar>
+              <w:top w:type="dxa" w:w="40"/>
+              <w:left w:type="dxa" w:w="90"/>
+              <w:bottom w:type="dxa" w:w="40"/>
+              <w:right w:type="dxa" w:w="90"/>
+            </w:tcMar>
+          </w:tcPr>
+          <w:p>
+            <w:r>
+              <w:rPr>
+                <w:b w:val="false"/>
+                <w:bCs w:val="false"/>
+                <w:sz w:val="18"/>
+                <w:szCs w:val="18"/>
+              </w:rPr>
+              <w:t xml:space="preserve">La validación debe vivir en el setter: así se valida al crear la ficha y también si el RUT cambia después.</w:t>
+            </w:r>
+          </w:p>
+        </w:tc>
+      </w:tr>
+      <w:tr>
+        <w:trPr>
+          <w:cantSplit/>
+        </w:trPr>
+        <w:tc>
+          <w:tcPr>
+            <w:tcW w:type="dxa" w:w="3700"/>
+            <w:tcBorders>
+              <w:top w:val="single" w:color="D0D7DE" w:sz="4"/>
+              <w:left w:val="single" w:color="D0D7DE" w:sz="4"/>
+              <w:bottom w:val="single" w:color="D0D7DE" w:sz="4"/>
+              <w:right w:val="single" w:color="D0D7DE" w:sz="4"/>
+            </w:tcBorders>
+            <w:tcMar>
+              <w:top w:type="dxa" w:w="40"/>
+              <w:left w:type="dxa" w:w="90"/>
+              <w:bottom w:type="dxa" w:w="40"/>
+              <w:right w:type="dxa" w:w="90"/>
+            </w:tcMar>
+          </w:tcPr>
+          <w:p>
+            <w:r>
+              <w:rPr>
+                <w:b w:val="false"/>
+                <w:bCs w:val="false"/>
+                <w:sz w:val="18"/>
+                <w:szCs w:val="18"/>
+              </w:rPr>
+              <w:t xml:space="preserve">Clase agrega precio_mensual e instructor_rut; horario pasa a día + hora</w:t>
+            </w:r>
+          </w:p>
+        </w:tc>
+        <w:tc>
+          <w:tcPr>
+            <w:tcW w:type="dxa" w:w="5938"/>
+            <w:tcBorders>
+              <w:top w:val="single" w:color="D0D7DE" w:sz="4"/>
+              <w:left w:val="single" w:color="D0D7DE" w:sz="4"/>
+              <w:bottom w:val="single" w:color="D0D7DE" w:sz="4"/>
+              <w:right w:val="single" w:color="D0D7DE" w:sz="4"/>
+            </w:tcBorders>
+            <w:tcMar>
+              <w:top w:type="dxa" w:w="40"/>
+              <w:left w:type="dxa" w:w="90"/>
+              <w:bottom w:type="dxa" w:w="40"/>
+              <w:right w:type="dxa" w:w="90"/>
+            </w:tcMar>
+          </w:tcPr>
+          <w:p>
+            <w:r>
+              <w:rPr>
+                <w:b w:val="false"/>
+                <w:bCs w:val="false"/>
+                <w:sz w:val="18"/>
+                <w:szCs w:val="18"/>
+              </w:rPr>
+              <w:t xml:space="preserve">calcular_total() necesitaba un precio, y la relación "Instructor dicta Clase" necesitaba saber quién dicta. Las clases se repiten cada semana ("Yoga los lunes").</w:t>
+            </w:r>
+          </w:p>
+        </w:tc>
+      </w:tr>
+      <w:tr>
+        <w:trPr>
+          <w:cantSplit/>
+        </w:trPr>
+        <w:tc>
+          <w:tcPr>
+            <w:tcW w:type="dxa" w:w="3700"/>
+            <w:tcBorders>
+              <w:top w:val="single" w:color="D0D7DE" w:sz="4"/>
+              <w:left w:val="single" w:color="D0D7DE" w:sz="4"/>
+              <w:bottom w:val="single" w:color="D0D7DE" w:sz="4"/>
+              <w:right w:val="single" w:color="D0D7DE" w:sz="4"/>
+            </w:tcBorders>
+            <w:tcMar>
+              <w:top w:type="dxa" w:w="40"/>
+              <w:left w:type="dxa" w:w="90"/>
+              <w:bottom w:type="dxa" w:w="40"/>
+              <w:right w:type="dxa" w:w="90"/>
+            </w:tcMar>
+          </w:tcPr>
+          <w:p>
+            <w:r>
+              <w:rPr>
+                <w:b w:val="false"/>
+                <w:bCs w:val="false"/>
+                <w:sz w:val="18"/>
+                <w:szCs w:val="18"/>
+              </w:rPr>
+              <w:t xml:space="preserve">Spinning agrega bicicletas_operativas; Crossfit, CUPOS_RESERVADOS</w:t>
+            </w:r>
+          </w:p>
+        </w:tc>
+        <w:tc>
+          <w:tcPr>
+            <w:tcW w:type="dxa" w:w="5938"/>
+            <w:tcBorders>
+              <w:top w:val="single" w:color="D0D7DE" w:sz="4"/>
+              <w:left w:val="single" w:color="D0D7DE" w:sz="4"/>
+              <w:bottom w:val="single" w:color="D0D7DE" w:sz="4"/>
+              <w:right w:val="single" w:color="D0D7DE" w:sz="4"/>
+            </w:tcBorders>
+            <w:tcMar>
+              <w:top w:type="dxa" w:w="40"/>
+              <w:left w:type="dxa" w:w="90"/>
+              <w:bottom w:type="dxa" w:w="40"/>
+              <w:right w:type="dxa" w:w="90"/>
+            </w:tcMar>
+          </w:tcPr>
+          <w:p>
+            <w:r>
+              <w:rPr>
+                <w:b w:val="false"/>
+                <w:bCs w:val="false"/>
+                <w:sz w:val="18"/>
+                <w:szCs w:val="18"/>
+              </w:rPr>
+              <w:t xml:space="preserve">Son los datos propios que usa cada subtipo para su regla de cupos_disponibles().</w:t>
+            </w:r>
+          </w:p>
+        </w:tc>
+      </w:tr>
+      <w:tr>
+        <w:trPr>
+          <w:cantSplit/>
+        </w:trPr>
+        <w:tc>
+          <w:tcPr>
+            <w:tcW w:type="dxa" w:w="3700"/>
+            <w:tcBorders>
+              <w:top w:val="single" w:color="D0D7DE" w:sz="4"/>
+              <w:left w:val="single" w:color="D0D7DE" w:sz="4"/>
+              <w:bottom w:val="single" w:color="D0D7DE" w:sz="4"/>
+              <w:right w:val="single" w:color="D0D7DE" w:sz="4"/>
+            </w:tcBorders>
+            <w:tcMar>
+              <w:top w:type="dxa" w:w="40"/>
+              <w:left w:type="dxa" w:w="90"/>
+              <w:bottom w:type="dxa" w:w="40"/>
+              <w:right w:type="dxa" w:w="90"/>
+            </w:tcMar>
+          </w:tcPr>
+          <w:p>
+            <w:r>
+              <w:rPr>
+                <w:b w:val="false"/>
+                <w:bCs w:val="false"/>
+                <w:sz w:val="18"/>
+                <w:szCs w:val="18"/>
+              </w:rPr>
+              <w:t xml:space="preserve">Instructor agrega crear_clase(); InscripcionMensual agrega pagada y marcar_pagada()</w:t>
+            </w:r>
+          </w:p>
+        </w:tc>
+        <w:tc>
+          <w:tcPr>
+            <w:tcW w:type="dxa" w:w="5938"/>
+            <w:tcBorders>
+              <w:top w:val="single" w:color="D0D7DE" w:sz="4"/>
+              <w:left w:val="single" w:color="D0D7DE" w:sz="4"/>
+              <w:bottom w:val="single" w:color="D0D7DE" w:sz="4"/>
+              <w:right w:val="single" w:color="D0D7DE" w:sz="4"/>
+            </w:tcBorders>
+            <w:tcMar>
+              <w:top w:type="dxa" w:w="40"/>
+              <w:left w:type="dxa" w:w="90"/>
+              <w:bottom w:type="dxa" w:w="40"/>
+              <w:right w:type="dxa" w:w="90"/>
+            </w:tcMar>
+          </w:tcPr>
+          <w:p>
+            <w:r>
+              <w:rPr>
+                <w:b w:val="false"/>
+                <w:bCs w:val="false"/>
+                <w:sz w:val="18"/>
+                <w:szCs w:val="18"/>
+              </w:rPr>
+              <w:t xml:space="preserve">Solo el instructor crea clases (la recepcionista no puede) y la inscripción no debe cobrarse dos veces.</w:t>
+            </w:r>
+          </w:p>
+        </w:tc>
+      </w:tr>
+      <w:tr>
+        <w:trPr>
+          <w:cantSplit/>
+        </w:trPr>
+        <w:tc>
+          <w:tcPr>
+            <w:tcW w:type="dxa" w:w="3700"/>
+            <w:tcBorders>
+              <w:top w:val="single" w:color="D0D7DE" w:sz="4"/>
+              <w:left w:val="single" w:color="D0D7DE" w:sz="4"/>
+              <w:bottom w:val="single" w:color="D0D7DE" w:sz="4"/>
+              <w:right w:val="single" w:color="D0D7DE" w:sz="4"/>
+            </w:tcBorders>
+            <w:tcMar>
+              <w:top w:type="dxa" w:w="40"/>
+              <w:left w:type="dxa" w:w="90"/>
+              <w:bottom w:type="dxa" w:w="40"/>
+              <w:right w:type="dxa" w:w="90"/>
+            </w:tcMar>
+          </w:tcPr>
+          <w:p>
+            <w:r>
+              <w:rPr>
+                <w:b w:val="false"/>
+                <w:bCs w:val="false"/>
+                <w:sz w:val="18"/>
+                <w:szCs w:val="18"/>
+              </w:rPr>
+              <w:t xml:space="preserve">Montos en pesos como int (antes float)</w:t>
+            </w:r>
+          </w:p>
+        </w:tc>
+        <w:tc>
+          <w:tcPr>
+            <w:tcW w:type="dxa" w:w="5938"/>
+            <w:tcBorders>
+              <w:top w:val="single" w:color="D0D7DE" w:sz="4"/>
+              <w:left w:val="single" w:color="D0D7DE" w:sz="4"/>
+              <w:bottom w:val="single" w:color="D0D7DE" w:sz="4"/>
+              <w:right w:val="single" w:color="D0D7DE" w:sz="4"/>
+            </w:tcBorders>
+            <w:tcMar>
+              <w:top w:type="dxa" w:w="40"/>
+              <w:left w:type="dxa" w:w="90"/>
+              <w:bottom w:type="dxa" w:w="40"/>
+              <w:right w:type="dxa" w:w="90"/>
+            </w:tcMar>
+          </w:tcPr>
+          <w:p>
+            <w:r>
+              <w:rPr>
+                <w:b w:val="false"/>
+                <w:bCs w:val="false"/>
+                <w:sz w:val="18"/>
+                <w:szCs w:val="18"/>
+              </w:rPr>
+              <w:t xml:space="preserve">El peso chileno no tiene decimales; float puede producir errores de redondeo.</w:t>
+            </w:r>
+          </w:p>
+        </w:tc>
+      </w:tr>
+    </w:tbl>
+    <w:p>
+      <w:pPr>
+        <w:spacing w:after="100"/>
+      </w:pPr>
+    </w:p>
+    <w:p>
+      <w:pPr>
+        <w:pStyle w:val="Heading2"/>
+      </w:pPr>
+      <w:r>
+        <w:t xml:space="preserve">1.2 Herencia: Clase → Yoga, Spinning y Crossfit (también Trabajador → Instructor, Recepcionista)</w:t>
+      </w:r>
+    </w:p>
+    <w:p>
+      <w:pPr>
+        <w:spacing w:after="90"/>
+      </w:pPr>
+      <w:r>
+        <w:t xml:space="preserve">La clase base es abstracta (</w:t>
+      </w:r>
+      <w:r>
+        <w:rPr>
+          <w:rFonts w:ascii="Consolas" w:cs="Consolas" w:eastAsia="Consolas" w:hAnsi="Consolas"/>
+          <w:color w:val="C2410C"/>
+          <w:sz w:val="18"/>
+          <w:szCs w:val="18"/>
+        </w:rPr>
+        <w:t xml:space="preserve">ABC</w:t>
+      </w:r>
+      <w:r>
+        <w:t xml:space="preserve">) y declara </w:t>
+      </w:r>
+      <w:r>
+        <w:rPr>
+          <w:rFonts w:ascii="Consolas" w:cs="Consolas" w:eastAsia="Consolas" w:hAnsi="Consolas"/>
+          <w:color w:val="C2410C"/>
+          <w:sz w:val="18"/>
+          <w:szCs w:val="18"/>
+        </w:rPr>
+        <w:t xml:space="preserve">cupos_disponibles()</w:t>
+      </w:r>
+      <w:r>
+        <w:t xml:space="preserve"> como método abstracto. Cada subtipo hereda, llama a </w:t>
+      </w:r>
+      <w:r>
+        <w:rPr>
+          <w:rFonts w:ascii="Consolas" w:cs="Consolas" w:eastAsia="Consolas" w:hAnsi="Consolas"/>
+          <w:color w:val="C2410C"/>
+          <w:sz w:val="18"/>
+          <w:szCs w:val="18"/>
+        </w:rPr>
+        <w:t xml:space="preserve">super().__init__()</w:t>
+      </w:r>
+      <w:r>
+        <w:t xml:space="preserve"> y sobrescribe el método con su propia regla. Se programó así porque los tres tipos comparten horario, duración y cupo, y solo cambia el cálculo de cupos (requerimiento 1).</w:t>
       </w:r>
     </w:p>
     <w:tbl>
@@ -1871,7 +1005,7 @@
                 <w:sz w:val="16"/>
                 <w:szCs w:val="16"/>
               </w:rPr>
-              <w:t xml:space="preserve">main.py</w:t>
+              <w:t xml:space="preserve">model/clase.py (líneas 18 y 109-114)  ·  model/yoga.py (líneas 12-33)</w:t>
             </w:r>
           </w:p>
           <w:p>
@@ -1884,7 +1018,7 @@
                 <w:sz w:val="16"/>
                 <w:szCs w:val="16"/>
               </w:rPr>
-              <w:t xml:space="preserve">for clase in [yoga, spinning, crossfit]:      # sin if sobre el tipo</w:t>
+              <w:t xml:space="preserve">class Clase(ABC):</w:t>
             </w:r>
           </w:p>
           <w:p>
@@ -1897,7 +1031,111 @@
                 <w:sz w:val="16"/>
                 <w:szCs w:val="16"/>
               </w:rPr>
-              <w:t xml:space="preserve">    disponibles = clase.cupos_disponibles()   # cada subtipo usa su propia regla</w:t>
+              <w:t xml:space="preserve">    @abstractmethod</w:t>
+            </w:r>
+          </w:p>
+          <w:p>
+            <w:pPr>
+              <w:spacing w:after="0" w:line="228"/>
+            </w:pPr>
+            <w:r>
+              <w:rPr>
+                <w:rFonts w:ascii="Consolas" w:cs="Consolas" w:eastAsia="Consolas" w:hAnsi="Consolas"/>
+                <w:sz w:val="16"/>
+                <w:szCs w:val="16"/>
+              </w:rPr>
+              <w:t xml:space="preserve">    def cupos_disponibles(self) -&gt; int:   # cada subtipo DEBE implementarlo</w:t>
+            </w:r>
+          </w:p>
+          <w:p>
+            <w:pPr>
+              <w:spacing w:after="0" w:line="228"/>
+            </w:pPr>
+            <w:r>
+              <w:rPr>
+                <w:rFonts w:ascii="Consolas" w:cs="Consolas" w:eastAsia="Consolas" w:hAnsi="Consolas"/>
+                <w:sz w:val="16"/>
+                <w:szCs w:val="16"/>
+              </w:rPr>
+              <w:t xml:space="preserve"> </w:t>
+            </w:r>
+          </w:p>
+          <w:p>
+            <w:pPr>
+              <w:spacing w:after="0" w:line="228"/>
+            </w:pPr>
+            <w:r>
+              <w:rPr>
+                <w:rFonts w:ascii="Consolas" w:cs="Consolas" w:eastAsia="Consolas" w:hAnsi="Consolas"/>
+                <w:sz w:val="16"/>
+                <w:szCs w:val="16"/>
+              </w:rPr>
+              <w:t xml:space="preserve">class Yoga(Clase):</w:t>
+            </w:r>
+          </w:p>
+          <w:p>
+            <w:pPr>
+              <w:spacing w:after="0" w:line="228"/>
+            </w:pPr>
+            <w:r>
+              <w:rPr>
+                <w:rFonts w:ascii="Consolas" w:cs="Consolas" w:eastAsia="Consolas" w:hAnsi="Consolas"/>
+                <w:sz w:val="16"/>
+                <w:szCs w:val="16"/>
+              </w:rPr>
+              <w:t xml:space="preserve">    CUPO_MAXIMO = 20</w:t>
+            </w:r>
+          </w:p>
+          <w:p>
+            <w:pPr>
+              <w:spacing w:after="0" w:line="228"/>
+            </w:pPr>
+            <w:r>
+              <w:rPr>
+                <w:rFonts w:ascii="Consolas" w:cs="Consolas" w:eastAsia="Consolas" w:hAnsi="Consolas"/>
+                <w:sz w:val="16"/>
+                <w:szCs w:val="16"/>
+              </w:rPr>
+              <w:t xml:space="preserve">    def __init__(self, dia, hora, instructor_rut=None, id=None, inscritos=0):</w:t>
+            </w:r>
+          </w:p>
+          <w:p>
+            <w:pPr>
+              <w:spacing w:after="0" w:line="228"/>
+            </w:pPr>
+            <w:r>
+              <w:rPr>
+                <w:rFonts w:ascii="Consolas" w:cs="Consolas" w:eastAsia="Consolas" w:hAnsi="Consolas"/>
+                <w:sz w:val="16"/>
+                <w:szCs w:val="16"/>
+              </w:rPr>
+              <w:t xml:space="preserve">        super().__init__(dia, hora, instructor_rut, id, inscritos)  # constructor de Clase</w:t>
+            </w:r>
+          </w:p>
+          <w:p>
+            <w:pPr>
+              <w:spacing w:after="0" w:line="228"/>
+            </w:pPr>
+            <w:r>
+              <w:rPr>
+                <w:rFonts w:ascii="Consolas" w:cs="Consolas" w:eastAsia="Consolas" w:hAnsi="Consolas"/>
+                <w:sz w:val="16"/>
+                <w:szCs w:val="16"/>
+              </w:rPr>
+              <w:t xml:space="preserve">    def cupos_disponibles(self) -&gt; int:              # sobrescribe el método abstracto</w:t>
+            </w:r>
+          </w:p>
+          <w:p>
+            <w:pPr>
+              <w:spacing w:after="0" w:line="228"/>
+            </w:pPr>
+            <w:r>
+              <w:rPr>
+                <w:rFonts w:ascii="Consolas" w:cs="Consolas" w:eastAsia="Consolas" w:hAnsi="Consolas"/>
+                <w:sz w:val="16"/>
+                <w:szCs w:val="16"/>
+              </w:rPr>
+              <w:t xml:space="preserve">        return max(self.CUPO_MAXIMO - self.inscritos, 0)</w:t>
             </w:r>
           </w:p>
         </w:tc>
@@ -1908,24 +1146,343 @@
         <w:spacing w:after="80"/>
       </w:pPr>
     </w:p>
+    <w:tbl>
+      <w:tblPr>
+        <w:tblW w:type="dxa" w:w="9638"/>
+        <w:tblBorders>
+          <w:top w:val="single" w:color="auto" w:sz="4"/>
+          <w:left w:val="single" w:color="auto" w:sz="4"/>
+          <w:bottom w:val="single" w:color="auto" w:sz="4"/>
+          <w:right w:val="single" w:color="auto" w:sz="4"/>
+          <w:insideH w:val="single" w:color="auto" w:sz="4"/>
+          <w:insideV w:val="single" w:color="auto" w:sz="4"/>
+        </w:tblBorders>
+      </w:tblPr>
+      <w:tblGrid>
+        <w:gridCol w:w="9638"/>
+      </w:tblGrid>
+      <w:tr>
+        <w:trPr>
+          <w:cantSplit/>
+        </w:trPr>
+        <w:tc>
+          <w:tcPr>
+            <w:tcW w:type="dxa" w:w="9638"/>
+            <w:tcBorders>
+              <w:top w:val="single" w:color="D0D7DE" w:sz="4"/>
+              <w:left w:val="single" w:color="C2410C" w:sz="18"/>
+              <w:bottom w:val="single" w:color="D0D7DE" w:sz="4"/>
+              <w:right w:val="single" w:color="D0D7DE" w:sz="4"/>
+            </w:tcBorders>
+            <w:shd w:fill="F6F8FA" w:color="auto" w:val="clear"/>
+            <w:tcMar>
+              <w:top w:type="dxa" w:w="60"/>
+              <w:left w:type="dxa" w:w="140"/>
+              <w:bottom w:type="dxa" w:w="60"/>
+              <w:right w:type="dxa" w:w="100"/>
+            </w:tcMar>
+          </w:tcPr>
+          <w:p>
+            <w:pPr>
+              <w:spacing w:after="30"/>
+            </w:pPr>
+            <w:r>
+              <w:rPr>
+                <w:b/>
+                <w:bCs/>
+                <w:color w:val="5F6368"/>
+                <w:sz w:val="16"/>
+                <w:szCs w:val="16"/>
+              </w:rPr>
+              <w:t xml:space="preserve">model/spinning.py (línea 47)  ·  model/crossfit.py (línea 34)</w:t>
+            </w:r>
+          </w:p>
+          <w:p>
+            <w:pPr>
+              <w:spacing w:after="0" w:line="228"/>
+            </w:pPr>
+            <w:r>
+              <w:rPr>
+                <w:rFonts w:ascii="Consolas" w:cs="Consolas" w:eastAsia="Consolas" w:hAnsi="Consolas"/>
+                <w:sz w:val="16"/>
+                <w:szCs w:val="16"/>
+              </w:rPr>
+              <w:t xml:space="preserve">class Spinning(Clase):   # regla: solo cuentan las bicicletas que funcionan</w:t>
+            </w:r>
+          </w:p>
+          <w:p>
+            <w:pPr>
+              <w:spacing w:after="0" w:line="228"/>
+            </w:pPr>
+            <w:r>
+              <w:rPr>
+                <w:rFonts w:ascii="Consolas" w:cs="Consolas" w:eastAsia="Consolas" w:hAnsi="Consolas"/>
+                <w:sz w:val="16"/>
+                <w:szCs w:val="16"/>
+              </w:rPr>
+              <w:t xml:space="preserve">    def cupos_disponibles(self) -&gt; int:</w:t>
+            </w:r>
+          </w:p>
+          <w:p>
+            <w:pPr>
+              <w:spacing w:after="0" w:line="228"/>
+            </w:pPr>
+            <w:r>
+              <w:rPr>
+                <w:rFonts w:ascii="Consolas" w:cs="Consolas" w:eastAsia="Consolas" w:hAnsi="Consolas"/>
+                <w:sz w:val="16"/>
+                <w:szCs w:val="16"/>
+              </w:rPr>
+              <w:t xml:space="preserve">        return max(self.__bicicletas_operativas - self.inscritos, 0)</w:t>
+            </w:r>
+          </w:p>
+          <w:p>
+            <w:pPr>
+              <w:spacing w:after="0" w:line="228"/>
+            </w:pPr>
+            <w:r>
+              <w:rPr>
+                <w:rFonts w:ascii="Consolas" w:cs="Consolas" w:eastAsia="Consolas" w:hAnsi="Consolas"/>
+                <w:sz w:val="16"/>
+                <w:szCs w:val="16"/>
+              </w:rPr>
+              <w:t xml:space="preserve">class Crossfit(Clase):   # regla: 2 cupos reservados para clases de prueba</w:t>
+            </w:r>
+          </w:p>
+          <w:p>
+            <w:pPr>
+              <w:spacing w:after="0" w:line="228"/>
+            </w:pPr>
+            <w:r>
+              <w:rPr>
+                <w:rFonts w:ascii="Consolas" w:cs="Consolas" w:eastAsia="Consolas" w:hAnsi="Consolas"/>
+                <w:sz w:val="16"/>
+                <w:szCs w:val="16"/>
+              </w:rPr>
+              <w:t xml:space="preserve">    def cupos_disponibles(self) -&gt; int:</w:t>
+            </w:r>
+          </w:p>
+          <w:p>
+            <w:pPr>
+              <w:spacing w:after="0" w:line="228"/>
+            </w:pPr>
+            <w:r>
+              <w:rPr>
+                <w:rFonts w:ascii="Consolas" w:cs="Consolas" w:eastAsia="Consolas" w:hAnsi="Consolas"/>
+                <w:sz w:val="16"/>
+                <w:szCs w:val="16"/>
+              </w:rPr>
+              <w:t xml:space="preserve">        return max(self.CUPO_MAXIMO - self.CUPOS_RESERVADOS - self.inscritos, 0)</w:t>
+            </w:r>
+          </w:p>
+        </w:tc>
+      </w:tr>
+    </w:tbl>
+    <w:p>
+      <w:pPr>
+        <w:spacing w:after="80"/>
+      </w:pPr>
+    </w:p>
     <w:p>
       <w:pPr>
         <w:pStyle w:val="Heading2"/>
       </w:pPr>
       <w:r>
-        <w:t xml:space="preserve">2.2 El dato con validación en el setter</w:t>
+        <w:t xml:space="preserve">1.3 Agregación: InscripcionMensual ◇ Socio y DetalleClaseReservada ◇ Clase</w:t>
       </w:r>
     </w:p>
     <w:p>
       <w:pPr>
         <w:spacing w:after="90"/>
       </w:pPr>
+      <w:r>
+        <w:t xml:space="preserve">La agregación </w:t>
+      </w:r>
       <w:r>
         <w:rPr>
           <w:b/>
           <w:bCs/>
         </w:rPr>
-        <w:t xml:space="preserve">Clase y método: </w:t>
+        <w:t xml:space="preserve">recibe un objeto que ya existe</w:t>
+      </w:r>
+      <w:r>
+        <w:t xml:space="preserve">: la inscripción no crea al socio, lo recibe en su constructor; el detalle tampoco crea la clase. Se programó así porque el socio y la clase existen por sí solos: un socio puede tener varias inscripciones a lo largo de los meses y muchas reservas apuntan a la misma clase.</w:t>
+      </w:r>
+    </w:p>
+    <w:tbl>
+      <w:tblPr>
+        <w:tblW w:type="dxa" w:w="9638"/>
+        <w:tblBorders>
+          <w:top w:val="single" w:color="auto" w:sz="4"/>
+          <w:left w:val="single" w:color="auto" w:sz="4"/>
+          <w:bottom w:val="single" w:color="auto" w:sz="4"/>
+          <w:right w:val="single" w:color="auto" w:sz="4"/>
+          <w:insideH w:val="single" w:color="auto" w:sz="4"/>
+          <w:insideV w:val="single" w:color="auto" w:sz="4"/>
+        </w:tblBorders>
+      </w:tblPr>
+      <w:tblGrid>
+        <w:gridCol w:w="9638"/>
+      </w:tblGrid>
+      <w:tr>
+        <w:trPr>
+          <w:cantSplit/>
+        </w:trPr>
+        <w:tc>
+          <w:tcPr>
+            <w:tcW w:type="dxa" w:w="9638"/>
+            <w:tcBorders>
+              <w:top w:val="single" w:color="D0D7DE" w:sz="4"/>
+              <w:left w:val="single" w:color="C2410C" w:sz="18"/>
+              <w:bottom w:val="single" w:color="D0D7DE" w:sz="4"/>
+              <w:right w:val="single" w:color="D0D7DE" w:sz="4"/>
+            </w:tcBorders>
+            <w:shd w:fill="F6F8FA" w:color="auto" w:val="clear"/>
+            <w:tcMar>
+              <w:top w:type="dxa" w:w="60"/>
+              <w:left w:type="dxa" w:w="140"/>
+              <w:bottom w:type="dxa" w:w="60"/>
+              <w:right w:type="dxa" w:w="100"/>
+            </w:tcMar>
+          </w:tcPr>
+          <w:p>
+            <w:pPr>
+              <w:spacing w:after="30"/>
+            </w:pPr>
+            <w:r>
+              <w:rPr>
+                <w:b/>
+                <w:bCs/>
+                <w:color w:val="5F6368"/>
+                <w:sz w:val="16"/>
+                <w:szCs w:val="16"/>
+              </w:rPr>
+              <w:t xml:space="preserve">model/inscripcion_mensual.py (línea 38)  ·  model/detalle_clase_reservada.py (línea 23)</w:t>
+            </w:r>
+          </w:p>
+          <w:p>
+            <w:pPr>
+              <w:spacing w:after="0" w:line="228"/>
+            </w:pPr>
+            <w:r>
+              <w:rPr>
+                <w:rFonts w:ascii="Consolas" w:cs="Consolas" w:eastAsia="Consolas" w:hAnsi="Consolas"/>
+                <w:sz w:val="16"/>
+                <w:szCs w:val="16"/>
+              </w:rPr>
+              <w:t xml:space="preserve">class InscripcionMensual:</w:t>
+            </w:r>
+          </w:p>
+          <w:p>
+            <w:pPr>
+              <w:spacing w:after="0" w:line="228"/>
+            </w:pPr>
+            <w:r>
+              <w:rPr>
+                <w:rFonts w:ascii="Consolas" w:cs="Consolas" w:eastAsia="Consolas" w:hAnsi="Consolas"/>
+                <w:sz w:val="16"/>
+                <w:szCs w:val="16"/>
+              </w:rPr>
+              <w:t xml:space="preserve">    def __init__(self, socio: Socio, mes: str, ...):</w:t>
+            </w:r>
+          </w:p>
+          <w:p>
+            <w:pPr>
+              <w:spacing w:after="0" w:line="228"/>
+            </w:pPr>
+            <w:r>
+              <w:rPr>
+                <w:rFonts w:ascii="Consolas" w:cs="Consolas" w:eastAsia="Consolas" w:hAnsi="Consolas"/>
+                <w:sz w:val="16"/>
+                <w:szCs w:val="16"/>
+              </w:rPr>
+              <w:t xml:space="preserve">        self.__socio = socio        # AGREGACIÓN: recibe un socio que YA EXISTE</w:t>
+            </w:r>
+          </w:p>
+          <w:p>
+            <w:pPr>
+              <w:spacing w:after="0" w:line="228"/>
+            </w:pPr>
+            <w:r>
+              <w:rPr>
+                <w:rFonts w:ascii="Consolas" w:cs="Consolas" w:eastAsia="Consolas" w:hAnsi="Consolas"/>
+                <w:sz w:val="16"/>
+                <w:szCs w:val="16"/>
+              </w:rPr>
+              <w:t xml:space="preserve"> </w:t>
+            </w:r>
+          </w:p>
+          <w:p>
+            <w:pPr>
+              <w:spacing w:after="0" w:line="228"/>
+            </w:pPr>
+            <w:r>
+              <w:rPr>
+                <w:rFonts w:ascii="Consolas" w:cs="Consolas" w:eastAsia="Consolas" w:hAnsi="Consolas"/>
+                <w:sz w:val="16"/>
+                <w:szCs w:val="16"/>
+              </w:rPr>
+              <w:t xml:space="preserve">class DetalleClaseReservada:</w:t>
+            </w:r>
+          </w:p>
+          <w:p>
+            <w:pPr>
+              <w:spacing w:after="0" w:line="228"/>
+            </w:pPr>
+            <w:r>
+              <w:rPr>
+                <w:rFonts w:ascii="Consolas" w:cs="Consolas" w:eastAsia="Consolas" w:hAnsi="Consolas"/>
+                <w:sz w:val="16"/>
+                <w:szCs w:val="16"/>
+              </w:rPr>
+              <w:t xml:space="preserve">    def __init__(self, clase: Clase, dia=None, hora=None):</w:t>
+            </w:r>
+          </w:p>
+          <w:p>
+            <w:pPr>
+              <w:spacing w:after="0" w:line="228"/>
+            </w:pPr>
+            <w:r>
+              <w:rPr>
+                <w:rFonts w:ascii="Consolas" w:cs="Consolas" w:eastAsia="Consolas" w:hAnsi="Consolas"/>
+                <w:sz w:val="16"/>
+                <w:szCs w:val="16"/>
+              </w:rPr>
+              <w:t xml:space="preserve">        self.__clase = clase        # AGREGACIÓN: la clase sigue existiendo sin el detalle</w:t>
+            </w:r>
+          </w:p>
+        </w:tc>
+      </w:tr>
+    </w:tbl>
+    <w:p>
+      <w:pPr>
+        <w:spacing w:after="80"/>
+      </w:pPr>
+    </w:p>
+    <w:p>
+      <w:pPr>
+        <w:pStyle w:val="Heading2"/>
+      </w:pPr>
+      <w:r>
+        <w:t xml:space="preserve">1.4 Composición: Socio ◆ Membresia e InscripcionMensual ◆ DetalleClaseReservada</w:t>
+      </w:r>
+    </w:p>
+    <w:p>
+      <w:pPr>
+        <w:spacing w:after="90"/>
+      </w:pPr>
+      <w:r>
+        <w:t xml:space="preserve">La composición </w:t>
+      </w:r>
+      <w:r>
+        <w:rPr>
+          <w:b/>
+          <w:bCs/>
+        </w:rPr>
+        <w:t xml:space="preserve">crea la parte dentro del todo</w:t>
+      </w:r>
+      <w:r>
+        <w:t xml:space="preserve">: el socio crea su propia membresía en el constructor, y la inscripción crea cada línea de detalle dentro de </w:t>
       </w:r>
       <w:r>
         <w:rPr>
@@ -1934,10 +1491,216 @@
           <w:sz w:val="18"/>
           <w:szCs w:val="18"/>
         </w:rPr>
-        <w:t xml:space="preserve">Socio.rut</w:t>
-      </w:r>
-      <w:r>
-        <w:t xml:space="preserve"> (</w:t>
+        <w:t xml:space="preserve">agregar_clase()</w:t>
+      </w:r>
+      <w:r>
+        <w:t xml:space="preserve">. Así la parte no puede existir sin su todo. La lista de detalles es privada y se expone como tupla, para que nadie la modifique desde afuera (la transacción contiene sus líneas de detalle).</w:t>
+      </w:r>
+    </w:p>
+    <w:tbl>
+      <w:tblPr>
+        <w:tblW w:type="dxa" w:w="9638"/>
+        <w:tblBorders>
+          <w:top w:val="single" w:color="auto" w:sz="4"/>
+          <w:left w:val="single" w:color="auto" w:sz="4"/>
+          <w:bottom w:val="single" w:color="auto" w:sz="4"/>
+          <w:right w:val="single" w:color="auto" w:sz="4"/>
+          <w:insideH w:val="single" w:color="auto" w:sz="4"/>
+          <w:insideV w:val="single" w:color="auto" w:sz="4"/>
+        </w:tblBorders>
+      </w:tblPr>
+      <w:tblGrid>
+        <w:gridCol w:w="9638"/>
+      </w:tblGrid>
+      <w:tr>
+        <w:trPr>
+          <w:cantSplit/>
+        </w:trPr>
+        <w:tc>
+          <w:tcPr>
+            <w:tcW w:type="dxa" w:w="9638"/>
+            <w:tcBorders>
+              <w:top w:val="single" w:color="D0D7DE" w:sz="4"/>
+              <w:left w:val="single" w:color="C2410C" w:sz="18"/>
+              <w:bottom w:val="single" w:color="D0D7DE" w:sz="4"/>
+              <w:right w:val="single" w:color="D0D7DE" w:sz="4"/>
+            </w:tcBorders>
+            <w:shd w:fill="F6F8FA" w:color="auto" w:val="clear"/>
+            <w:tcMar>
+              <w:top w:type="dxa" w:w="60"/>
+              <w:left w:type="dxa" w:w="140"/>
+              <w:bottom w:type="dxa" w:w="60"/>
+              <w:right w:type="dxa" w:w="100"/>
+            </w:tcMar>
+          </w:tcPr>
+          <w:p>
+            <w:pPr>
+              <w:spacing w:after="30"/>
+            </w:pPr>
+            <w:r>
+              <w:rPr>
+                <w:b/>
+                <w:bCs/>
+                <w:color w:val="5F6368"/>
+                <w:sz w:val="16"/>
+                <w:szCs w:val="16"/>
+              </w:rPr>
+              <w:t xml:space="preserve">model/socio.py (línea 34)  ·  model/inscripcion_mensual.py (líneas 42 y 78-98)</w:t>
+            </w:r>
+          </w:p>
+          <w:p>
+            <w:pPr>
+              <w:spacing w:after="0" w:line="228"/>
+            </w:pPr>
+            <w:r>
+              <w:rPr>
+                <w:rFonts w:ascii="Consolas" w:cs="Consolas" w:eastAsia="Consolas" w:hAnsi="Consolas"/>
+                <w:sz w:val="16"/>
+                <w:szCs w:val="16"/>
+              </w:rPr>
+              <w:t xml:space="preserve">self.__membresia = Membresia(inicio, vencimiento)   # el socio CREA su membresía</w:t>
+            </w:r>
+          </w:p>
+          <w:p>
+            <w:pPr>
+              <w:spacing w:after="0" w:line="228"/>
+            </w:pPr>
+            <w:r>
+              <w:rPr>
+                <w:rFonts w:ascii="Consolas" w:cs="Consolas" w:eastAsia="Consolas" w:hAnsi="Consolas"/>
+                <w:sz w:val="16"/>
+                <w:szCs w:val="16"/>
+              </w:rPr>
+              <w:t xml:space="preserve"> </w:t>
+            </w:r>
+          </w:p>
+          <w:p>
+            <w:pPr>
+              <w:spacing w:after="0" w:line="228"/>
+            </w:pPr>
+            <w:r>
+              <w:rPr>
+                <w:rFonts w:ascii="Consolas" w:cs="Consolas" w:eastAsia="Consolas" w:hAnsi="Consolas"/>
+                <w:sz w:val="16"/>
+                <w:szCs w:val="16"/>
+              </w:rPr>
+              <w:t xml:space="preserve">self.__detalles: list[DetalleClaseReservada] = []  # lista privada de líneas de detalle</w:t>
+            </w:r>
+          </w:p>
+          <w:p>
+            <w:pPr>
+              <w:spacing w:after="0" w:line="228"/>
+            </w:pPr>
+            <w:r>
+              <w:rPr>
+                <w:rFonts w:ascii="Consolas" w:cs="Consolas" w:eastAsia="Consolas" w:hAnsi="Consolas"/>
+                <w:sz w:val="16"/>
+                <w:szCs w:val="16"/>
+              </w:rPr>
+              <w:t xml:space="preserve">def agregar_clase(self, clase: Clase, dia=None, hora=None) -&gt; DetalleClaseReservada:</w:t>
+            </w:r>
+          </w:p>
+          <w:p>
+            <w:pPr>
+              <w:spacing w:after="0" w:line="228"/>
+            </w:pPr>
+            <w:r>
+              <w:rPr>
+                <w:rFonts w:ascii="Consolas" w:cs="Consolas" w:eastAsia="Consolas" w:hAnsi="Consolas"/>
+                <w:sz w:val="16"/>
+                <w:szCs w:val="16"/>
+              </w:rPr>
+              <w:t xml:space="preserve">    if clase.esta_llena():</w:t>
+            </w:r>
+          </w:p>
+          <w:p>
+            <w:pPr>
+              <w:spacing w:after="0" w:line="228"/>
+            </w:pPr>
+            <w:r>
+              <w:rPr>
+                <w:rFonts w:ascii="Consolas" w:cs="Consolas" w:eastAsia="Consolas" w:hAnsi="Consolas"/>
+                <w:sz w:val="16"/>
+                <w:szCs w:val="16"/>
+              </w:rPr>
+              <w:t xml:space="preserve">        raise CupoLlenoException(clase)                # regla 1 del negocio</w:t>
+            </w:r>
+          </w:p>
+          <w:p>
+            <w:pPr>
+              <w:spacing w:after="0" w:line="228"/>
+            </w:pPr>
+            <w:r>
+              <w:rPr>
+                <w:rFonts w:ascii="Consolas" w:cs="Consolas" w:eastAsia="Consolas" w:hAnsi="Consolas"/>
+                <w:sz w:val="16"/>
+                <w:szCs w:val="16"/>
+              </w:rPr>
+              <w:t xml:space="preserve">    detalle = DetalleClaseReservada(clase, dia, hora)  # la inscripción CREA el detalle</w:t>
+            </w:r>
+          </w:p>
+          <w:p>
+            <w:pPr>
+              <w:spacing w:after="0" w:line="228"/>
+            </w:pPr>
+            <w:r>
+              <w:rPr>
+                <w:rFonts w:ascii="Consolas" w:cs="Consolas" w:eastAsia="Consolas" w:hAnsi="Consolas"/>
+                <w:sz w:val="16"/>
+                <w:szCs w:val="16"/>
+              </w:rPr>
+              <w:t xml:space="preserve">    clase.registrar_inscrito()</w:t>
+            </w:r>
+          </w:p>
+          <w:p>
+            <w:pPr>
+              <w:spacing w:after="0" w:line="228"/>
+            </w:pPr>
+            <w:r>
+              <w:rPr>
+                <w:rFonts w:ascii="Consolas" w:cs="Consolas" w:eastAsia="Consolas" w:hAnsi="Consolas"/>
+                <w:sz w:val="16"/>
+                <w:szCs w:val="16"/>
+              </w:rPr>
+              <w:t xml:space="preserve">    self.__detalles.append(detalle)</w:t>
+            </w:r>
+          </w:p>
+          <w:p>
+            <w:pPr>
+              <w:spacing w:after="0" w:line="228"/>
+            </w:pPr>
+            <w:r>
+              <w:rPr>
+                <w:rFonts w:ascii="Consolas" w:cs="Consolas" w:eastAsia="Consolas" w:hAnsi="Consolas"/>
+                <w:sz w:val="16"/>
+                <w:szCs w:val="16"/>
+              </w:rPr>
+              <w:t xml:space="preserve">    return detalle</w:t>
+            </w:r>
+          </w:p>
+        </w:tc>
+      </w:tr>
+    </w:tbl>
+    <w:p>
+      <w:pPr>
+        <w:spacing w:after="80"/>
+      </w:pPr>
+    </w:p>
+    <w:p>
+      <w:pPr>
+        <w:pStyle w:val="Heading1"/>
+        <w:pageBreakBefore/>
+      </w:pPr>
+      <w:r>
+        <w:t xml:space="preserve">2. Evidencia de funcionamiento (main.py)</w:t>
+      </w:r>
+    </w:p>
+    <w:p>
+      <w:pPr>
+        <w:spacing w:after="90"/>
+      </w:pPr>
+      <w:r>
+        <w:t xml:space="preserve">Capturas de la ejecución de </w:t>
       </w:r>
       <w:r>
         <w:rPr>
@@ -1946,10 +1709,30 @@
           <w:sz w:val="18"/>
           <w:szCs w:val="18"/>
         </w:rPr>
-        <w:t xml:space="preserve">@rut.setter</w:t>
-      </w:r>
-      <w:r>
-        <w:t xml:space="preserve"> en </w:t>
+        <w:t xml:space="preserve">python main.py</w:t>
+      </w:r>
+      <w:r>
+        <w:t xml:space="preserve"> en la raíz del repositorio. El script solo usa la librería estándar (Python 3.7 o superior) y corre de principio a fin sin errores no controlados.</w:t>
+      </w:r>
+    </w:p>
+    <w:p>
+      <w:pPr>
+        <w:pStyle w:val="Heading2"/>
+      </w:pPr>
+      <w:r>
+        <w:t xml:space="preserve">2.1 Los tres subtipos con su método distinto</w:t>
+      </w:r>
+    </w:p>
+    <w:p>
+      <w:pPr>
+        <w:spacing w:after="90"/>
+      </w:pPr>
+      <w:r>
+        <w:rPr>
+          <w:b/>
+          <w:bCs/>
+        </w:rPr>
+        <w:t xml:space="preserve">Clase y método: </w:t>
       </w:r>
       <w:r>
         <w:rPr>
@@ -1958,10 +1741,10 @@
           <w:sz w:val="18"/>
           <w:szCs w:val="18"/>
         </w:rPr>
-        <w:t xml:space="preserve">model/socio.py</w:t>
-      </w:r>
-      <w:r>
-        <w:t xml:space="preserve">, línea 48). El constructor asigna </w:t>
+        <w:t xml:space="preserve">Clase.cupos_disponibles()</w:t>
+      </w:r>
+      <w:r>
+        <w:t xml:space="preserve">, sobrescrito en </w:t>
       </w:r>
       <w:r>
         <w:rPr>
@@ -1970,10 +1753,58 @@
           <w:sz w:val="18"/>
           <w:szCs w:val="18"/>
         </w:rPr>
-        <w:t xml:space="preserve">self.rut = rut</w:t>
-      </w:r>
-      <w:r>
-        <w:t xml:space="preserve">, así que la validación módulo 11 ocurre siempre en el setter: al crear la ficha y al intentar cambiar el RUT.</w:t>
+        <w:t xml:space="preserve">Yoga</w:t>
+      </w:r>
+      <w:r>
+        <w:t xml:space="preserve">, </w:t>
+      </w:r>
+      <w:r>
+        <w:rPr>
+          <w:rFonts w:ascii="Consolas" w:cs="Consolas" w:eastAsia="Consolas" w:hAnsi="Consolas"/>
+          <w:color w:val="C2410C"/>
+          <w:sz w:val="18"/>
+          <w:szCs w:val="18"/>
+        </w:rPr>
+        <w:t xml:space="preserve">Spinning</w:t>
+      </w:r>
+      <w:r>
+        <w:t xml:space="preserve"> y </w:t>
+      </w:r>
+      <w:r>
+        <w:rPr>
+          <w:rFonts w:ascii="Consolas" w:cs="Consolas" w:eastAsia="Consolas" w:hAnsi="Consolas"/>
+          <w:color w:val="C2410C"/>
+          <w:sz w:val="18"/>
+          <w:szCs w:val="18"/>
+        </w:rPr>
+        <w:t xml:space="preserve">Crossfit</w:t>
+      </w:r>
+      <w:r>
+        <w:t xml:space="preserve">. </w:t>
+      </w:r>
+      <w:r>
+        <w:rPr>
+          <w:rFonts w:ascii="Consolas" w:cs="Consolas" w:eastAsia="Consolas" w:hAnsi="Consolas"/>
+          <w:color w:val="C2410C"/>
+          <w:sz w:val="18"/>
+          <w:szCs w:val="18"/>
+        </w:rPr>
+        <w:t xml:space="preserve">main.py</w:t>
+      </w:r>
+      <w:r>
+        <w:t xml:space="preserve"> recorre la lista con un solo </w:t>
+      </w:r>
+      <w:r>
+        <w:rPr>
+          <w:rFonts w:ascii="Consolas" w:cs="Consolas" w:eastAsia="Consolas" w:hAnsi="Consolas"/>
+          <w:color w:val="C2410C"/>
+          <w:sz w:val="18"/>
+          <w:szCs w:val="18"/>
+        </w:rPr>
+        <w:t xml:space="preserve">for</w:t>
+      </w:r>
+      <w:r>
+        <w:t xml:space="preserve"> y llama al método sin preguntar el tipo de cada objeto; cada subtipo responde con su regla (polimorfismo).</w:t>
       </w:r>
     </w:p>
     <w:p>
@@ -1984,9 +1815,9 @@
       <w:r>
         <w:drawing>
           <wp:inline distT="0" distB="0" distL="0" distR="0">
-            <wp:extent cx="5715000" cy="1266825"/>
+            <wp:extent cx="5715000" cy="2657475"/>
             <wp:effectExtent t="0" r="0" b="0" l="0"/>
-            <wp:docPr id="1" name="/tmp/claude-0/-home-user-gym-powerfit/9fdc54a9-7583-58d7-8ecd-2e0b9b0fae45/scratchpad/inf/req2.png" descr="/tmp/claude-0/-home-user-gym-powerfit/9fdc54a9-7583-58d7-8ecd-2e0b9b0fae45/scratchpad/inf/req2.png" title="/tmp/claude-0/-home-user-gym-powerfit/9fdc54a9-7583-58d7-8ecd-2e0b9b0fae45/scratchpad/inf/req2.png"/>
+            <wp:docPr id="1" name="/tmp/claude-0/-home-user-gym-powerfit/9fdc54a9-7583-58d7-8ecd-2e0b9b0fae45/scratchpad/inf/req1.png" descr="/tmp/claude-0/-home-user-gym-powerfit/9fdc54a9-7583-58d7-8ecd-2e0b9b0fae45/scratchpad/inf/req1.png" title="/tmp/claude-0/-home-user-gym-powerfit/9fdc54a9-7583-58d7-8ecd-2e0b9b0fae45/scratchpad/inf/req1.png"/>
             <wp:cNvGraphicFramePr>
               <a:graphicFrameLocks xmlns:a="http://schemas.openxmlformats.org/drawingml/2006/main" noChangeAspect="1"/>
             </wp:cNvGraphicFramePr>
@@ -2009,7 +1840,7 @@
                   <pic:spPr bwMode="auto">
                     <a:xfrm>
                       <a:off x="0" y="0"/>
-                      <a:ext cx="5715000" cy="1266825"/>
+                      <a:ext cx="5715000" cy="2657475"/>
                     </a:xfrm>
                     <a:prstGeom prst="rect">
                       <a:avLst/>
@@ -2035,7 +1866,7 @@
           <w:sz w:val="17"/>
           <w:szCs w:val="17"/>
         </w:rPr>
-        <w:t xml:space="preserve">Figura 3. Requisito 2: RUT válido aceptado; RUT inválido y cambio inválido rechazados por el setter.</w:t>
+        <w:t xml:space="preserve">Figura 2. Requisito 1: polimorfismo de cupos_disponibles().</w:t>
       </w:r>
     </w:p>
     <w:tbl>
@@ -2086,7 +1917,7 @@
                 <w:sz w:val="16"/>
                 <w:szCs w:val="16"/>
               </w:rPr>
-              <w:t xml:space="preserve">model/socio.py (líneas 48-56)</w:t>
+              <w:t xml:space="preserve">main.py</w:t>
             </w:r>
           </w:p>
           <w:p>
@@ -2099,7 +1930,7 @@
                 <w:sz w:val="16"/>
                 <w:szCs w:val="16"/>
               </w:rPr>
-              <w:t xml:space="preserve">@rut.setter</w:t>
+              <w:t xml:space="preserve">for clase in [yoga, spinning, crossfit]:      # sin if sobre el tipo</w:t>
             </w:r>
           </w:p>
           <w:p>
@@ -2112,46 +1943,7 @@
                 <w:sz w:val="16"/>
                 <w:szCs w:val="16"/>
               </w:rPr>
-              <w:t xml:space="preserve">def rut(self, valor: str) -&gt; None:</w:t>
-            </w:r>
-          </w:p>
-          <w:p>
-            <w:pPr>
-              <w:spacing w:after="0" w:line="228"/>
-            </w:pPr>
-            <w:r>
-              <w:rPr>
-                <w:rFonts w:ascii="Consolas" w:cs="Consolas" w:eastAsia="Consolas" w:hAnsi="Consolas"/>
-                <w:sz w:val="16"/>
-                <w:szCs w:val="16"/>
-              </w:rPr>
-              <w:t xml:space="preserve">    if not Socio.validar_rut(valor):                 # algoritmo módulo 11</w:t>
-            </w:r>
-          </w:p>
-          <w:p>
-            <w:pPr>
-              <w:spacing w:after="0" w:line="228"/>
-            </w:pPr>
-            <w:r>
-              <w:rPr>
-                <w:rFonts w:ascii="Consolas" w:cs="Consolas" w:eastAsia="Consolas" w:hAnsi="Consolas"/>
-                <w:sz w:val="16"/>
-                <w:szCs w:val="16"/>
-              </w:rPr>
-              <w:t xml:space="preserve">        raise ValueError(f"RUT invalido: {valor}")   # el atributo no cambia</w:t>
-            </w:r>
-          </w:p>
-          <w:p>
-            <w:pPr>
-              <w:spacing w:after="0" w:line="228"/>
-            </w:pPr>
-            <w:r>
-              <w:rPr>
-                <w:rFonts w:ascii="Consolas" w:cs="Consolas" w:eastAsia="Consolas" w:hAnsi="Consolas"/>
-                <w:sz w:val="16"/>
-                <w:szCs w:val="16"/>
-              </w:rPr>
-              <w:t xml:space="preserve">    self.__rut = limpiar_rut(valor)                  # guarda el RUT normalizado</w:t>
+              <w:t xml:space="preserve">    disponibles = clase.cupos_disponibles()   # cada subtipo usa su propia regla</w:t>
             </w:r>
           </w:p>
         </w:tc>
@@ -2167,7 +1959,7 @@
         <w:pStyle w:val="Heading2"/>
       </w:pPr>
       <w:r>
-        <w:t xml:space="preserve">2.3 La transacción con sus líneas de detalle</w:t>
+        <w:t xml:space="preserve">2.2 El dato con validación en el setter</w:t>
       </w:r>
     </w:p>
     <w:p>
@@ -2188,10 +1980,10 @@
           <w:sz w:val="18"/>
           <w:szCs w:val="18"/>
         </w:rPr>
-        <w:t xml:space="preserve">InscripcionMensual.agregar_clase()</w:t>
-      </w:r>
-      <w:r>
-        <w:t xml:space="preserve"> crea cada </w:t>
+        <w:t xml:space="preserve">Socio.rut</w:t>
+      </w:r>
+      <w:r>
+        <w:t xml:space="preserve"> (</w:t>
       </w:r>
       <w:r>
         <w:rPr>
@@ -2200,10 +1992,10 @@
           <w:sz w:val="18"/>
           <w:szCs w:val="18"/>
         </w:rPr>
-        <w:t xml:space="preserve">DetalleClaseReservada</w:t>
-      </w:r>
-      <w:r>
-        <w:t xml:space="preserve">; </w:t>
+        <w:t xml:space="preserve">@rut.setter</w:t>
+      </w:r>
+      <w:r>
+        <w:t xml:space="preserve"> en </w:t>
       </w:r>
       <w:r>
         <w:rPr>
@@ -2212,10 +2004,10 @@
           <w:sz w:val="18"/>
           <w:szCs w:val="18"/>
         </w:rPr>
-        <w:t xml:space="preserve">calcular_total()</w:t>
-      </w:r>
-      <w:r>
-        <w:t xml:space="preserve"> suma los subtotales y </w:t>
+        <w:t xml:space="preserve">model/socio.py</w:t>
+      </w:r>
+      <w:r>
+        <w:t xml:space="preserve">, línea 48). El constructor asigna </w:t>
       </w:r>
       <w:r>
         <w:rPr>
@@ -2224,10 +2016,10 @@
           <w:sz w:val="18"/>
           <w:szCs w:val="18"/>
         </w:rPr>
-        <w:t xml:space="preserve">Recepcionista.cobrar_mensualidad()</w:t>
-      </w:r>
-      <w:r>
-        <w:t xml:space="preserve"> cobra y renueva la membresía.</w:t>
+        <w:t xml:space="preserve">self.rut = rut</w:t>
+      </w:r>
+      <w:r>
+        <w:t xml:space="preserve">, así que la validación módulo 11 ocurre siempre en el setter: al crear la ficha y al intentar cambiar el RUT.</w:t>
       </w:r>
     </w:p>
     <w:p>
@@ -2238,9 +2030,9 @@
       <w:r>
         <w:drawing>
           <wp:inline distT="0" distB="0" distL="0" distR="0">
-            <wp:extent cx="5715000" cy="1647825"/>
+            <wp:extent cx="5715000" cy="1266825"/>
             <wp:effectExtent t="0" r="0" b="0" l="0"/>
-            <wp:docPr id="1" name="/tmp/claude-0/-home-user-gym-powerfit/9fdc54a9-7583-58d7-8ecd-2e0b9b0fae45/scratchpad/inf/req3.png" descr="/tmp/claude-0/-home-user-gym-powerfit/9fdc54a9-7583-58d7-8ecd-2e0b9b0fae45/scratchpad/inf/req3.png" title="/tmp/claude-0/-home-user-gym-powerfit/9fdc54a9-7583-58d7-8ecd-2e0b9b0fae45/scratchpad/inf/req3.png"/>
+            <wp:docPr id="1" name="/tmp/claude-0/-home-user-gym-powerfit/9fdc54a9-7583-58d7-8ecd-2e0b9b0fae45/scratchpad/inf/req2.png" descr="/tmp/claude-0/-home-user-gym-powerfit/9fdc54a9-7583-58d7-8ecd-2e0b9b0fae45/scratchpad/inf/req2.png" title="/tmp/claude-0/-home-user-gym-powerfit/9fdc54a9-7583-58d7-8ecd-2e0b9b0fae45/scratchpad/inf/req2.png"/>
             <wp:cNvGraphicFramePr>
               <a:graphicFrameLocks xmlns:a="http://schemas.openxmlformats.org/drawingml/2006/main" noChangeAspect="1"/>
             </wp:cNvGraphicFramePr>
@@ -2263,7 +2055,7 @@
                   <pic:spPr bwMode="auto">
                     <a:xfrm>
                       <a:off x="0" y="0"/>
-                      <a:ext cx="5715000" cy="1647825"/>
+                      <a:ext cx="5715000" cy="1266825"/>
                     </a:xfrm>
                     <a:prstGeom prst="rect">
                       <a:avLst/>
@@ -2289,15 +2081,139 @@
           <w:sz w:val="17"/>
           <w:szCs w:val="17"/>
         </w:rPr>
-        <w:t xml:space="preserve">Figura 4. Requisito 3: inscripción mensual con dos líneas de detalle y su total.</w:t>
-      </w:r>
+        <w:t xml:space="preserve">Figura 3. Requisito 2: RUT válido aceptado; RUT inválido y cambio inválido rechazados por el setter.</w:t>
+      </w:r>
+    </w:p>
+    <w:tbl>
+      <w:tblPr>
+        <w:tblW w:type="dxa" w:w="9638"/>
+        <w:tblBorders>
+          <w:top w:val="single" w:color="auto" w:sz="4"/>
+          <w:left w:val="single" w:color="auto" w:sz="4"/>
+          <w:bottom w:val="single" w:color="auto" w:sz="4"/>
+          <w:right w:val="single" w:color="auto" w:sz="4"/>
+          <w:insideH w:val="single" w:color="auto" w:sz="4"/>
+          <w:insideV w:val="single" w:color="auto" w:sz="4"/>
+        </w:tblBorders>
+      </w:tblPr>
+      <w:tblGrid>
+        <w:gridCol w:w="9638"/>
+      </w:tblGrid>
+      <w:tr>
+        <w:trPr>
+          <w:cantSplit/>
+        </w:trPr>
+        <w:tc>
+          <w:tcPr>
+            <w:tcW w:type="dxa" w:w="9638"/>
+            <w:tcBorders>
+              <w:top w:val="single" w:color="D0D7DE" w:sz="4"/>
+              <w:left w:val="single" w:color="C2410C" w:sz="18"/>
+              <w:bottom w:val="single" w:color="D0D7DE" w:sz="4"/>
+              <w:right w:val="single" w:color="D0D7DE" w:sz="4"/>
+            </w:tcBorders>
+            <w:shd w:fill="F6F8FA" w:color="auto" w:val="clear"/>
+            <w:tcMar>
+              <w:top w:type="dxa" w:w="60"/>
+              <w:left w:type="dxa" w:w="140"/>
+              <w:bottom w:type="dxa" w:w="60"/>
+              <w:right w:type="dxa" w:w="100"/>
+            </w:tcMar>
+          </w:tcPr>
+          <w:p>
+            <w:pPr>
+              <w:spacing w:after="30"/>
+            </w:pPr>
+            <w:r>
+              <w:rPr>
+                <w:b/>
+                <w:bCs/>
+                <w:color w:val="5F6368"/>
+                <w:sz w:val="16"/>
+                <w:szCs w:val="16"/>
+              </w:rPr>
+              <w:t xml:space="preserve">model/socio.py (líneas 48-56)</w:t>
+            </w:r>
+          </w:p>
+          <w:p>
+            <w:pPr>
+              <w:spacing w:after="0" w:line="228"/>
+            </w:pPr>
+            <w:r>
+              <w:rPr>
+                <w:rFonts w:ascii="Consolas" w:cs="Consolas" w:eastAsia="Consolas" w:hAnsi="Consolas"/>
+                <w:sz w:val="16"/>
+                <w:szCs w:val="16"/>
+              </w:rPr>
+              <w:t xml:space="preserve">@rut.setter</w:t>
+            </w:r>
+          </w:p>
+          <w:p>
+            <w:pPr>
+              <w:spacing w:after="0" w:line="228"/>
+            </w:pPr>
+            <w:r>
+              <w:rPr>
+                <w:rFonts w:ascii="Consolas" w:cs="Consolas" w:eastAsia="Consolas" w:hAnsi="Consolas"/>
+                <w:sz w:val="16"/>
+                <w:szCs w:val="16"/>
+              </w:rPr>
+              <w:t xml:space="preserve">def rut(self, valor: str) -&gt; None:</w:t>
+            </w:r>
+          </w:p>
+          <w:p>
+            <w:pPr>
+              <w:spacing w:after="0" w:line="228"/>
+            </w:pPr>
+            <w:r>
+              <w:rPr>
+                <w:rFonts w:ascii="Consolas" w:cs="Consolas" w:eastAsia="Consolas" w:hAnsi="Consolas"/>
+                <w:sz w:val="16"/>
+                <w:szCs w:val="16"/>
+              </w:rPr>
+              <w:t xml:space="preserve">    if not Socio.validar_rut(valor):                 # algoritmo módulo 11</w:t>
+            </w:r>
+          </w:p>
+          <w:p>
+            <w:pPr>
+              <w:spacing w:after="0" w:line="228"/>
+            </w:pPr>
+            <w:r>
+              <w:rPr>
+                <w:rFonts w:ascii="Consolas" w:cs="Consolas" w:eastAsia="Consolas" w:hAnsi="Consolas"/>
+                <w:sz w:val="16"/>
+                <w:szCs w:val="16"/>
+              </w:rPr>
+              <w:t xml:space="preserve">        raise ValueError(f"RUT invalido: {valor}")   # el atributo no cambia</w:t>
+            </w:r>
+          </w:p>
+          <w:p>
+            <w:pPr>
+              <w:spacing w:after="0" w:line="228"/>
+            </w:pPr>
+            <w:r>
+              <w:rPr>
+                <w:rFonts w:ascii="Consolas" w:cs="Consolas" w:eastAsia="Consolas" w:hAnsi="Consolas"/>
+                <w:sz w:val="16"/>
+                <w:szCs w:val="16"/>
+              </w:rPr>
+              <w:t xml:space="preserve">    self.__rut = limpiar_rut(valor)                  # guarda el RUT normalizado</w:t>
+            </w:r>
+          </w:p>
+        </w:tc>
+      </w:tr>
+    </w:tbl>
+    <w:p>
+      <w:pPr>
+        <w:spacing w:after="80"/>
+      </w:pPr>
     </w:p>
     <w:p>
       <w:pPr>
         <w:pStyle w:val="Heading2"/>
       </w:pPr>
       <w:r>
-        <w:t xml:space="preserve">2.4 Las dos reglas del negocio (excepciones propias)</w:t>
+        <w:t xml:space="preserve">2.3 La transacción con sus líneas de detalle</w:t>
       </w:r>
     </w:p>
     <w:p>
@@ -2309,7 +2225,7 @@
           <w:b/>
           <w:bCs/>
         </w:rPr>
-        <w:t xml:space="preserve">Regla 1: </w:t>
+        <w:t xml:space="preserve">Clase y método: </w:t>
       </w:r>
       <w:r>
         <w:rPr>
@@ -2318,10 +2234,10 @@
           <w:sz w:val="18"/>
           <w:szCs w:val="18"/>
         </w:rPr>
-        <w:t xml:space="preserve">CupoLlenoException</w:t>
-      </w:r>
-      <w:r>
-        <w:t xml:space="preserve">, lanzada por </w:t>
+        <w:t xml:space="preserve">InscripcionMensual.agregar_clase()</w:t>
+      </w:r>
+      <w:r>
+        <w:t xml:space="preserve"> crea cada </w:t>
       </w:r>
       <w:r>
         <w:rPr>
@@ -2330,10 +2246,10 @@
           <w:sz w:val="18"/>
           <w:szCs w:val="18"/>
         </w:rPr>
-        <w:t xml:space="preserve">InscripcionMensual.agregar_clase()</w:t>
-      </w:r>
-      <w:r>
-        <w:t xml:space="preserve"> (</w:t>
+        <w:t xml:space="preserve">DetalleClaseReservada</w:t>
+      </w:r>
+      <w:r>
+        <w:t xml:space="preserve">; </w:t>
       </w:r>
       <w:r>
         <w:rPr>
@@ -2342,17 +2258,10 @@
           <w:sz w:val="18"/>
           <w:szCs w:val="18"/>
         </w:rPr>
-        <w:t xml:space="preserve">model/inscripcion_mensual.py</w:t>
-      </w:r>
-      <w:r>
-        <w:t xml:space="preserve">, línea 93). </w:t>
-      </w:r>
-      <w:r>
-        <w:rPr>
-          <w:b/>
-          <w:bCs/>
-        </w:rPr>
-        <w:t xml:space="preserve">Regla 2: </w:t>
+        <w:t xml:space="preserve">calcular_total()</w:t>
+      </w:r>
+      <w:r>
+        <w:t xml:space="preserve"> suma los subtotales y </w:t>
       </w:r>
       <w:r>
         <w:rPr>
@@ -2361,70 +2270,10 @@
           <w:sz w:val="18"/>
           <w:szCs w:val="18"/>
         </w:rPr>
-        <w:t xml:space="preserve">MembresiaVencidaException</w:t>
-      </w:r>
-      <w:r>
-        <w:t xml:space="preserve">, lanzada por </w:t>
-      </w:r>
-      <w:r>
-        <w:rPr>
-          <w:rFonts w:ascii="Consolas" w:cs="Consolas" w:eastAsia="Consolas" w:hAnsi="Consolas"/>
-          <w:color w:val="C2410C"/>
-          <w:sz w:val="18"/>
-          <w:szCs w:val="18"/>
-        </w:rPr>
-        <w:t xml:space="preserve">Socio.puede_ingresar()</w:t>
-      </w:r>
-      <w:r>
-        <w:t xml:space="preserve"> (</w:t>
-      </w:r>
-      <w:r>
-        <w:rPr>
-          <w:rFonts w:ascii="Consolas" w:cs="Consolas" w:eastAsia="Consolas" w:hAnsi="Consolas"/>
-          <w:color w:val="C2410C"/>
-          <w:sz w:val="18"/>
-          <w:szCs w:val="18"/>
-        </w:rPr>
-        <w:t xml:space="preserve">model/socio.py</w:t>
-      </w:r>
-      <w:r>
-        <w:t xml:space="preserve">, línea 82). Ambas heredan de </w:t>
-      </w:r>
-      <w:r>
-        <w:rPr>
-          <w:rFonts w:ascii="Consolas" w:cs="Consolas" w:eastAsia="Consolas" w:hAnsi="Consolas"/>
-          <w:color w:val="C2410C"/>
-          <w:sz w:val="18"/>
-          <w:szCs w:val="18"/>
-        </w:rPr>
-        <w:t xml:space="preserve">Exception</w:t>
-      </w:r>
-      <w:r>
-        <w:t xml:space="preserve">, se provocan a propósito y </w:t>
-      </w:r>
-      <w:r>
-        <w:rPr>
-          <w:rFonts w:ascii="Consolas" w:cs="Consolas" w:eastAsia="Consolas" w:hAnsi="Consolas"/>
-          <w:color w:val="C2410C"/>
-          <w:sz w:val="18"/>
-          <w:szCs w:val="18"/>
-        </w:rPr>
-        <w:t xml:space="preserve">main.py</w:t>
-      </w:r>
-      <w:r>
-        <w:t xml:space="preserve"> las captura con </w:t>
-      </w:r>
-      <w:r>
-        <w:rPr>
-          <w:rFonts w:ascii="Consolas" w:cs="Consolas" w:eastAsia="Consolas" w:hAnsi="Consolas"/>
-          <w:color w:val="C2410C"/>
-          <w:sz w:val="18"/>
-          <w:szCs w:val="18"/>
-        </w:rPr>
-        <w:t xml:space="preserve">try/except</w:t>
-      </w:r>
-      <w:r>
-        <w:t xml:space="preserve"> específicos (no con un except genérico), informa el error y sigue ejecutándose.</w:t>
+        <w:t xml:space="preserve">Recepcionista.cobrar_mensualidad()</w:t>
+      </w:r>
+      <w:r>
+        <w:t xml:space="preserve"> cobra y renueva la membresía.</w:t>
       </w:r>
     </w:p>
     <w:p>
@@ -2435,9 +2284,9 @@
       <w:r>
         <w:drawing>
           <wp:inline distT="0" distB="0" distL="0" distR="0">
-            <wp:extent cx="5715000" cy="1419225"/>
+            <wp:extent cx="5715000" cy="1647825"/>
             <wp:effectExtent t="0" r="0" b="0" l="0"/>
-            <wp:docPr id="1" name="/tmp/claude-0/-home-user-gym-powerfit/9fdc54a9-7583-58d7-8ecd-2e0b9b0fae45/scratchpad/inf/req4.png" descr="/tmp/claude-0/-home-user-gym-powerfit/9fdc54a9-7583-58d7-8ecd-2e0b9b0fae45/scratchpad/inf/req4.png" title="/tmp/claude-0/-home-user-gym-powerfit/9fdc54a9-7583-58d7-8ecd-2e0b9b0fae45/scratchpad/inf/req4.png"/>
+            <wp:docPr id="1" name="/tmp/claude-0/-home-user-gym-powerfit/9fdc54a9-7583-58d7-8ecd-2e0b9b0fae45/scratchpad/inf/req3.png" descr="/tmp/claude-0/-home-user-gym-powerfit/9fdc54a9-7583-58d7-8ecd-2e0b9b0fae45/scratchpad/inf/req3.png" title="/tmp/claude-0/-home-user-gym-powerfit/9fdc54a9-7583-58d7-8ecd-2e0b9b0fae45/scratchpad/inf/req3.png"/>
             <wp:cNvGraphicFramePr>
               <a:graphicFrameLocks xmlns:a="http://schemas.openxmlformats.org/drawingml/2006/main" noChangeAspect="1"/>
             </wp:cNvGraphicFramePr>
@@ -2460,6 +2309,203 @@
                   <pic:spPr bwMode="auto">
                     <a:xfrm>
                       <a:off x="0" y="0"/>
+                      <a:ext cx="5715000" cy="1647825"/>
+                    </a:xfrm>
+                    <a:prstGeom prst="rect">
+                      <a:avLst/>
+                    </a:prstGeom>
+                  </pic:spPr>
+                </pic:pic>
+              </a:graphicData>
+            </a:graphic>
+          </wp:inline>
+        </w:drawing>
+      </w:r>
+    </w:p>
+    <w:p>
+      <w:pPr>
+        <w:spacing w:after="140"/>
+        <w:jc w:val="center"/>
+      </w:pPr>
+      <w:r>
+        <w:rPr>
+          <w:i/>
+          <w:iCs/>
+          <w:color w:val="5F6368"/>
+          <w:sz w:val="17"/>
+          <w:szCs w:val="17"/>
+        </w:rPr>
+        <w:t xml:space="preserve">Figura 4. Requisito 3: inscripción mensual con dos líneas de detalle y su total.</w:t>
+      </w:r>
+    </w:p>
+    <w:p>
+      <w:pPr>
+        <w:pStyle w:val="Heading2"/>
+      </w:pPr>
+      <w:r>
+        <w:t xml:space="preserve">2.4 Las dos reglas del negocio (excepciones propias)</w:t>
+      </w:r>
+    </w:p>
+    <w:p>
+      <w:pPr>
+        <w:spacing w:after="90"/>
+      </w:pPr>
+      <w:r>
+        <w:rPr>
+          <w:b/>
+          <w:bCs/>
+        </w:rPr>
+        <w:t xml:space="preserve">Regla 1: </w:t>
+      </w:r>
+      <w:r>
+        <w:rPr>
+          <w:rFonts w:ascii="Consolas" w:cs="Consolas" w:eastAsia="Consolas" w:hAnsi="Consolas"/>
+          <w:color w:val="C2410C"/>
+          <w:sz w:val="18"/>
+          <w:szCs w:val="18"/>
+        </w:rPr>
+        <w:t xml:space="preserve">CupoLlenoException</w:t>
+      </w:r>
+      <w:r>
+        <w:t xml:space="preserve">, lanzada por </w:t>
+      </w:r>
+      <w:r>
+        <w:rPr>
+          <w:rFonts w:ascii="Consolas" w:cs="Consolas" w:eastAsia="Consolas" w:hAnsi="Consolas"/>
+          <w:color w:val="C2410C"/>
+          <w:sz w:val="18"/>
+          <w:szCs w:val="18"/>
+        </w:rPr>
+        <w:t xml:space="preserve">InscripcionMensual.agregar_clase()</w:t>
+      </w:r>
+      <w:r>
+        <w:t xml:space="preserve"> (</w:t>
+      </w:r>
+      <w:r>
+        <w:rPr>
+          <w:rFonts w:ascii="Consolas" w:cs="Consolas" w:eastAsia="Consolas" w:hAnsi="Consolas"/>
+          <w:color w:val="C2410C"/>
+          <w:sz w:val="18"/>
+          <w:szCs w:val="18"/>
+        </w:rPr>
+        <w:t xml:space="preserve">model/inscripcion_mensual.py</w:t>
+      </w:r>
+      <w:r>
+        <w:t xml:space="preserve">, línea 93). </w:t>
+      </w:r>
+      <w:r>
+        <w:rPr>
+          <w:b/>
+          <w:bCs/>
+        </w:rPr>
+        <w:t xml:space="preserve">Regla 2: </w:t>
+      </w:r>
+      <w:r>
+        <w:rPr>
+          <w:rFonts w:ascii="Consolas" w:cs="Consolas" w:eastAsia="Consolas" w:hAnsi="Consolas"/>
+          <w:color w:val="C2410C"/>
+          <w:sz w:val="18"/>
+          <w:szCs w:val="18"/>
+        </w:rPr>
+        <w:t xml:space="preserve">MembresiaVencidaException</w:t>
+      </w:r>
+      <w:r>
+        <w:t xml:space="preserve">, lanzada por </w:t>
+      </w:r>
+      <w:r>
+        <w:rPr>
+          <w:rFonts w:ascii="Consolas" w:cs="Consolas" w:eastAsia="Consolas" w:hAnsi="Consolas"/>
+          <w:color w:val="C2410C"/>
+          <w:sz w:val="18"/>
+          <w:szCs w:val="18"/>
+        </w:rPr>
+        <w:t xml:space="preserve">Socio.puede_ingresar()</w:t>
+      </w:r>
+      <w:r>
+        <w:t xml:space="preserve"> (</w:t>
+      </w:r>
+      <w:r>
+        <w:rPr>
+          <w:rFonts w:ascii="Consolas" w:cs="Consolas" w:eastAsia="Consolas" w:hAnsi="Consolas"/>
+          <w:color w:val="C2410C"/>
+          <w:sz w:val="18"/>
+          <w:szCs w:val="18"/>
+        </w:rPr>
+        <w:t xml:space="preserve">model/socio.py</w:t>
+      </w:r>
+      <w:r>
+        <w:t xml:space="preserve">, línea 82). Ambas heredan de </w:t>
+      </w:r>
+      <w:r>
+        <w:rPr>
+          <w:rFonts w:ascii="Consolas" w:cs="Consolas" w:eastAsia="Consolas" w:hAnsi="Consolas"/>
+          <w:color w:val="C2410C"/>
+          <w:sz w:val="18"/>
+          <w:szCs w:val="18"/>
+        </w:rPr>
+        <w:t xml:space="preserve">Exception</w:t>
+      </w:r>
+      <w:r>
+        <w:t xml:space="preserve">, se provocan a propósito y </w:t>
+      </w:r>
+      <w:r>
+        <w:rPr>
+          <w:rFonts w:ascii="Consolas" w:cs="Consolas" w:eastAsia="Consolas" w:hAnsi="Consolas"/>
+          <w:color w:val="C2410C"/>
+          <w:sz w:val="18"/>
+          <w:szCs w:val="18"/>
+        </w:rPr>
+        <w:t xml:space="preserve">main.py</w:t>
+      </w:r>
+      <w:r>
+        <w:t xml:space="preserve"> las captura con </w:t>
+      </w:r>
+      <w:r>
+        <w:rPr>
+          <w:rFonts w:ascii="Consolas" w:cs="Consolas" w:eastAsia="Consolas" w:hAnsi="Consolas"/>
+          <w:color w:val="C2410C"/>
+          <w:sz w:val="18"/>
+          <w:szCs w:val="18"/>
+        </w:rPr>
+        <w:t xml:space="preserve">try/except</w:t>
+      </w:r>
+      <w:r>
+        <w:t xml:space="preserve"> específicos (no con un except genérico), informa el error y sigue ejecutándose.</w:t>
+      </w:r>
+    </w:p>
+    <w:p>
+      <w:pPr>
+        <w:spacing w:after="40" w:before="60"/>
+        <w:jc w:val="center"/>
+      </w:pPr>
+      <w:r>
+        <w:drawing>
+          <wp:inline distT="0" distB="0" distL="0" distR="0">
+            <wp:extent cx="5715000" cy="1419225"/>
+            <wp:effectExtent t="0" r="0" b="0" l="0"/>
+            <wp:docPr id="1" name="/tmp/claude-0/-home-user-gym-powerfit/9fdc54a9-7583-58d7-8ecd-2e0b9b0fae45/scratchpad/inf/req4.png" descr="/tmp/claude-0/-home-user-gym-powerfit/9fdc54a9-7583-58d7-8ecd-2e0b9b0fae45/scratchpad/inf/req4.png" title="/tmp/claude-0/-home-user-gym-powerfit/9fdc54a9-7583-58d7-8ecd-2e0b9b0fae45/scratchpad/inf/req4.png"/>
+            <wp:cNvGraphicFramePr>
+              <a:graphicFrameLocks xmlns:a="http://schemas.openxmlformats.org/drawingml/2006/main" noChangeAspect="1"/>
+            </wp:cNvGraphicFramePr>
+            <a:graphic xmlns:a="http://schemas.openxmlformats.org/drawingml/2006/main">
+              <a:graphicData uri="http://schemas.openxmlformats.org/drawingml/2006/picture">
+                <pic:pic xmlns:pic="http://schemas.openxmlformats.org/drawingml/2006/picture">
+                  <pic:nvPicPr>
+                    <pic:cNvPr id="0" name="" descr=""/>
+                    <pic:cNvPicPr>
+                      <a:picLocks noChangeAspect="1" noChangeArrowheads="1"/>
+                    </pic:cNvPicPr>
+                  </pic:nvPicPr>
+                  <pic:blipFill>
+                    <a:blip r:embed="rId14" cstate="none"/>
+                    <a:srcRect/>
+                    <a:stretch>
+                      <a:fillRect/>
+                    </a:stretch>
+                  </pic:blipFill>
+                  <pic:spPr bwMode="auto">
+                    <a:xfrm>
+                      <a:off x="0" y="0"/>
                       <a:ext cx="5715000" cy="1419225"/>
                     </a:xfrm>
                     <a:prstGeom prst="rect">
@@ -2651,6 +2697,1575 @@
       <w:pPr>
         <w:spacing w:after="80"/>
       </w:pPr>
+    </w:p>
+    <w:p>
+      <w:pPr>
+        <w:pStyle w:val="Heading2"/>
+      </w:pPr>
+      <w:r>
+        <w:t xml:space="preserve">2.5 Pruebas automáticas: cómo comprobar que el modelo funciona</w:t>
+      </w:r>
+    </w:p>
+    <w:p>
+      <w:pPr>
+        <w:spacing w:after="90"/>
+      </w:pPr>
+      <w:r>
+        <w:t xml:space="preserve">Además de main.py, el repositorio incluye </w:t>
+      </w:r>
+      <w:r>
+        <w:rPr>
+          <w:b/>
+          <w:bCs/>
+        </w:rPr>
+        <w:t xml:space="preserve">73 pruebas automáticas</w:t>
+      </w:r>
+      <w:r>
+        <w:t xml:space="preserve"> con pytest (</w:t>
+      </w:r>
+      <w:r>
+        <w:rPr>
+          <w:rFonts w:ascii="Consolas" w:cs="Consolas" w:eastAsia="Consolas" w:hAnsi="Consolas"/>
+          <w:color w:val="C2410C"/>
+          <w:sz w:val="18"/>
+          <w:szCs w:val="18"/>
+        </w:rPr>
+        <w:t xml:space="preserve">tests/</w:t>
+      </w:r>
+      <w:r>
+        <w:t xml:space="preserve">). Cada prueba crea objetos, ejecuta un método y verifica el resultado esperado; si alguien cambia el código y rompe una regla, la prueba falla. Para ejecutarlas: </w:t>
+      </w:r>
+      <w:r>
+        <w:rPr>
+          <w:rFonts w:ascii="Consolas" w:cs="Consolas" w:eastAsia="Consolas" w:hAnsi="Consolas"/>
+          <w:color w:val="C2410C"/>
+          <w:sz w:val="18"/>
+          <w:szCs w:val="18"/>
+        </w:rPr>
+        <w:t xml:space="preserve">pip install -r requirements.txt</w:t>
+      </w:r>
+      <w:r>
+        <w:t xml:space="preserve"> y luego </w:t>
+      </w:r>
+      <w:r>
+        <w:rPr>
+          <w:rFonts w:ascii="Consolas" w:cs="Consolas" w:eastAsia="Consolas" w:hAnsi="Consolas"/>
+          <w:color w:val="C2410C"/>
+          <w:sz w:val="18"/>
+          <w:szCs w:val="18"/>
+        </w:rPr>
+        <w:t xml:space="preserve">python -m pytest</w:t>
+      </w:r>
+      <w:r>
+        <w:t xml:space="preserve">. Estas son 10 de las más representativas del modelo (archivo </w:t>
+      </w:r>
+      <w:r>
+        <w:rPr>
+          <w:rFonts w:ascii="Consolas" w:cs="Consolas" w:eastAsia="Consolas" w:hAnsi="Consolas"/>
+          <w:color w:val="C2410C"/>
+          <w:sz w:val="18"/>
+          <w:szCs w:val="18"/>
+        </w:rPr>
+        <w:t xml:space="preserve">tests/test_modelo.py</w:t>
+      </w:r>
+      <w:r>
+        <w:t xml:space="preserve">):</w:t>
+      </w:r>
+    </w:p>
+    <w:tbl>
+      <w:tblPr>
+        <w:tblW w:type="dxa" w:w="9638"/>
+        <w:tblBorders>
+          <w:top w:val="single" w:color="auto" w:sz="4"/>
+          <w:left w:val="single" w:color="auto" w:sz="4"/>
+          <w:bottom w:val="single" w:color="auto" w:sz="4"/>
+          <w:right w:val="single" w:color="auto" w:sz="4"/>
+          <w:insideH w:val="single" w:color="auto" w:sz="4"/>
+          <w:insideV w:val="single" w:color="auto" w:sz="4"/>
+        </w:tblBorders>
+      </w:tblPr>
+      <w:tblGrid>
+        <w:gridCol w:w="450"/>
+        <w:gridCol w:w="3450"/>
+        <w:gridCol w:w="4500"/>
+        <w:gridCol w:w="1238"/>
+      </w:tblGrid>
+      <w:tr>
+        <w:trPr>
+          <w:tblHeader/>
+        </w:trPr>
+        <w:tc>
+          <w:tcPr>
+            <w:tcW w:type="dxa" w:w="450"/>
+            <w:tcBorders>
+              <w:top w:val="single" w:color="D0D7DE" w:sz="4"/>
+              <w:left w:val="single" w:color="D0D7DE" w:sz="4"/>
+              <w:bottom w:val="single" w:color="D0D7DE" w:sz="4"/>
+              <w:right w:val="single" w:color="D0D7DE" w:sz="4"/>
+            </w:tcBorders>
+            <w:shd w:fill="1F2328" w:color="auto" w:val="clear"/>
+            <w:tcMar>
+              <w:top w:type="dxa" w:w="40"/>
+              <w:left w:type="dxa" w:w="90"/>
+              <w:bottom w:type="dxa" w:w="40"/>
+              <w:right w:type="dxa" w:w="90"/>
+            </w:tcMar>
+          </w:tcPr>
+          <w:p>
+            <w:r>
+              <w:rPr>
+                <w:b/>
+                <w:bCs/>
+                <w:color w:val="FFFFFF"/>
+                <w:sz w:val="18"/>
+                <w:szCs w:val="18"/>
+              </w:rPr>
+              <w:t xml:space="preserve">#</w:t>
+            </w:r>
+          </w:p>
+        </w:tc>
+        <w:tc>
+          <w:tcPr>
+            <w:tcW w:type="dxa" w:w="3450"/>
+            <w:tcBorders>
+              <w:top w:val="single" w:color="D0D7DE" w:sz="4"/>
+              <w:left w:val="single" w:color="D0D7DE" w:sz="4"/>
+              <w:bottom w:val="single" w:color="D0D7DE" w:sz="4"/>
+              <w:right w:val="single" w:color="D0D7DE" w:sz="4"/>
+            </w:tcBorders>
+            <w:shd w:fill="1F2328" w:color="auto" w:val="clear"/>
+            <w:tcMar>
+              <w:top w:type="dxa" w:w="40"/>
+              <w:left w:type="dxa" w:w="90"/>
+              <w:bottom w:type="dxa" w:w="40"/>
+              <w:right w:type="dxa" w:w="90"/>
+            </w:tcMar>
+          </w:tcPr>
+          <w:p>
+            <w:r>
+              <w:rPr>
+                <w:b/>
+                <w:bCs/>
+                <w:color w:val="FFFFFF"/>
+                <w:sz w:val="18"/>
+                <w:szCs w:val="18"/>
+              </w:rPr>
+              <w:t xml:space="preserve">Prueba (qué ejecuta)</w:t>
+            </w:r>
+          </w:p>
+        </w:tc>
+        <w:tc>
+          <w:tcPr>
+            <w:tcW w:type="dxa" w:w="4500"/>
+            <w:tcBorders>
+              <w:top w:val="single" w:color="D0D7DE" w:sz="4"/>
+              <w:left w:val="single" w:color="D0D7DE" w:sz="4"/>
+              <w:bottom w:val="single" w:color="D0D7DE" w:sz="4"/>
+              <w:right w:val="single" w:color="D0D7DE" w:sz="4"/>
+            </w:tcBorders>
+            <w:shd w:fill="1F2328" w:color="auto" w:val="clear"/>
+            <w:tcMar>
+              <w:top w:type="dxa" w:w="40"/>
+              <w:left w:type="dxa" w:w="90"/>
+              <w:bottom w:type="dxa" w:w="40"/>
+              <w:right w:type="dxa" w:w="90"/>
+            </w:tcMar>
+          </w:tcPr>
+          <w:p>
+            <w:r>
+              <w:rPr>
+                <w:b/>
+                <w:bCs/>
+                <w:color w:val="FFFFFF"/>
+                <w:sz w:val="18"/>
+                <w:szCs w:val="18"/>
+              </w:rPr>
+              <w:t xml:space="preserve">Por qué la hicimos</w:t>
+            </w:r>
+          </w:p>
+        </w:tc>
+        <w:tc>
+          <w:tcPr>
+            <w:tcW w:type="dxa" w:w="1238"/>
+            <w:tcBorders>
+              <w:top w:val="single" w:color="D0D7DE" w:sz="4"/>
+              <w:left w:val="single" w:color="D0D7DE" w:sz="4"/>
+              <w:bottom w:val="single" w:color="D0D7DE" w:sz="4"/>
+              <w:right w:val="single" w:color="D0D7DE" w:sz="4"/>
+            </w:tcBorders>
+            <w:shd w:fill="1F2328" w:color="auto" w:val="clear"/>
+            <w:tcMar>
+              <w:top w:type="dxa" w:w="40"/>
+              <w:left w:type="dxa" w:w="90"/>
+              <w:bottom w:type="dxa" w:w="40"/>
+              <w:right w:type="dxa" w:w="90"/>
+            </w:tcMar>
+          </w:tcPr>
+          <w:p>
+            <w:r>
+              <w:rPr>
+                <w:b/>
+                <w:bCs/>
+                <w:color w:val="FFFFFF"/>
+                <w:sz w:val="18"/>
+                <w:szCs w:val="18"/>
+              </w:rPr>
+              <w:t xml:space="preserve">Resultado</w:t>
+            </w:r>
+          </w:p>
+        </w:tc>
+      </w:tr>
+      <w:tr>
+        <w:trPr>
+          <w:cantSplit/>
+        </w:trPr>
+        <w:tc>
+          <w:tcPr>
+            <w:tcW w:type="dxa" w:w="450"/>
+            <w:tcBorders>
+              <w:top w:val="single" w:color="D0D7DE" w:sz="4"/>
+              <w:left w:val="single" w:color="D0D7DE" w:sz="4"/>
+              <w:bottom w:val="single" w:color="D0D7DE" w:sz="4"/>
+              <w:right w:val="single" w:color="D0D7DE" w:sz="4"/>
+            </w:tcBorders>
+            <w:tcMar>
+              <w:top w:type="dxa" w:w="40"/>
+              <w:left w:type="dxa" w:w="90"/>
+              <w:bottom w:type="dxa" w:w="40"/>
+              <w:right w:type="dxa" w:w="90"/>
+            </w:tcMar>
+          </w:tcPr>
+          <w:p>
+            <w:r>
+              <w:rPr>
+                <w:b w:val="false"/>
+                <w:bCs w:val="false"/>
+                <w:sz w:val="18"/>
+                <w:szCs w:val="18"/>
+              </w:rPr>
+              <w:t xml:space="preserve">1</w:t>
+            </w:r>
+          </w:p>
+        </w:tc>
+        <w:tc>
+          <w:tcPr>
+            <w:tcW w:type="dxa" w:w="3450"/>
+            <w:tcBorders>
+              <w:top w:val="single" w:color="D0D7DE" w:sz="4"/>
+              <w:left w:val="single" w:color="D0D7DE" w:sz="4"/>
+              <w:bottom w:val="single" w:color="D0D7DE" w:sz="4"/>
+              <w:right w:val="single" w:color="D0D7DE" w:sz="4"/>
+            </w:tcBorders>
+            <w:tcMar>
+              <w:top w:type="dxa" w:w="40"/>
+              <w:left w:type="dxa" w:w="90"/>
+              <w:bottom w:type="dxa" w:w="40"/>
+              <w:right w:type="dxa" w:w="90"/>
+            </w:tcMar>
+          </w:tcPr>
+          <w:p>
+            <w:r>
+              <w:rPr>
+                <w:rFonts w:ascii="Consolas" w:cs="Consolas" w:eastAsia="Consolas" w:hAnsi="Consolas"/>
+                <w:color w:val="C2410C"/>
+                <w:sz w:val="16"/>
+                <w:szCs w:val="16"/>
+              </w:rPr>
+              <w:t xml:space="preserve">test_rut_invalido</w:t>
+            </w:r>
+            <w:r>
+              <w:rPr>
+                <w:sz w:val="18"/>
+                <w:szCs w:val="18"/>
+              </w:rPr>
+              <w:t xml:space="preserve"> — intenta 6 RUT malos ("12.345.678-9", "abc", vacío, None…)</w:t>
+            </w:r>
+          </w:p>
+        </w:tc>
+        <w:tc>
+          <w:tcPr>
+            <w:tcW w:type="dxa" w:w="4500"/>
+            <w:tcBorders>
+              <w:top w:val="single" w:color="D0D7DE" w:sz="4"/>
+              <w:left w:val="single" w:color="D0D7DE" w:sz="4"/>
+              <w:bottom w:val="single" w:color="D0D7DE" w:sz="4"/>
+              <w:right w:val="single" w:color="D0D7DE" w:sz="4"/>
+            </w:tcBorders>
+            <w:tcMar>
+              <w:top w:type="dxa" w:w="40"/>
+              <w:left w:type="dxa" w:w="90"/>
+              <w:bottom w:type="dxa" w:w="40"/>
+              <w:right w:type="dxa" w:w="90"/>
+            </w:tcMar>
+          </w:tcPr>
+          <w:p>
+            <w:r>
+              <w:rPr>
+                <w:b w:val="false"/>
+                <w:bCs w:val="false"/>
+                <w:sz w:val="18"/>
+                <w:szCs w:val="18"/>
+              </w:rPr>
+              <w:t xml:space="preserve">Requerimiento 3: el RUT debe validarse antes de crear la ficha. Probamos DV incorrecto, letras, largo inválido y valores nulos.</w:t>
+            </w:r>
+          </w:p>
+        </w:tc>
+        <w:tc>
+          <w:tcPr>
+            <w:tcW w:type="dxa" w:w="1238"/>
+            <w:tcBorders>
+              <w:top w:val="single" w:color="D0D7DE" w:sz="4"/>
+              <w:left w:val="single" w:color="D0D7DE" w:sz="4"/>
+              <w:bottom w:val="single" w:color="D0D7DE" w:sz="4"/>
+              <w:right w:val="single" w:color="D0D7DE" w:sz="4"/>
+            </w:tcBorders>
+            <w:tcMar>
+              <w:top w:type="dxa" w:w="40"/>
+              <w:left w:type="dxa" w:w="90"/>
+              <w:bottom w:type="dxa" w:w="40"/>
+              <w:right w:type="dxa" w:w="90"/>
+            </w:tcMar>
+          </w:tcPr>
+          <w:p>
+            <w:r>
+              <w:rPr>
+                <w:b/>
+                <w:bCs/>
+                <w:color w:val="15803D"/>
+                <w:sz w:val="18"/>
+                <w:szCs w:val="18"/>
+              </w:rPr>
+              <w:t xml:space="preserve">✔ PASSED</w:t>
+            </w:r>
+          </w:p>
+        </w:tc>
+      </w:tr>
+      <w:tr>
+        <w:trPr>
+          <w:cantSplit/>
+        </w:trPr>
+        <w:tc>
+          <w:tcPr>
+            <w:tcW w:type="dxa" w:w="450"/>
+            <w:tcBorders>
+              <w:top w:val="single" w:color="D0D7DE" w:sz="4"/>
+              <w:left w:val="single" w:color="D0D7DE" w:sz="4"/>
+              <w:bottom w:val="single" w:color="D0D7DE" w:sz="4"/>
+              <w:right w:val="single" w:color="D0D7DE" w:sz="4"/>
+            </w:tcBorders>
+            <w:tcMar>
+              <w:top w:type="dxa" w:w="40"/>
+              <w:left w:type="dxa" w:w="90"/>
+              <w:bottom w:type="dxa" w:w="40"/>
+              <w:right w:type="dxa" w:w="90"/>
+            </w:tcMar>
+          </w:tcPr>
+          <w:p>
+            <w:r>
+              <w:rPr>
+                <w:b w:val="false"/>
+                <w:bCs w:val="false"/>
+                <w:sz w:val="18"/>
+                <w:szCs w:val="18"/>
+              </w:rPr>
+              <w:t xml:space="preserve">2</w:t>
+            </w:r>
+          </w:p>
+        </w:tc>
+        <w:tc>
+          <w:tcPr>
+            <w:tcW w:type="dxa" w:w="3450"/>
+            <w:tcBorders>
+              <w:top w:val="single" w:color="D0D7DE" w:sz="4"/>
+              <w:left w:val="single" w:color="D0D7DE" w:sz="4"/>
+              <w:bottom w:val="single" w:color="D0D7DE" w:sz="4"/>
+              <w:right w:val="single" w:color="D0D7DE" w:sz="4"/>
+            </w:tcBorders>
+            <w:tcMar>
+              <w:top w:type="dxa" w:w="40"/>
+              <w:left w:type="dxa" w:w="90"/>
+              <w:bottom w:type="dxa" w:w="40"/>
+              <w:right w:type="dxa" w:w="90"/>
+            </w:tcMar>
+          </w:tcPr>
+          <w:p>
+            <w:r>
+              <w:rPr>
+                <w:rFonts w:ascii="Consolas" w:cs="Consolas" w:eastAsia="Consolas" w:hAnsi="Consolas"/>
+                <w:color w:val="C2410C"/>
+                <w:sz w:val="16"/>
+                <w:szCs w:val="16"/>
+              </w:rPr>
+              <w:t xml:space="preserve">test_setter_del_rut_valida_y_no_cambia_si_es_invalido</w:t>
+            </w:r>
+            <w:r>
+              <w:rPr>
+                <w:sz w:val="18"/>
+                <w:szCs w:val="18"/>
+              </w:rPr>
+              <w:t xml:space="preserve"> — asigna socio.rut = "12.345.678-9"</w:t>
+            </w:r>
+          </w:p>
+        </w:tc>
+        <w:tc>
+          <w:tcPr>
+            <w:tcW w:type="dxa" w:w="4500"/>
+            <w:tcBorders>
+              <w:top w:val="single" w:color="D0D7DE" w:sz="4"/>
+              <w:left w:val="single" w:color="D0D7DE" w:sz="4"/>
+              <w:bottom w:val="single" w:color="D0D7DE" w:sz="4"/>
+              <w:right w:val="single" w:color="D0D7DE" w:sz="4"/>
+            </w:tcBorders>
+            <w:tcMar>
+              <w:top w:type="dxa" w:w="40"/>
+              <w:left w:type="dxa" w:w="90"/>
+              <w:bottom w:type="dxa" w:w="40"/>
+              <w:right w:type="dxa" w:w="90"/>
+            </w:tcMar>
+          </w:tcPr>
+          <w:p>
+            <w:r>
+              <w:rPr>
+                <w:b w:val="false"/>
+                <w:bCs w:val="false"/>
+                <w:sz w:val="18"/>
+                <w:szCs w:val="18"/>
+              </w:rPr>
+              <w:t xml:space="preserve">Comprueba que la validación vive en el setter: el cambio se rechaza con ValueError y el RUT anterior queda intacto.</w:t>
+            </w:r>
+          </w:p>
+        </w:tc>
+        <w:tc>
+          <w:tcPr>
+            <w:tcW w:type="dxa" w:w="1238"/>
+            <w:tcBorders>
+              <w:top w:val="single" w:color="D0D7DE" w:sz="4"/>
+              <w:left w:val="single" w:color="D0D7DE" w:sz="4"/>
+              <w:bottom w:val="single" w:color="D0D7DE" w:sz="4"/>
+              <w:right w:val="single" w:color="D0D7DE" w:sz="4"/>
+            </w:tcBorders>
+            <w:tcMar>
+              <w:top w:type="dxa" w:w="40"/>
+              <w:left w:type="dxa" w:w="90"/>
+              <w:bottom w:type="dxa" w:w="40"/>
+              <w:right w:type="dxa" w:w="90"/>
+            </w:tcMar>
+          </w:tcPr>
+          <w:p>
+            <w:r>
+              <w:rPr>
+                <w:b/>
+                <w:bCs/>
+                <w:color w:val="15803D"/>
+                <w:sz w:val="18"/>
+                <w:szCs w:val="18"/>
+              </w:rPr>
+              <w:t xml:space="preserve">✔ PASSED</w:t>
+            </w:r>
+          </w:p>
+        </w:tc>
+      </w:tr>
+      <w:tr>
+        <w:trPr>
+          <w:cantSplit/>
+        </w:trPr>
+        <w:tc>
+          <w:tcPr>
+            <w:tcW w:type="dxa" w:w="450"/>
+            <w:tcBorders>
+              <w:top w:val="single" w:color="D0D7DE" w:sz="4"/>
+              <w:left w:val="single" w:color="D0D7DE" w:sz="4"/>
+              <w:bottom w:val="single" w:color="D0D7DE" w:sz="4"/>
+              <w:right w:val="single" w:color="D0D7DE" w:sz="4"/>
+            </w:tcBorders>
+            <w:tcMar>
+              <w:top w:type="dxa" w:w="40"/>
+              <w:left w:type="dxa" w:w="90"/>
+              <w:bottom w:type="dxa" w:w="40"/>
+              <w:right w:type="dxa" w:w="90"/>
+            </w:tcMar>
+          </w:tcPr>
+          <w:p>
+            <w:r>
+              <w:rPr>
+                <w:b w:val="false"/>
+                <w:bCs w:val="false"/>
+                <w:sz w:val="18"/>
+                <w:szCs w:val="18"/>
+              </w:rPr>
+              <w:t xml:space="preserve">3</w:t>
+            </w:r>
+          </w:p>
+        </w:tc>
+        <w:tc>
+          <w:tcPr>
+            <w:tcW w:type="dxa" w:w="3450"/>
+            <w:tcBorders>
+              <w:top w:val="single" w:color="D0D7DE" w:sz="4"/>
+              <w:left w:val="single" w:color="D0D7DE" w:sz="4"/>
+              <w:bottom w:val="single" w:color="D0D7DE" w:sz="4"/>
+              <w:right w:val="single" w:color="D0D7DE" w:sz="4"/>
+            </w:tcBorders>
+            <w:tcMar>
+              <w:top w:type="dxa" w:w="40"/>
+              <w:left w:type="dxa" w:w="90"/>
+              <w:bottom w:type="dxa" w:w="40"/>
+              <w:right w:type="dxa" w:w="90"/>
+            </w:tcMar>
+          </w:tcPr>
+          <w:p>
+            <w:r>
+              <w:rPr>
+                <w:rFonts w:ascii="Consolas" w:cs="Consolas" w:eastAsia="Consolas" w:hAnsi="Consolas"/>
+                <w:color w:val="C2410C"/>
+                <w:sz w:val="16"/>
+                <w:szCs w:val="16"/>
+              </w:rPr>
+              <w:t xml:space="preserve">test_clase_es_abstracta</w:t>
+            </w:r>
+            <w:r>
+              <w:rPr>
+                <w:sz w:val="18"/>
+                <w:szCs w:val="18"/>
+              </w:rPr>
+              <w:t xml:space="preserve"> — intenta Clase("lunes", 9:00)</w:t>
+            </w:r>
+          </w:p>
+        </w:tc>
+        <w:tc>
+          <w:tcPr>
+            <w:tcW w:type="dxa" w:w="4500"/>
+            <w:tcBorders>
+              <w:top w:val="single" w:color="D0D7DE" w:sz="4"/>
+              <w:left w:val="single" w:color="D0D7DE" w:sz="4"/>
+              <w:bottom w:val="single" w:color="D0D7DE" w:sz="4"/>
+              <w:right w:val="single" w:color="D0D7DE" w:sz="4"/>
+            </w:tcBorders>
+            <w:tcMar>
+              <w:top w:type="dxa" w:w="40"/>
+              <w:left w:type="dxa" w:w="90"/>
+              <w:bottom w:type="dxa" w:w="40"/>
+              <w:right w:type="dxa" w:w="90"/>
+            </w:tcMar>
+          </w:tcPr>
+          <w:p>
+            <w:r>
+              <w:rPr>
+                <w:b w:val="false"/>
+                <w:bCs w:val="false"/>
+                <w:sz w:val="18"/>
+                <w:szCs w:val="18"/>
+              </w:rPr>
+              <w:t xml:space="preserve">Clase es abstracta: no existe una "clase genérica". Python debe impedir instanciarla (TypeError).</w:t>
+            </w:r>
+          </w:p>
+        </w:tc>
+        <w:tc>
+          <w:tcPr>
+            <w:tcW w:type="dxa" w:w="1238"/>
+            <w:tcBorders>
+              <w:top w:val="single" w:color="D0D7DE" w:sz="4"/>
+              <w:left w:val="single" w:color="D0D7DE" w:sz="4"/>
+              <w:bottom w:val="single" w:color="D0D7DE" w:sz="4"/>
+              <w:right w:val="single" w:color="D0D7DE" w:sz="4"/>
+            </w:tcBorders>
+            <w:tcMar>
+              <w:top w:type="dxa" w:w="40"/>
+              <w:left w:type="dxa" w:w="90"/>
+              <w:bottom w:type="dxa" w:w="40"/>
+              <w:right w:type="dxa" w:w="90"/>
+            </w:tcMar>
+          </w:tcPr>
+          <w:p>
+            <w:r>
+              <w:rPr>
+                <w:b/>
+                <w:bCs/>
+                <w:color w:val="15803D"/>
+                <w:sz w:val="18"/>
+                <w:szCs w:val="18"/>
+              </w:rPr>
+              <w:t xml:space="preserve">✔ PASSED</w:t>
+            </w:r>
+          </w:p>
+        </w:tc>
+      </w:tr>
+      <w:tr>
+        <w:trPr>
+          <w:cantSplit/>
+        </w:trPr>
+        <w:tc>
+          <w:tcPr>
+            <w:tcW w:type="dxa" w:w="450"/>
+            <w:tcBorders>
+              <w:top w:val="single" w:color="D0D7DE" w:sz="4"/>
+              <w:left w:val="single" w:color="D0D7DE" w:sz="4"/>
+              <w:bottom w:val="single" w:color="D0D7DE" w:sz="4"/>
+              <w:right w:val="single" w:color="D0D7DE" w:sz="4"/>
+            </w:tcBorders>
+            <w:tcMar>
+              <w:top w:type="dxa" w:w="40"/>
+              <w:left w:type="dxa" w:w="90"/>
+              <w:bottom w:type="dxa" w:w="40"/>
+              <w:right w:type="dxa" w:w="90"/>
+            </w:tcMar>
+          </w:tcPr>
+          <w:p>
+            <w:r>
+              <w:rPr>
+                <w:b w:val="false"/>
+                <w:bCs w:val="false"/>
+                <w:sz w:val="18"/>
+                <w:szCs w:val="18"/>
+              </w:rPr>
+              <w:t xml:space="preserve">4</w:t>
+            </w:r>
+          </w:p>
+        </w:tc>
+        <w:tc>
+          <w:tcPr>
+            <w:tcW w:type="dxa" w:w="3450"/>
+            <w:tcBorders>
+              <w:top w:val="single" w:color="D0D7DE" w:sz="4"/>
+              <w:left w:val="single" w:color="D0D7DE" w:sz="4"/>
+              <w:bottom w:val="single" w:color="D0D7DE" w:sz="4"/>
+              <w:right w:val="single" w:color="D0D7DE" w:sz="4"/>
+            </w:tcBorders>
+            <w:tcMar>
+              <w:top w:type="dxa" w:w="40"/>
+              <w:left w:type="dxa" w:w="90"/>
+              <w:bottom w:type="dxa" w:w="40"/>
+              <w:right w:type="dxa" w:w="90"/>
+            </w:tcMar>
+          </w:tcPr>
+          <w:p>
+            <w:r>
+              <w:rPr>
+                <w:rFonts w:ascii="Consolas" w:cs="Consolas" w:eastAsia="Consolas" w:hAnsi="Consolas"/>
+                <w:color w:val="C2410C"/>
+                <w:sz w:val="16"/>
+                <w:szCs w:val="16"/>
+              </w:rPr>
+              <w:t xml:space="preserve">test_polimorfismo_cupos_disponibles</w:t>
+            </w:r>
+            <w:r>
+              <w:rPr>
+                <w:sz w:val="18"/>
+                <w:szCs w:val="18"/>
+              </w:rPr>
+              <w:t xml:space="preserve"> — 5 inscritos en cada tipo</w:t>
+            </w:r>
+          </w:p>
+        </w:tc>
+        <w:tc>
+          <w:tcPr>
+            <w:tcW w:type="dxa" w:w="4500"/>
+            <w:tcBorders>
+              <w:top w:val="single" w:color="D0D7DE" w:sz="4"/>
+              <w:left w:val="single" w:color="D0D7DE" w:sz="4"/>
+              <w:bottom w:val="single" w:color="D0D7DE" w:sz="4"/>
+              <w:right w:val="single" w:color="D0D7DE" w:sz="4"/>
+            </w:tcBorders>
+            <w:tcMar>
+              <w:top w:type="dxa" w:w="40"/>
+              <w:left w:type="dxa" w:w="90"/>
+              <w:bottom w:type="dxa" w:w="40"/>
+              <w:right w:type="dxa" w:w="90"/>
+            </w:tcMar>
+          </w:tcPr>
+          <w:p>
+            <w:r>
+              <w:rPr>
+                <w:b w:val="false"/>
+                <w:bCs w:val="false"/>
+                <w:sz w:val="18"/>
+                <w:szCs w:val="18"/>
+              </w:rPr>
+              <w:t xml:space="preserve">Requerimiento 1: el mismo método da 15 en Yoga, 7 en Spinning (12 bicis) y 5 en Crossfit (2 reservados).</w:t>
+            </w:r>
+          </w:p>
+        </w:tc>
+        <w:tc>
+          <w:tcPr>
+            <w:tcW w:type="dxa" w:w="1238"/>
+            <w:tcBorders>
+              <w:top w:val="single" w:color="D0D7DE" w:sz="4"/>
+              <w:left w:val="single" w:color="D0D7DE" w:sz="4"/>
+              <w:bottom w:val="single" w:color="D0D7DE" w:sz="4"/>
+              <w:right w:val="single" w:color="D0D7DE" w:sz="4"/>
+            </w:tcBorders>
+            <w:tcMar>
+              <w:top w:type="dxa" w:w="40"/>
+              <w:left w:type="dxa" w:w="90"/>
+              <w:bottom w:type="dxa" w:w="40"/>
+              <w:right w:type="dxa" w:w="90"/>
+            </w:tcMar>
+          </w:tcPr>
+          <w:p>
+            <w:r>
+              <w:rPr>
+                <w:b/>
+                <w:bCs/>
+                <w:color w:val="15803D"/>
+                <w:sz w:val="18"/>
+                <w:szCs w:val="18"/>
+              </w:rPr>
+              <w:t xml:space="preserve">✔ PASSED</w:t>
+            </w:r>
+          </w:p>
+        </w:tc>
+      </w:tr>
+      <w:tr>
+        <w:trPr>
+          <w:cantSplit/>
+        </w:trPr>
+        <w:tc>
+          <w:tcPr>
+            <w:tcW w:type="dxa" w:w="450"/>
+            <w:tcBorders>
+              <w:top w:val="single" w:color="D0D7DE" w:sz="4"/>
+              <w:left w:val="single" w:color="D0D7DE" w:sz="4"/>
+              <w:bottom w:val="single" w:color="D0D7DE" w:sz="4"/>
+              <w:right w:val="single" w:color="D0D7DE" w:sz="4"/>
+            </w:tcBorders>
+            <w:tcMar>
+              <w:top w:type="dxa" w:w="40"/>
+              <w:left w:type="dxa" w:w="90"/>
+              <w:bottom w:type="dxa" w:w="40"/>
+              <w:right w:type="dxa" w:w="90"/>
+            </w:tcMar>
+          </w:tcPr>
+          <w:p>
+            <w:r>
+              <w:rPr>
+                <w:b w:val="false"/>
+                <w:bCs w:val="false"/>
+                <w:sz w:val="18"/>
+                <w:szCs w:val="18"/>
+              </w:rPr>
+              <w:t xml:space="preserve">5</w:t>
+            </w:r>
+          </w:p>
+        </w:tc>
+        <w:tc>
+          <w:tcPr>
+            <w:tcW w:type="dxa" w:w="3450"/>
+            <w:tcBorders>
+              <w:top w:val="single" w:color="D0D7DE" w:sz="4"/>
+              <w:left w:val="single" w:color="D0D7DE" w:sz="4"/>
+              <w:bottom w:val="single" w:color="D0D7DE" w:sz="4"/>
+              <w:right w:val="single" w:color="D0D7DE" w:sz="4"/>
+            </w:tcBorders>
+            <w:tcMar>
+              <w:top w:type="dxa" w:w="40"/>
+              <w:left w:type="dxa" w:w="90"/>
+              <w:bottom w:type="dxa" w:w="40"/>
+              <w:right w:type="dxa" w:w="90"/>
+            </w:tcMar>
+          </w:tcPr>
+          <w:p>
+            <w:r>
+              <w:rPr>
+                <w:rFonts w:ascii="Consolas" w:cs="Consolas" w:eastAsia="Consolas" w:hAnsi="Consolas"/>
+                <w:color w:val="C2410C"/>
+                <w:sz w:val="16"/>
+                <w:szCs w:val="16"/>
+              </w:rPr>
+              <w:t xml:space="preserve">test_subtipos_definen_constructor_que_llama_a_super</w:t>
+            </w:r>
+          </w:p>
+        </w:tc>
+        <w:tc>
+          <w:tcPr>
+            <w:tcW w:type="dxa" w:w="4500"/>
+            <w:tcBorders>
+              <w:top w:val="single" w:color="D0D7DE" w:sz="4"/>
+              <w:left w:val="single" w:color="D0D7DE" w:sz="4"/>
+              <w:bottom w:val="single" w:color="D0D7DE" w:sz="4"/>
+              <w:right w:val="single" w:color="D0D7DE" w:sz="4"/>
+            </w:tcBorders>
+            <w:tcMar>
+              <w:top w:type="dxa" w:w="40"/>
+              <w:left w:type="dxa" w:w="90"/>
+              <w:bottom w:type="dxa" w:w="40"/>
+              <w:right w:type="dxa" w:w="90"/>
+            </w:tcMar>
+          </w:tcPr>
+          <w:p>
+            <w:r>
+              <w:rPr>
+                <w:b w:val="false"/>
+                <w:bCs w:val="false"/>
+                <w:sz w:val="18"/>
+                <w:szCs w:val="18"/>
+              </w:rPr>
+              <w:t xml:space="preserve">La pauta exige que los subtipos llamen a super().__init__(). La prueba lo revisa en los 5 subtipos.</w:t>
+            </w:r>
+          </w:p>
+        </w:tc>
+        <w:tc>
+          <w:tcPr>
+            <w:tcW w:type="dxa" w:w="1238"/>
+            <w:tcBorders>
+              <w:top w:val="single" w:color="D0D7DE" w:sz="4"/>
+              <w:left w:val="single" w:color="D0D7DE" w:sz="4"/>
+              <w:bottom w:val="single" w:color="D0D7DE" w:sz="4"/>
+              <w:right w:val="single" w:color="D0D7DE" w:sz="4"/>
+            </w:tcBorders>
+            <w:tcMar>
+              <w:top w:type="dxa" w:w="40"/>
+              <w:left w:type="dxa" w:w="90"/>
+              <w:bottom w:type="dxa" w:w="40"/>
+              <w:right w:type="dxa" w:w="90"/>
+            </w:tcMar>
+          </w:tcPr>
+          <w:p>
+            <w:r>
+              <w:rPr>
+                <w:b/>
+                <w:bCs/>
+                <w:color w:val="15803D"/>
+                <w:sz w:val="18"/>
+                <w:szCs w:val="18"/>
+              </w:rPr>
+              <w:t xml:space="preserve">✔ PASSED</w:t>
+            </w:r>
+          </w:p>
+        </w:tc>
+      </w:tr>
+      <w:tr>
+        <w:trPr>
+          <w:cantSplit/>
+        </w:trPr>
+        <w:tc>
+          <w:tcPr>
+            <w:tcW w:type="dxa" w:w="450"/>
+            <w:tcBorders>
+              <w:top w:val="single" w:color="D0D7DE" w:sz="4"/>
+              <w:left w:val="single" w:color="D0D7DE" w:sz="4"/>
+              <w:bottom w:val="single" w:color="D0D7DE" w:sz="4"/>
+              <w:right w:val="single" w:color="D0D7DE" w:sz="4"/>
+            </w:tcBorders>
+            <w:tcMar>
+              <w:top w:type="dxa" w:w="40"/>
+              <w:left w:type="dxa" w:w="90"/>
+              <w:bottom w:type="dxa" w:w="40"/>
+              <w:right w:type="dxa" w:w="90"/>
+            </w:tcMar>
+          </w:tcPr>
+          <w:p>
+            <w:r>
+              <w:rPr>
+                <w:b w:val="false"/>
+                <w:bCs w:val="false"/>
+                <w:sz w:val="18"/>
+                <w:szCs w:val="18"/>
+              </w:rPr>
+              <w:t xml:space="preserve">6</w:t>
+            </w:r>
+          </w:p>
+        </w:tc>
+        <w:tc>
+          <w:tcPr>
+            <w:tcW w:type="dxa" w:w="3450"/>
+            <w:tcBorders>
+              <w:top w:val="single" w:color="D0D7DE" w:sz="4"/>
+              <w:left w:val="single" w:color="D0D7DE" w:sz="4"/>
+              <w:bottom w:val="single" w:color="D0D7DE" w:sz="4"/>
+              <w:right w:val="single" w:color="D0D7DE" w:sz="4"/>
+            </w:tcBorders>
+            <w:tcMar>
+              <w:top w:type="dxa" w:w="40"/>
+              <w:left w:type="dxa" w:w="90"/>
+              <w:bottom w:type="dxa" w:w="40"/>
+              <w:right w:type="dxa" w:w="90"/>
+            </w:tcMar>
+          </w:tcPr>
+          <w:p>
+            <w:r>
+              <w:rPr>
+                <w:rFonts w:ascii="Consolas" w:cs="Consolas" w:eastAsia="Consolas" w:hAnsi="Consolas"/>
+                <w:color w:val="C2410C"/>
+                <w:sz w:val="16"/>
+                <w:szCs w:val="16"/>
+              </w:rPr>
+              <w:t xml:space="preserve">test_composicion_la_inscripcion_crea_el_detalle</w:t>
+            </w:r>
+          </w:p>
+        </w:tc>
+        <w:tc>
+          <w:tcPr>
+            <w:tcW w:type="dxa" w:w="4500"/>
+            <w:tcBorders>
+              <w:top w:val="single" w:color="D0D7DE" w:sz="4"/>
+              <w:left w:val="single" w:color="D0D7DE" w:sz="4"/>
+              <w:bottom w:val="single" w:color="D0D7DE" w:sz="4"/>
+              <w:right w:val="single" w:color="D0D7DE" w:sz="4"/>
+            </w:tcBorders>
+            <w:tcMar>
+              <w:top w:type="dxa" w:w="40"/>
+              <w:left w:type="dxa" w:w="90"/>
+              <w:bottom w:type="dxa" w:w="40"/>
+              <w:right w:type="dxa" w:w="90"/>
+            </w:tcMar>
+          </w:tcPr>
+          <w:p>
+            <w:r>
+              <w:rPr>
+                <w:b w:val="false"/>
+                <w:bCs w:val="false"/>
+                <w:sz w:val="18"/>
+                <w:szCs w:val="18"/>
+              </w:rPr>
+              <w:t xml:space="preserve">Composición: agregar_clase(clase) debe crear el DetalleClaseReservada dentro de la inscripción y apuntar a la clase existente.</w:t>
+            </w:r>
+          </w:p>
+        </w:tc>
+        <w:tc>
+          <w:tcPr>
+            <w:tcW w:type="dxa" w:w="1238"/>
+            <w:tcBorders>
+              <w:top w:val="single" w:color="D0D7DE" w:sz="4"/>
+              <w:left w:val="single" w:color="D0D7DE" w:sz="4"/>
+              <w:bottom w:val="single" w:color="D0D7DE" w:sz="4"/>
+              <w:right w:val="single" w:color="D0D7DE" w:sz="4"/>
+            </w:tcBorders>
+            <w:tcMar>
+              <w:top w:type="dxa" w:w="40"/>
+              <w:left w:type="dxa" w:w="90"/>
+              <w:bottom w:type="dxa" w:w="40"/>
+              <w:right w:type="dxa" w:w="90"/>
+            </w:tcMar>
+          </w:tcPr>
+          <w:p>
+            <w:r>
+              <w:rPr>
+                <w:b/>
+                <w:bCs/>
+                <w:color w:val="15803D"/>
+                <w:sz w:val="18"/>
+                <w:szCs w:val="18"/>
+              </w:rPr>
+              <w:t xml:space="preserve">✔ PASSED</w:t>
+            </w:r>
+          </w:p>
+        </w:tc>
+      </w:tr>
+      <w:tr>
+        <w:trPr>
+          <w:cantSplit/>
+        </w:trPr>
+        <w:tc>
+          <w:tcPr>
+            <w:tcW w:type="dxa" w:w="450"/>
+            <w:tcBorders>
+              <w:top w:val="single" w:color="D0D7DE" w:sz="4"/>
+              <w:left w:val="single" w:color="D0D7DE" w:sz="4"/>
+              <w:bottom w:val="single" w:color="D0D7DE" w:sz="4"/>
+              <w:right w:val="single" w:color="D0D7DE" w:sz="4"/>
+            </w:tcBorders>
+            <w:tcMar>
+              <w:top w:type="dxa" w:w="40"/>
+              <w:left w:type="dxa" w:w="90"/>
+              <w:bottom w:type="dxa" w:w="40"/>
+              <w:right w:type="dxa" w:w="90"/>
+            </w:tcMar>
+          </w:tcPr>
+          <w:p>
+            <w:r>
+              <w:rPr>
+                <w:b w:val="false"/>
+                <w:bCs w:val="false"/>
+                <w:sz w:val="18"/>
+                <w:szCs w:val="18"/>
+              </w:rPr>
+              <w:t xml:space="preserve">7</w:t>
+            </w:r>
+          </w:p>
+        </w:tc>
+        <w:tc>
+          <w:tcPr>
+            <w:tcW w:type="dxa" w:w="3450"/>
+            <w:tcBorders>
+              <w:top w:val="single" w:color="D0D7DE" w:sz="4"/>
+              <w:left w:val="single" w:color="D0D7DE" w:sz="4"/>
+              <w:bottom w:val="single" w:color="D0D7DE" w:sz="4"/>
+              <w:right w:val="single" w:color="D0D7DE" w:sz="4"/>
+            </w:tcBorders>
+            <w:tcMar>
+              <w:top w:type="dxa" w:w="40"/>
+              <w:left w:type="dxa" w:w="90"/>
+              <w:bottom w:type="dxa" w:w="40"/>
+              <w:right w:type="dxa" w:w="90"/>
+            </w:tcMar>
+          </w:tcPr>
+          <w:p>
+            <w:r>
+              <w:rPr>
+                <w:rFonts w:ascii="Consolas" w:cs="Consolas" w:eastAsia="Consolas" w:hAnsi="Consolas"/>
+                <w:color w:val="C2410C"/>
+                <w:sz w:val="16"/>
+                <w:szCs w:val="16"/>
+              </w:rPr>
+              <w:t xml:space="preserve">test_inscripcion_agrupa_varias_clases_y_calcula_total</w:t>
+            </w:r>
+          </w:p>
+        </w:tc>
+        <w:tc>
+          <w:tcPr>
+            <w:tcW w:type="dxa" w:w="4500"/>
+            <w:tcBorders>
+              <w:top w:val="single" w:color="D0D7DE" w:sz="4"/>
+              <w:left w:val="single" w:color="D0D7DE" w:sz="4"/>
+              <w:bottom w:val="single" w:color="D0D7DE" w:sz="4"/>
+              <w:right w:val="single" w:color="D0D7DE" w:sz="4"/>
+            </w:tcBorders>
+            <w:tcMar>
+              <w:top w:type="dxa" w:w="40"/>
+              <w:left w:type="dxa" w:w="90"/>
+              <w:bottom w:type="dxa" w:w="40"/>
+              <w:right w:type="dxa" w:w="90"/>
+            </w:tcMar>
+          </w:tcPr>
+          <w:p>
+            <w:r>
+              <w:rPr>
+                <w:b w:val="false"/>
+                <w:bCs w:val="false"/>
+                <w:sz w:val="18"/>
+                <w:szCs w:val="18"/>
+              </w:rPr>
+              <w:t xml:space="preserve">Requerimiento 4: Yoga + Crossfit bajo una misma inscripción; el total debe ser $15.000 + $22.000 = $37.000.</w:t>
+            </w:r>
+          </w:p>
+        </w:tc>
+        <w:tc>
+          <w:tcPr>
+            <w:tcW w:type="dxa" w:w="1238"/>
+            <w:tcBorders>
+              <w:top w:val="single" w:color="D0D7DE" w:sz="4"/>
+              <w:left w:val="single" w:color="D0D7DE" w:sz="4"/>
+              <w:bottom w:val="single" w:color="D0D7DE" w:sz="4"/>
+              <w:right w:val="single" w:color="D0D7DE" w:sz="4"/>
+            </w:tcBorders>
+            <w:tcMar>
+              <w:top w:type="dxa" w:w="40"/>
+              <w:left w:type="dxa" w:w="90"/>
+              <w:bottom w:type="dxa" w:w="40"/>
+              <w:right w:type="dxa" w:w="90"/>
+            </w:tcMar>
+          </w:tcPr>
+          <w:p>
+            <w:r>
+              <w:rPr>
+                <w:b/>
+                <w:bCs/>
+                <w:color w:val="15803D"/>
+                <w:sz w:val="18"/>
+                <w:szCs w:val="18"/>
+              </w:rPr>
+              <w:t xml:space="preserve">✔ PASSED</w:t>
+            </w:r>
+          </w:p>
+        </w:tc>
+      </w:tr>
+      <w:tr>
+        <w:trPr>
+          <w:cantSplit/>
+        </w:trPr>
+        <w:tc>
+          <w:tcPr>
+            <w:tcW w:type="dxa" w:w="450"/>
+            <w:tcBorders>
+              <w:top w:val="single" w:color="D0D7DE" w:sz="4"/>
+              <w:left w:val="single" w:color="D0D7DE" w:sz="4"/>
+              <w:bottom w:val="single" w:color="D0D7DE" w:sz="4"/>
+              <w:right w:val="single" w:color="D0D7DE" w:sz="4"/>
+            </w:tcBorders>
+            <w:tcMar>
+              <w:top w:type="dxa" w:w="40"/>
+              <w:left w:type="dxa" w:w="90"/>
+              <w:bottom w:type="dxa" w:w="40"/>
+              <w:right w:type="dxa" w:w="90"/>
+            </w:tcMar>
+          </w:tcPr>
+          <w:p>
+            <w:r>
+              <w:rPr>
+                <w:b w:val="false"/>
+                <w:bCs w:val="false"/>
+                <w:sz w:val="18"/>
+                <w:szCs w:val="18"/>
+              </w:rPr>
+              <w:t xml:space="preserve">8</w:t>
+            </w:r>
+          </w:p>
+        </w:tc>
+        <w:tc>
+          <w:tcPr>
+            <w:tcW w:type="dxa" w:w="3450"/>
+            <w:tcBorders>
+              <w:top w:val="single" w:color="D0D7DE" w:sz="4"/>
+              <w:left w:val="single" w:color="D0D7DE" w:sz="4"/>
+              <w:bottom w:val="single" w:color="D0D7DE" w:sz="4"/>
+              <w:right w:val="single" w:color="D0D7DE" w:sz="4"/>
+            </w:tcBorders>
+            <w:tcMar>
+              <w:top w:type="dxa" w:w="40"/>
+              <w:left w:type="dxa" w:w="90"/>
+              <w:bottom w:type="dxa" w:w="40"/>
+              <w:right w:type="dxa" w:w="90"/>
+            </w:tcMar>
+          </w:tcPr>
+          <w:p>
+            <w:r>
+              <w:rPr>
+                <w:rFonts w:ascii="Consolas" w:cs="Consolas" w:eastAsia="Consolas" w:hAnsi="Consolas"/>
+                <w:color w:val="C2410C"/>
+                <w:sz w:val="16"/>
+                <w:szCs w:val="16"/>
+              </w:rPr>
+              <w:t xml:space="preserve">test_cupo_lleno_lanza_excepcion_y_no_agrega</w:t>
+            </w:r>
+            <w:r>
+              <w:rPr>
+                <w:sz w:val="18"/>
+                <w:szCs w:val="18"/>
+              </w:rPr>
+              <w:t xml:space="preserve"> — Crossfit con 10 inscritos</w:t>
+            </w:r>
+          </w:p>
+        </w:tc>
+        <w:tc>
+          <w:tcPr>
+            <w:tcW w:type="dxa" w:w="4500"/>
+            <w:tcBorders>
+              <w:top w:val="single" w:color="D0D7DE" w:sz="4"/>
+              <w:left w:val="single" w:color="D0D7DE" w:sz="4"/>
+              <w:bottom w:val="single" w:color="D0D7DE" w:sz="4"/>
+              <w:right w:val="single" w:color="D0D7DE" w:sz="4"/>
+            </w:tcBorders>
+            <w:tcMar>
+              <w:top w:type="dxa" w:w="40"/>
+              <w:left w:type="dxa" w:w="90"/>
+              <w:bottom w:type="dxa" w:w="40"/>
+              <w:right w:type="dxa" w:w="90"/>
+            </w:tcMar>
+          </w:tcPr>
+          <w:p>
+            <w:r>
+              <w:rPr>
+                <w:b w:val="false"/>
+                <w:bCs w:val="false"/>
+                <w:sz w:val="18"/>
+                <w:szCs w:val="18"/>
+              </w:rPr>
+              <w:t xml:space="preserve">Regla 1: se lanza CupoLlenoException, la inscripción queda sin detalles y la clase no suma un inscrito.</w:t>
+            </w:r>
+          </w:p>
+        </w:tc>
+        <w:tc>
+          <w:tcPr>
+            <w:tcW w:type="dxa" w:w="1238"/>
+            <w:tcBorders>
+              <w:top w:val="single" w:color="D0D7DE" w:sz="4"/>
+              <w:left w:val="single" w:color="D0D7DE" w:sz="4"/>
+              <w:bottom w:val="single" w:color="D0D7DE" w:sz="4"/>
+              <w:right w:val="single" w:color="D0D7DE" w:sz="4"/>
+            </w:tcBorders>
+            <w:tcMar>
+              <w:top w:type="dxa" w:w="40"/>
+              <w:left w:type="dxa" w:w="90"/>
+              <w:bottom w:type="dxa" w:w="40"/>
+              <w:right w:type="dxa" w:w="90"/>
+            </w:tcMar>
+          </w:tcPr>
+          <w:p>
+            <w:r>
+              <w:rPr>
+                <w:b/>
+                <w:bCs/>
+                <w:color w:val="15803D"/>
+                <w:sz w:val="18"/>
+                <w:szCs w:val="18"/>
+              </w:rPr>
+              <w:t xml:space="preserve">✔ PASSED</w:t>
+            </w:r>
+          </w:p>
+        </w:tc>
+      </w:tr>
+      <w:tr>
+        <w:trPr>
+          <w:cantSplit/>
+        </w:trPr>
+        <w:tc>
+          <w:tcPr>
+            <w:tcW w:type="dxa" w:w="450"/>
+            <w:tcBorders>
+              <w:top w:val="single" w:color="D0D7DE" w:sz="4"/>
+              <w:left w:val="single" w:color="D0D7DE" w:sz="4"/>
+              <w:bottom w:val="single" w:color="D0D7DE" w:sz="4"/>
+              <w:right w:val="single" w:color="D0D7DE" w:sz="4"/>
+            </w:tcBorders>
+            <w:tcMar>
+              <w:top w:type="dxa" w:w="40"/>
+              <w:left w:type="dxa" w:w="90"/>
+              <w:bottom w:type="dxa" w:w="40"/>
+              <w:right w:type="dxa" w:w="90"/>
+            </w:tcMar>
+          </w:tcPr>
+          <w:p>
+            <w:r>
+              <w:rPr>
+                <w:b w:val="false"/>
+                <w:bCs w:val="false"/>
+                <w:sz w:val="18"/>
+                <w:szCs w:val="18"/>
+              </w:rPr>
+              <w:t xml:space="preserve">9</w:t>
+            </w:r>
+          </w:p>
+        </w:tc>
+        <w:tc>
+          <w:tcPr>
+            <w:tcW w:type="dxa" w:w="3450"/>
+            <w:tcBorders>
+              <w:top w:val="single" w:color="D0D7DE" w:sz="4"/>
+              <w:left w:val="single" w:color="D0D7DE" w:sz="4"/>
+              <w:bottom w:val="single" w:color="D0D7DE" w:sz="4"/>
+              <w:right w:val="single" w:color="D0D7DE" w:sz="4"/>
+            </w:tcBorders>
+            <w:tcMar>
+              <w:top w:type="dxa" w:w="40"/>
+              <w:left w:type="dxa" w:w="90"/>
+              <w:bottom w:type="dxa" w:w="40"/>
+              <w:right w:type="dxa" w:w="90"/>
+            </w:tcMar>
+          </w:tcPr>
+          <w:p>
+            <w:r>
+              <w:rPr>
+                <w:rFonts w:ascii="Consolas" w:cs="Consolas" w:eastAsia="Consolas" w:hAnsi="Consolas"/>
+                <w:color w:val="C2410C"/>
+                <w:sz w:val="16"/>
+                <w:szCs w:val="16"/>
+              </w:rPr>
+              <w:t xml:space="preserve">test_membresia_vencida_bloquea_ingreso</w:t>
+            </w:r>
+            <w:r>
+              <w:rPr>
+                <w:sz w:val="18"/>
+                <w:szCs w:val="18"/>
+              </w:rPr>
+              <w:t xml:space="preserve"> — membresía vencida hace 10 días</w:t>
+            </w:r>
+          </w:p>
+        </w:tc>
+        <w:tc>
+          <w:tcPr>
+            <w:tcW w:type="dxa" w:w="4500"/>
+            <w:tcBorders>
+              <w:top w:val="single" w:color="D0D7DE" w:sz="4"/>
+              <w:left w:val="single" w:color="D0D7DE" w:sz="4"/>
+              <w:bottom w:val="single" w:color="D0D7DE" w:sz="4"/>
+              <w:right w:val="single" w:color="D0D7DE" w:sz="4"/>
+            </w:tcBorders>
+            <w:tcMar>
+              <w:top w:type="dxa" w:w="40"/>
+              <w:left w:type="dxa" w:w="90"/>
+              <w:bottom w:type="dxa" w:w="40"/>
+              <w:right w:type="dxa" w:w="90"/>
+            </w:tcMar>
+          </w:tcPr>
+          <w:p>
+            <w:r>
+              <w:rPr>
+                <w:b w:val="false"/>
+                <w:bCs w:val="false"/>
+                <w:sz w:val="18"/>
+                <w:szCs w:val="18"/>
+              </w:rPr>
+              <w:t xml:space="preserve">Regla 2: puede_ingresar() lanza MembresiaVencidaException y la excepción guarda la fecha de vencimiento.</w:t>
+            </w:r>
+          </w:p>
+        </w:tc>
+        <w:tc>
+          <w:tcPr>
+            <w:tcW w:type="dxa" w:w="1238"/>
+            <w:tcBorders>
+              <w:top w:val="single" w:color="D0D7DE" w:sz="4"/>
+              <w:left w:val="single" w:color="D0D7DE" w:sz="4"/>
+              <w:bottom w:val="single" w:color="D0D7DE" w:sz="4"/>
+              <w:right w:val="single" w:color="D0D7DE" w:sz="4"/>
+            </w:tcBorders>
+            <w:tcMar>
+              <w:top w:type="dxa" w:w="40"/>
+              <w:left w:type="dxa" w:w="90"/>
+              <w:bottom w:type="dxa" w:w="40"/>
+              <w:right w:type="dxa" w:w="90"/>
+            </w:tcMar>
+          </w:tcPr>
+          <w:p>
+            <w:r>
+              <w:rPr>
+                <w:b/>
+                <w:bCs/>
+                <w:color w:val="15803D"/>
+                <w:sz w:val="18"/>
+                <w:szCs w:val="18"/>
+              </w:rPr>
+              <w:t xml:space="preserve">✔ PASSED</w:t>
+            </w:r>
+          </w:p>
+        </w:tc>
+      </w:tr>
+      <w:tr>
+        <w:trPr>
+          <w:cantSplit/>
+        </w:trPr>
+        <w:tc>
+          <w:tcPr>
+            <w:tcW w:type="dxa" w:w="450"/>
+            <w:tcBorders>
+              <w:top w:val="single" w:color="D0D7DE" w:sz="4"/>
+              <w:left w:val="single" w:color="D0D7DE" w:sz="4"/>
+              <w:bottom w:val="single" w:color="D0D7DE" w:sz="4"/>
+              <w:right w:val="single" w:color="D0D7DE" w:sz="4"/>
+            </w:tcBorders>
+            <w:tcMar>
+              <w:top w:type="dxa" w:w="40"/>
+              <w:left w:type="dxa" w:w="90"/>
+              <w:bottom w:type="dxa" w:w="40"/>
+              <w:right w:type="dxa" w:w="90"/>
+            </w:tcMar>
+          </w:tcPr>
+          <w:p>
+            <w:r>
+              <w:rPr>
+                <w:b w:val="false"/>
+                <w:bCs w:val="false"/>
+                <w:sz w:val="18"/>
+                <w:szCs w:val="18"/>
+              </w:rPr>
+              <w:t xml:space="preserve">10</w:t>
+            </w:r>
+          </w:p>
+        </w:tc>
+        <w:tc>
+          <w:tcPr>
+            <w:tcW w:type="dxa" w:w="3450"/>
+            <w:tcBorders>
+              <w:top w:val="single" w:color="D0D7DE" w:sz="4"/>
+              <w:left w:val="single" w:color="D0D7DE" w:sz="4"/>
+              <w:bottom w:val="single" w:color="D0D7DE" w:sz="4"/>
+              <w:right w:val="single" w:color="D0D7DE" w:sz="4"/>
+            </w:tcBorders>
+            <w:tcMar>
+              <w:top w:type="dxa" w:w="40"/>
+              <w:left w:type="dxa" w:w="90"/>
+              <w:bottom w:type="dxa" w:w="40"/>
+              <w:right w:type="dxa" w:w="90"/>
+            </w:tcMar>
+          </w:tcPr>
+          <w:p>
+            <w:r>
+              <w:rPr>
+                <w:rFonts w:ascii="Consolas" w:cs="Consolas" w:eastAsia="Consolas" w:hAnsi="Consolas"/>
+                <w:color w:val="C2410C"/>
+                <w:sz w:val="16"/>
+                <w:szCs w:val="16"/>
+              </w:rPr>
+              <w:t xml:space="preserve">test_cobrar_mensualidad_renueva_membresia_y_evita_doble_cobro</w:t>
+            </w:r>
+          </w:p>
+        </w:tc>
+        <w:tc>
+          <w:tcPr>
+            <w:tcW w:type="dxa" w:w="4500"/>
+            <w:tcBorders>
+              <w:top w:val="single" w:color="D0D7DE" w:sz="4"/>
+              <w:left w:val="single" w:color="D0D7DE" w:sz="4"/>
+              <w:bottom w:val="single" w:color="D0D7DE" w:sz="4"/>
+              <w:right w:val="single" w:color="D0D7DE" w:sz="4"/>
+            </w:tcBorders>
+            <w:tcMar>
+              <w:top w:type="dxa" w:w="40"/>
+              <w:left w:type="dxa" w:w="90"/>
+              <w:bottom w:type="dxa" w:w="40"/>
+              <w:right w:type="dxa" w:w="90"/>
+            </w:tcMar>
+          </w:tcPr>
+          <w:p>
+            <w:r>
+              <w:rPr>
+                <w:b w:val="false"/>
+                <w:bCs w:val="false"/>
+                <w:sz w:val="18"/>
+                <w:szCs w:val="18"/>
+              </w:rPr>
+              <w:t xml:space="preserve">Al cobrar, la membresía queda vigente y el socio puede ingresar; un segundo cobro se rechaza (no hay doble cobro).</w:t>
+            </w:r>
+          </w:p>
+        </w:tc>
+        <w:tc>
+          <w:tcPr>
+            <w:tcW w:type="dxa" w:w="1238"/>
+            <w:tcBorders>
+              <w:top w:val="single" w:color="D0D7DE" w:sz="4"/>
+              <w:left w:val="single" w:color="D0D7DE" w:sz="4"/>
+              <w:bottom w:val="single" w:color="D0D7DE" w:sz="4"/>
+              <w:right w:val="single" w:color="D0D7DE" w:sz="4"/>
+            </w:tcBorders>
+            <w:tcMar>
+              <w:top w:type="dxa" w:w="40"/>
+              <w:left w:type="dxa" w:w="90"/>
+              <w:bottom w:type="dxa" w:w="40"/>
+              <w:right w:type="dxa" w:w="90"/>
+            </w:tcMar>
+          </w:tcPr>
+          <w:p>
+            <w:r>
+              <w:rPr>
+                <w:b/>
+                <w:bCs/>
+                <w:color w:val="15803D"/>
+                <w:sz w:val="18"/>
+                <w:szCs w:val="18"/>
+              </w:rPr>
+              <w:t xml:space="preserve">✔ PASSED</w:t>
+            </w:r>
+          </w:p>
+        </w:tc>
+      </w:tr>
+    </w:tbl>
+    <w:p>
+      <w:pPr>
+        <w:spacing w:after="100"/>
+      </w:pPr>
+    </w:p>
+    <w:p>
+      <w:pPr>
+        <w:spacing w:after="40" w:before="60"/>
+        <w:jc w:val="center"/>
+      </w:pPr>
+      <w:r>
+        <w:drawing>
+          <wp:inline distT="0" distB="0" distL="0" distR="0">
+            <wp:extent cx="4953000" cy="2676525"/>
+            <wp:effectExtent t="0" r="0" b="0" l="0"/>
+            <wp:docPr id="1" name="/tmp/claude-0/-home-user-gym-powerfit/9fdc54a9-7583-58d7-8ecd-2e0b9b0fae45/scratchpad/inf/pytest10.png" descr="/tmp/claude-0/-home-user-gym-powerfit/9fdc54a9-7583-58d7-8ecd-2e0b9b0fae45/scratchpad/inf/pytest10.png" title="/tmp/claude-0/-home-user-gym-powerfit/9fdc54a9-7583-58d7-8ecd-2e0b9b0fae45/scratchpad/inf/pytest10.png"/>
+            <wp:cNvGraphicFramePr>
+              <a:graphicFrameLocks xmlns:a="http://schemas.openxmlformats.org/drawingml/2006/main" noChangeAspect="1"/>
+            </wp:cNvGraphicFramePr>
+            <a:graphic xmlns:a="http://schemas.openxmlformats.org/drawingml/2006/main">
+              <a:graphicData uri="http://schemas.openxmlformats.org/drawingml/2006/picture">
+                <pic:pic xmlns:pic="http://schemas.openxmlformats.org/drawingml/2006/picture">
+                  <pic:nvPicPr>
+                    <pic:cNvPr id="0" name="" descr=""/>
+                    <pic:cNvPicPr>
+                      <a:picLocks noChangeAspect="1" noChangeArrowheads="1"/>
+                    </pic:cNvPicPr>
+                  </pic:nvPicPr>
+                  <pic:blipFill>
+                    <a:blip r:embed="rId15" cstate="none"/>
+                    <a:srcRect/>
+                    <a:stretch>
+                      <a:fillRect/>
+                    </a:stretch>
+                  </pic:blipFill>
+                  <pic:spPr bwMode="auto">
+                    <a:xfrm>
+                      <a:off x="0" y="0"/>
+                      <a:ext cx="4953000" cy="2676525"/>
+                    </a:xfrm>
+                    <a:prstGeom prst="rect">
+                      <a:avLst/>
+                    </a:prstGeom>
+                  </pic:spPr>
+                </pic:pic>
+              </a:graphicData>
+            </a:graphic>
+          </wp:inline>
+        </w:drawing>
+      </w:r>
+    </w:p>
+    <w:p>
+      <w:pPr>
+        <w:spacing w:after="140"/>
+        <w:jc w:val="center"/>
+      </w:pPr>
+      <w:r>
+        <w:rPr>
+          <w:i/>
+          <w:iCs/>
+          <w:color w:val="5F6368"/>
+          <w:sz w:val="17"/>
+          <w:szCs w:val="17"/>
+        </w:rPr>
+        <w:t xml:space="preserve">Figura 6. Ejecución de las 10 pruebas (15 casos: la prueba 1 revisa 6 RUT distintos), todas aprobadas.</w:t>
+      </w:r>
+    </w:p>
+    <w:p>
+      <w:pPr>
+        <w:spacing w:after="40" w:before="60"/>
+        <w:jc w:val="center"/>
+      </w:pPr>
+      <w:r>
+        <w:drawing>
+          <wp:inline distT="0" distB="0" distL="0" distR="0">
+            <wp:extent cx="4953000" cy="1085850"/>
+            <wp:effectExtent t="0" r="0" b="0" l="0"/>
+            <wp:docPr id="1" name="/tmp/claude-0/-home-user-gym-powerfit/9fdc54a9-7583-58d7-8ecd-2e0b9b0fae45/scratchpad/inf/pytestall.png" descr="/tmp/claude-0/-home-user-gym-powerfit/9fdc54a9-7583-58d7-8ecd-2e0b9b0fae45/scratchpad/inf/pytestall.png" title="/tmp/claude-0/-home-user-gym-powerfit/9fdc54a9-7583-58d7-8ecd-2e0b9b0fae45/scratchpad/inf/pytestall.png"/>
+            <wp:cNvGraphicFramePr>
+              <a:graphicFrameLocks xmlns:a="http://schemas.openxmlformats.org/drawingml/2006/main" noChangeAspect="1"/>
+            </wp:cNvGraphicFramePr>
+            <a:graphic xmlns:a="http://schemas.openxmlformats.org/drawingml/2006/main">
+              <a:graphicData uri="http://schemas.openxmlformats.org/drawingml/2006/picture">
+                <pic:pic xmlns:pic="http://schemas.openxmlformats.org/drawingml/2006/picture">
+                  <pic:nvPicPr>
+                    <pic:cNvPr id="0" name="" descr=""/>
+                    <pic:cNvPicPr>
+                      <a:picLocks noChangeAspect="1" noChangeArrowheads="1"/>
+                    </pic:cNvPicPr>
+                  </pic:nvPicPr>
+                  <pic:blipFill>
+                    <a:blip r:embed="rId16" cstate="none"/>
+                    <a:srcRect/>
+                    <a:stretch>
+                      <a:fillRect/>
+                    </a:stretch>
+                  </pic:blipFill>
+                  <pic:spPr bwMode="auto">
+                    <a:xfrm>
+                      <a:off x="0" y="0"/>
+                      <a:ext cx="4953000" cy="1085850"/>
+                    </a:xfrm>
+                    <a:prstGeom prst="rect">
+                      <a:avLst/>
+                    </a:prstGeom>
+                  </pic:spPr>
+                </pic:pic>
+              </a:graphicData>
+            </a:graphic>
+          </wp:inline>
+        </w:drawing>
+      </w:r>
+    </w:p>
+    <w:p>
+      <w:pPr>
+        <w:spacing w:after="140"/>
+        <w:jc w:val="center"/>
+      </w:pPr>
+      <w:r>
+        <w:rPr>
+          <w:i/>
+          <w:iCs/>
+          <w:color w:val="5F6368"/>
+          <w:sz w:val="17"/>
+          <w:szCs w:val="17"/>
+        </w:rPr>
+        <w:t xml:space="preserve">Figura 7. Suite completa: 73 pruebas aprobadas (modelo, base de datos y web).</w:t>
+      </w:r>
     </w:p>
     <w:p>
       <w:pPr>
